--- a/taniguchi/api/Fix/API設計書_資産台帳取込.docx
+++ b/taniguchi/api/Fix/API設計書_資産台帳取込.docx
@@ -1002,7 +1002,7 @@
       <w:r>
         <w:fldChar w:fldCharType="separate"/>
       </w:r>
-      <w:hyperlink w:anchor="_Toc231141170" w:history="1">
+      <w:hyperlink w:anchor="_Toc231304156" w:history="1">
         <w:r>
           <w:rPr>
             <w:rStyle w:val="afffffff5"/>
@@ -1029,7 +1029,7 @@
             <w:noProof/>
             <w:webHidden/>
           </w:rPr>
-          <w:instrText xml:space="preserve"> PAGEREF _Toc231141170 \h </w:instrText>
+          <w:instrText xml:space="preserve"> PAGEREF _Toc231304156 \h </w:instrText>
         </w:r>
         <w:r>
           <w:rPr>
@@ -1077,7 +1077,7 @@
           <w14:ligatures w14:val="standardContextual"/>
         </w:rPr>
       </w:pPr>
-      <w:hyperlink w:anchor="_Toc231141171" w:history="1">
+      <w:hyperlink w:anchor="_Toc231304157" w:history="1">
         <w:r>
           <w:rPr>
             <w:rStyle w:val="afffffff5"/>
@@ -1104,7 +1104,7 @@
             <w:noProof/>
             <w:webHidden/>
           </w:rPr>
-          <w:instrText xml:space="preserve"> PAGEREF _Toc231141171 \h </w:instrText>
+          <w:instrText xml:space="preserve"> PAGEREF _Toc231304157 \h </w:instrText>
         </w:r>
         <w:r>
           <w:rPr>
@@ -1152,7 +1152,7 @@
           <w14:ligatures w14:val="standardContextual"/>
         </w:rPr>
       </w:pPr>
-      <w:hyperlink w:anchor="_Toc231141172" w:history="1">
+      <w:hyperlink w:anchor="_Toc231304158" w:history="1">
         <w:r>
           <w:rPr>
             <w:rStyle w:val="afffffff5"/>
@@ -1179,7 +1179,7 @@
             <w:noProof/>
             <w:webHidden/>
           </w:rPr>
-          <w:instrText xml:space="preserve"> PAGEREF _Toc231141172 \h </w:instrText>
+          <w:instrText xml:space="preserve"> PAGEREF _Toc231304158 \h </w:instrText>
         </w:r>
         <w:r>
           <w:rPr>
@@ -1228,7 +1228,7 @@
           <w14:ligatures w14:val="standardContextual"/>
         </w:rPr>
       </w:pPr>
-      <w:hyperlink w:anchor="_Toc231141173" w:history="1">
+      <w:hyperlink w:anchor="_Toc231304159" w:history="1">
         <w:r>
           <w:rPr>
             <w:rStyle w:val="afffffff5"/>
@@ -1255,7 +1255,7 @@
             <w:noProof/>
             <w:webHidden/>
           </w:rPr>
-          <w:instrText xml:space="preserve"> PAGEREF _Toc231141173 \h </w:instrText>
+          <w:instrText xml:space="preserve"> PAGEREF _Toc231304159 \h </w:instrText>
         </w:r>
         <w:r>
           <w:rPr>
@@ -1303,7 +1303,7 @@
           <w14:ligatures w14:val="standardContextual"/>
         </w:rPr>
       </w:pPr>
-      <w:hyperlink w:anchor="_Toc231141174" w:history="1">
+      <w:hyperlink w:anchor="_Toc231304160" w:history="1">
         <w:r>
           <w:rPr>
             <w:rStyle w:val="afffffff5"/>
@@ -1330,7 +1330,7 @@
             <w:noProof/>
             <w:webHidden/>
           </w:rPr>
-          <w:instrText xml:space="preserve"> PAGEREF _Toc231141174 \h </w:instrText>
+          <w:instrText xml:space="preserve"> PAGEREF _Toc231304160 \h </w:instrText>
         </w:r>
         <w:r>
           <w:rPr>
@@ -1378,7 +1378,7 @@
           <w14:ligatures w14:val="standardContextual"/>
         </w:rPr>
       </w:pPr>
-      <w:hyperlink w:anchor="_Toc231141175" w:history="1">
+      <w:hyperlink w:anchor="_Toc231304161" w:history="1">
         <w:r>
           <w:rPr>
             <w:rStyle w:val="afffffff5"/>
@@ -1405,7 +1405,7 @@
             <w:noProof/>
             <w:webHidden/>
           </w:rPr>
-          <w:instrText xml:space="preserve"> PAGEREF _Toc231141175 \h </w:instrText>
+          <w:instrText xml:space="preserve"> PAGEREF _Toc231304161 \h </w:instrText>
         </w:r>
         <w:r>
           <w:rPr>
@@ -1454,7 +1454,7 @@
           <w14:ligatures w14:val="standardContextual"/>
         </w:rPr>
       </w:pPr>
-      <w:hyperlink w:anchor="_Toc231141176" w:history="1">
+      <w:hyperlink w:anchor="_Toc231304162" w:history="1">
         <w:r>
           <w:rPr>
             <w:rStyle w:val="afffffff5"/>
@@ -1481,7 +1481,7 @@
             <w:noProof/>
             <w:webHidden/>
           </w:rPr>
-          <w:instrText xml:space="preserve"> PAGEREF _Toc231141176 \h </w:instrText>
+          <w:instrText xml:space="preserve"> PAGEREF _Toc231304162 \h </w:instrText>
         </w:r>
         <w:r>
           <w:rPr>
@@ -1529,7 +1529,7 @@
           <w14:ligatures w14:val="standardContextual"/>
         </w:rPr>
       </w:pPr>
-      <w:hyperlink w:anchor="_Toc231141177" w:history="1">
+      <w:hyperlink w:anchor="_Toc231304163" w:history="1">
         <w:r>
           <w:rPr>
             <w:rStyle w:val="afffffff5"/>
@@ -1556,7 +1556,7 @@
             <w:noProof/>
             <w:webHidden/>
           </w:rPr>
-          <w:instrText xml:space="preserve"> PAGEREF _Toc231141177 \h </w:instrText>
+          <w:instrText xml:space="preserve"> PAGEREF _Toc231304163 \h </w:instrText>
         </w:r>
         <w:r>
           <w:rPr>
@@ -1604,7 +1604,7 @@
           <w14:ligatures w14:val="standardContextual"/>
         </w:rPr>
       </w:pPr>
-      <w:hyperlink w:anchor="_Toc231141178" w:history="1">
+      <w:hyperlink w:anchor="_Toc231304164" w:history="1">
         <w:r>
           <w:rPr>
             <w:rStyle w:val="afffffff5"/>
@@ -1631,7 +1631,7 @@
             <w:noProof/>
             <w:webHidden/>
           </w:rPr>
-          <w:instrText xml:space="preserve"> PAGEREF _Toc231141178 \h </w:instrText>
+          <w:instrText xml:space="preserve"> PAGEREF _Toc231304164 \h </w:instrText>
         </w:r>
         <w:r>
           <w:rPr>
@@ -1679,7 +1679,7 @@
           <w14:ligatures w14:val="standardContextual"/>
         </w:rPr>
       </w:pPr>
-      <w:hyperlink w:anchor="_Toc231141179" w:history="1">
+      <w:hyperlink w:anchor="_Toc231304165" w:history="1">
         <w:r>
           <w:rPr>
             <w:rStyle w:val="afffffff5"/>
@@ -1706,7 +1706,7 @@
             <w:noProof/>
             <w:webHidden/>
           </w:rPr>
-          <w:instrText xml:space="preserve"> PAGEREF _Toc231141179 \h </w:instrText>
+          <w:instrText xml:space="preserve"> PAGEREF _Toc231304165 \h </w:instrText>
         </w:r>
         <w:r>
           <w:rPr>
@@ -1754,7 +1754,7 @@
           <w14:ligatures w14:val="standardContextual"/>
         </w:rPr>
       </w:pPr>
-      <w:hyperlink w:anchor="_Toc231141180" w:history="1">
+      <w:hyperlink w:anchor="_Toc231304166" w:history="1">
         <w:r>
           <w:rPr>
             <w:rStyle w:val="afffffff5"/>
@@ -1781,7 +1781,7 @@
             <w:noProof/>
             <w:webHidden/>
           </w:rPr>
-          <w:instrText xml:space="preserve"> PAGEREF _Toc231141180 \h </w:instrText>
+          <w:instrText xml:space="preserve"> PAGEREF _Toc231304166 \h </w:instrText>
         </w:r>
         <w:r>
           <w:rPr>
@@ -1829,7 +1829,7 @@
           <w14:ligatures w14:val="standardContextual"/>
         </w:rPr>
       </w:pPr>
-      <w:hyperlink w:anchor="_Toc231141181" w:history="1">
+      <w:hyperlink w:anchor="_Toc231304167" w:history="1">
         <w:r>
           <w:rPr>
             <w:rStyle w:val="afffffff5"/>
@@ -1856,7 +1856,7 @@
             <w:noProof/>
             <w:webHidden/>
           </w:rPr>
-          <w:instrText xml:space="preserve"> PAGEREF _Toc231141181 \h </w:instrText>
+          <w:instrText xml:space="preserve"> PAGEREF _Toc231304167 \h </w:instrText>
         </w:r>
         <w:r>
           <w:rPr>
@@ -1904,7 +1904,7 @@
           <w14:ligatures w14:val="standardContextual"/>
         </w:rPr>
       </w:pPr>
-      <w:hyperlink w:anchor="_Toc231141182" w:history="1">
+      <w:hyperlink w:anchor="_Toc231304168" w:history="1">
         <w:r>
           <w:rPr>
             <w:rStyle w:val="afffffff5"/>
@@ -1931,7 +1931,7 @@
             <w:noProof/>
             <w:webHidden/>
           </w:rPr>
-          <w:instrText xml:space="preserve"> PAGEREF _Toc231141182 \h </w:instrText>
+          <w:instrText xml:space="preserve"> PAGEREF _Toc231304168 \h </w:instrText>
         </w:r>
         <w:r>
           <w:rPr>
@@ -1979,7 +1979,7 @@
           <w14:ligatures w14:val="standardContextual"/>
         </w:rPr>
       </w:pPr>
-      <w:hyperlink w:anchor="_Toc231141183" w:history="1">
+      <w:hyperlink w:anchor="_Toc231304169" w:history="1">
         <w:r>
           <w:rPr>
             <w:rStyle w:val="afffffff5"/>
@@ -2006,7 +2006,7 @@
             <w:noProof/>
             <w:webHidden/>
           </w:rPr>
-          <w:instrText xml:space="preserve"> PAGEREF _Toc231141183 \h </w:instrText>
+          <w:instrText xml:space="preserve"> PAGEREF _Toc231304169 \h </w:instrText>
         </w:r>
         <w:r>
           <w:rPr>
@@ -2053,7 +2053,7 @@
           <w14:ligatures w14:val="standardContextual"/>
         </w:rPr>
       </w:pPr>
-      <w:hyperlink w:anchor="_Toc231141184" w:history="1">
+      <w:hyperlink w:anchor="_Toc231304170" w:history="1">
         <w:r>
           <w:rPr>
             <w:rStyle w:val="afffffff5"/>
@@ -2080,7 +2080,7 @@
             <w:noProof/>
             <w:webHidden/>
           </w:rPr>
-          <w:instrText xml:space="preserve"> PAGEREF _Toc231141184 \h </w:instrText>
+          <w:instrText xml:space="preserve"> PAGEREF _Toc231304170 \h </w:instrText>
         </w:r>
         <w:r>
           <w:rPr>
@@ -2129,7 +2129,7 @@
           <w14:ligatures w14:val="standardContextual"/>
         </w:rPr>
       </w:pPr>
-      <w:hyperlink w:anchor="_Toc231141185" w:history="1">
+      <w:hyperlink w:anchor="_Toc231304171" w:history="1">
         <w:r>
           <w:rPr>
             <w:rStyle w:val="afffffff5"/>
@@ -2156,7 +2156,7 @@
             <w:noProof/>
             <w:webHidden/>
           </w:rPr>
-          <w:instrText xml:space="preserve"> PAGEREF _Toc231141185 \h </w:instrText>
+          <w:instrText xml:space="preserve"> PAGEREF _Toc231304171 \h </w:instrText>
         </w:r>
         <w:r>
           <w:rPr>
@@ -2204,7 +2204,7 @@
           <w14:ligatures w14:val="standardContextual"/>
         </w:rPr>
       </w:pPr>
-      <w:hyperlink w:anchor="_Toc231141186" w:history="1">
+      <w:hyperlink w:anchor="_Toc231304172" w:history="1">
         <w:r>
           <w:rPr>
             <w:rStyle w:val="afffffff5"/>
@@ -2231,7 +2231,7 @@
             <w:noProof/>
             <w:webHidden/>
           </w:rPr>
-          <w:instrText xml:space="preserve"> PAGEREF _Toc231141186 \h </w:instrText>
+          <w:instrText xml:space="preserve"> PAGEREF _Toc231304172 \h </w:instrText>
         </w:r>
         <w:r>
           <w:rPr>
@@ -2280,7 +2280,7 @@
           <w14:ligatures w14:val="standardContextual"/>
         </w:rPr>
       </w:pPr>
-      <w:hyperlink w:anchor="_Toc231141187" w:history="1">
+      <w:hyperlink w:anchor="_Toc231304173" w:history="1">
         <w:r>
           <w:rPr>
             <w:rStyle w:val="afffffff5"/>
@@ -2307,7 +2307,7 @@
             <w:noProof/>
             <w:webHidden/>
           </w:rPr>
-          <w:instrText xml:space="preserve"> PAGEREF _Toc231141187 \h </w:instrText>
+          <w:instrText xml:space="preserve"> PAGEREF _Toc231304173 \h </w:instrText>
         </w:r>
         <w:r>
           <w:rPr>
@@ -2355,7 +2355,7 @@
           <w14:ligatures w14:val="standardContextual"/>
         </w:rPr>
       </w:pPr>
-      <w:hyperlink w:anchor="_Toc231141188" w:history="1">
+      <w:hyperlink w:anchor="_Toc231304174" w:history="1">
         <w:r>
           <w:rPr>
             <w:rStyle w:val="afffffff5"/>
@@ -2382,7 +2382,7 @@
             <w:noProof/>
             <w:webHidden/>
           </w:rPr>
-          <w:instrText xml:space="preserve"> PAGEREF _Toc231141188 \h </w:instrText>
+          <w:instrText xml:space="preserve"> PAGEREF _Toc231304174 \h </w:instrText>
         </w:r>
         <w:r>
           <w:rPr>
@@ -2429,7 +2429,7 @@
           <w14:ligatures w14:val="standardContextual"/>
         </w:rPr>
       </w:pPr>
-      <w:hyperlink w:anchor="_Toc231141189" w:history="1">
+      <w:hyperlink w:anchor="_Toc231304175" w:history="1">
         <w:r>
           <w:rPr>
             <w:rStyle w:val="afffffff5"/>
@@ -2456,7 +2456,7 @@
             <w:noProof/>
             <w:webHidden/>
           </w:rPr>
-          <w:instrText xml:space="preserve"> PAGEREF _Toc231141189 \h </w:instrText>
+          <w:instrText xml:space="preserve"> PAGEREF _Toc231304175 \h </w:instrText>
         </w:r>
         <w:r>
           <w:rPr>
@@ -2503,7 +2503,7 @@
           <w14:ligatures w14:val="standardContextual"/>
         </w:rPr>
       </w:pPr>
-      <w:hyperlink w:anchor="_Toc231141190" w:history="1">
+      <w:hyperlink w:anchor="_Toc231304176" w:history="1">
         <w:r>
           <w:rPr>
             <w:rStyle w:val="afffffff5"/>
@@ -2530,7 +2530,7 @@
             <w:noProof/>
             <w:webHidden/>
           </w:rPr>
-          <w:instrText xml:space="preserve"> PAGEREF _Toc231141190 \h </w:instrText>
+          <w:instrText xml:space="preserve"> PAGEREF _Toc231304176 \h </w:instrText>
         </w:r>
         <w:r>
           <w:rPr>
@@ -2577,7 +2577,7 @@
           <w14:ligatures w14:val="standardContextual"/>
         </w:rPr>
       </w:pPr>
-      <w:hyperlink w:anchor="_Toc231141191" w:history="1">
+      <w:hyperlink w:anchor="_Toc231304177" w:history="1">
         <w:r>
           <w:rPr>
             <w:rStyle w:val="afffffff5"/>
@@ -2604,7 +2604,7 @@
             <w:noProof/>
             <w:webHidden/>
           </w:rPr>
-          <w:instrText xml:space="preserve"> PAGEREF _Toc231141191 \h </w:instrText>
+          <w:instrText xml:space="preserve"> PAGEREF _Toc231304177 \h </w:instrText>
         </w:r>
         <w:r>
           <w:rPr>
@@ -2652,7 +2652,7 @@
           <w14:ligatures w14:val="standardContextual"/>
         </w:rPr>
       </w:pPr>
-      <w:hyperlink w:anchor="_Toc231141192" w:history="1">
+      <w:hyperlink w:anchor="_Toc231304178" w:history="1">
         <w:r>
           <w:rPr>
             <w:rStyle w:val="afffffff5"/>
@@ -2679,7 +2679,7 @@
             <w:noProof/>
             <w:webHidden/>
           </w:rPr>
-          <w:instrText xml:space="preserve"> PAGEREF _Toc231141192 \h </w:instrText>
+          <w:instrText xml:space="preserve"> PAGEREF _Toc231304178 \h </w:instrText>
         </w:r>
         <w:r>
           <w:rPr>
@@ -2726,7 +2726,7 @@
           <w14:ligatures w14:val="standardContextual"/>
         </w:rPr>
       </w:pPr>
-      <w:hyperlink w:anchor="_Toc231141193" w:history="1">
+      <w:hyperlink w:anchor="_Toc231304179" w:history="1">
         <w:r>
           <w:rPr>
             <w:rStyle w:val="afffffff5"/>
@@ -2753,7 +2753,7 @@
             <w:noProof/>
             <w:webHidden/>
           </w:rPr>
-          <w:instrText xml:space="preserve"> PAGEREF _Toc231141193 \h </w:instrText>
+          <w:instrText xml:space="preserve"> PAGEREF _Toc231304179 \h </w:instrText>
         </w:r>
         <w:r>
           <w:rPr>
@@ -2800,7 +2800,7 @@
           <w14:ligatures w14:val="standardContextual"/>
         </w:rPr>
       </w:pPr>
-      <w:hyperlink w:anchor="_Toc231141194" w:history="1">
+      <w:hyperlink w:anchor="_Toc231304180" w:history="1">
         <w:r>
           <w:rPr>
             <w:rStyle w:val="afffffff5"/>
@@ -2827,7 +2827,7 @@
             <w:noProof/>
             <w:webHidden/>
           </w:rPr>
-          <w:instrText xml:space="preserve"> PAGEREF _Toc231141194 \h </w:instrText>
+          <w:instrText xml:space="preserve"> PAGEREF _Toc231304180 \h </w:instrText>
         </w:r>
         <w:r>
           <w:rPr>
@@ -2847,7 +2847,7 @@
             <w:noProof/>
             <w:webHidden/>
           </w:rPr>
-          <w:t>21</w:t>
+          <w:t>22</w:t>
         </w:r>
         <w:r>
           <w:rPr>
@@ -2874,7 +2874,7 @@
           <w14:ligatures w14:val="standardContextual"/>
         </w:rPr>
       </w:pPr>
-      <w:hyperlink w:anchor="_Toc231141195" w:history="1">
+      <w:hyperlink w:anchor="_Toc231304181" w:history="1">
         <w:r>
           <w:rPr>
             <w:rStyle w:val="afffffff5"/>
@@ -2901,7 +2901,7 @@
             <w:noProof/>
             <w:webHidden/>
           </w:rPr>
-          <w:instrText xml:space="preserve"> PAGEREF _Toc231141195 \h </w:instrText>
+          <w:instrText xml:space="preserve"> PAGEREF _Toc231304181 \h </w:instrText>
         </w:r>
         <w:r>
           <w:rPr>
@@ -2949,7 +2949,7 @@
           <w14:ligatures w14:val="standardContextual"/>
         </w:rPr>
       </w:pPr>
-      <w:hyperlink w:anchor="_Toc231141196" w:history="1">
+      <w:hyperlink w:anchor="_Toc231304182" w:history="1">
         <w:r>
           <w:rPr>
             <w:rStyle w:val="afffffff5"/>
@@ -2976,7 +2976,7 @@
             <w:noProof/>
             <w:webHidden/>
           </w:rPr>
-          <w:instrText xml:space="preserve"> PAGEREF _Toc231141196 \h </w:instrText>
+          <w:instrText xml:space="preserve"> PAGEREF _Toc231304182 \h </w:instrText>
         </w:r>
         <w:r>
           <w:rPr>
@@ -2996,7 +2996,7 @@
             <w:noProof/>
             <w:webHidden/>
           </w:rPr>
-          <w:t>22</w:t>
+          <w:t>23</w:t>
         </w:r>
         <w:r>
           <w:rPr>
@@ -3023,7 +3023,7 @@
           <w14:ligatures w14:val="standardContextual"/>
         </w:rPr>
       </w:pPr>
-      <w:hyperlink w:anchor="_Toc231141197" w:history="1">
+      <w:hyperlink w:anchor="_Toc231304183" w:history="1">
         <w:r>
           <w:rPr>
             <w:rStyle w:val="afffffff5"/>
@@ -3050,7 +3050,7 @@
             <w:noProof/>
             <w:webHidden/>
           </w:rPr>
-          <w:instrText xml:space="preserve"> PAGEREF _Toc231141197 \h </w:instrText>
+          <w:instrText xml:space="preserve"> PAGEREF _Toc231304183 \h </w:instrText>
         </w:r>
         <w:r>
           <w:rPr>
@@ -3097,7 +3097,7 @@
           <w14:ligatures w14:val="standardContextual"/>
         </w:rPr>
       </w:pPr>
-      <w:hyperlink w:anchor="_Toc231141198" w:history="1">
+      <w:hyperlink w:anchor="_Toc231304184" w:history="1">
         <w:r>
           <w:rPr>
             <w:rStyle w:val="afffffff5"/>
@@ -3124,7 +3124,7 @@
             <w:noProof/>
             <w:webHidden/>
           </w:rPr>
-          <w:instrText xml:space="preserve"> PAGEREF _Toc231141198 \h </w:instrText>
+          <w:instrText xml:space="preserve"> PAGEREF _Toc231304184 \h </w:instrText>
         </w:r>
         <w:r>
           <w:rPr>
@@ -3144,7 +3144,7 @@
             <w:noProof/>
             <w:webHidden/>
           </w:rPr>
-          <w:t>23</w:t>
+          <w:t>24</w:t>
         </w:r>
         <w:r>
           <w:rPr>
@@ -3171,7 +3171,7 @@
           <w14:ligatures w14:val="standardContextual"/>
         </w:rPr>
       </w:pPr>
-      <w:hyperlink w:anchor="_Toc231141199" w:history="1">
+      <w:hyperlink w:anchor="_Toc231304185" w:history="1">
         <w:r>
           <w:rPr>
             <w:rStyle w:val="afffffff5"/>
@@ -3198,7 +3198,7 @@
             <w:noProof/>
             <w:webHidden/>
           </w:rPr>
-          <w:instrText xml:space="preserve"> PAGEREF _Toc231141199 \h </w:instrText>
+          <w:instrText xml:space="preserve"> PAGEREF _Toc231304185 \h </w:instrText>
         </w:r>
         <w:r>
           <w:rPr>
@@ -3246,7 +3246,7 @@
           <w14:ligatures w14:val="standardContextual"/>
         </w:rPr>
       </w:pPr>
-      <w:hyperlink w:anchor="_Toc231141200" w:history="1">
+      <w:hyperlink w:anchor="_Toc231304186" w:history="1">
         <w:r>
           <w:rPr>
             <w:rStyle w:val="afffffff5"/>
@@ -3273,7 +3273,7 @@
             <w:noProof/>
             <w:webHidden/>
           </w:rPr>
-          <w:instrText xml:space="preserve"> PAGEREF _Toc231141200 \h </w:instrText>
+          <w:instrText xml:space="preserve"> PAGEREF _Toc231304186 \h </w:instrText>
         </w:r>
         <w:r>
           <w:rPr>
@@ -3293,7 +3293,7 @@
             <w:noProof/>
             <w:webHidden/>
           </w:rPr>
-          <w:t>24</w:t>
+          <w:t>25</w:t>
         </w:r>
         <w:r>
           <w:rPr>
@@ -3320,7 +3320,7 @@
           <w14:ligatures w14:val="standardContextual"/>
         </w:rPr>
       </w:pPr>
-      <w:hyperlink w:anchor="_Toc231141201" w:history="1">
+      <w:hyperlink w:anchor="_Toc231304187" w:history="1">
         <w:r>
           <w:rPr>
             <w:rStyle w:val="afffffff5"/>
@@ -3347,7 +3347,7 @@
             <w:noProof/>
             <w:webHidden/>
           </w:rPr>
-          <w:instrText xml:space="preserve"> PAGEREF _Toc231141201 \h </w:instrText>
+          <w:instrText xml:space="preserve"> PAGEREF _Toc231304187 \h </w:instrText>
         </w:r>
         <w:r>
           <w:rPr>
@@ -3394,7 +3394,7 @@
           <w14:ligatures w14:val="standardContextual"/>
         </w:rPr>
       </w:pPr>
-      <w:hyperlink w:anchor="_Toc231141202" w:history="1">
+      <w:hyperlink w:anchor="_Toc231304188" w:history="1">
         <w:r>
           <w:rPr>
             <w:rStyle w:val="afffffff5"/>
@@ -3421,7 +3421,7 @@
             <w:noProof/>
             <w:webHidden/>
           </w:rPr>
-          <w:instrText xml:space="preserve"> PAGEREF _Toc231141202 \h </w:instrText>
+          <w:instrText xml:space="preserve"> PAGEREF _Toc231304188 \h </w:instrText>
         </w:r>
         <w:r>
           <w:rPr>
@@ -3441,7 +3441,7 @@
             <w:noProof/>
             <w:webHidden/>
           </w:rPr>
-          <w:t>27</w:t>
+          <w:t>28</w:t>
         </w:r>
         <w:r>
           <w:rPr>
@@ -3468,7 +3468,7 @@
           <w14:ligatures w14:val="standardContextual"/>
         </w:rPr>
       </w:pPr>
-      <w:hyperlink w:anchor="_Toc231141203" w:history="1">
+      <w:hyperlink w:anchor="_Toc231304189" w:history="1">
         <w:r>
           <w:rPr>
             <w:rStyle w:val="afffffff5"/>
@@ -3495,7 +3495,7 @@
             <w:noProof/>
             <w:webHidden/>
           </w:rPr>
-          <w:instrText xml:space="preserve"> PAGEREF _Toc231141203 \h </w:instrText>
+          <w:instrText xml:space="preserve"> PAGEREF _Toc231304189 \h </w:instrText>
         </w:r>
         <w:r>
           <w:rPr>
@@ -3543,7 +3543,7 @@
           <w14:ligatures w14:val="standardContextual"/>
         </w:rPr>
       </w:pPr>
-      <w:hyperlink w:anchor="_Toc231141204" w:history="1">
+      <w:hyperlink w:anchor="_Toc231304190" w:history="1">
         <w:r>
           <w:rPr>
             <w:rStyle w:val="afffffff5"/>
@@ -3570,7 +3570,7 @@
             <w:noProof/>
             <w:webHidden/>
           </w:rPr>
-          <w:instrText xml:space="preserve"> PAGEREF _Toc231141204 \h </w:instrText>
+          <w:instrText xml:space="preserve"> PAGEREF _Toc231304190 \h </w:instrText>
         </w:r>
         <w:r>
           <w:rPr>
@@ -3590,7 +3590,7 @@
             <w:noProof/>
             <w:webHidden/>
           </w:rPr>
-          <w:t>28</w:t>
+          <w:t>29</w:t>
         </w:r>
         <w:r>
           <w:rPr>
@@ -3617,7 +3617,7 @@
           <w14:ligatures w14:val="standardContextual"/>
         </w:rPr>
       </w:pPr>
-      <w:hyperlink w:anchor="_Toc231141205" w:history="1">
+      <w:hyperlink w:anchor="_Toc231304191" w:history="1">
         <w:r>
           <w:rPr>
             <w:rStyle w:val="afffffff5"/>
@@ -3644,7 +3644,7 @@
             <w:noProof/>
             <w:webHidden/>
           </w:rPr>
-          <w:instrText xml:space="preserve"> PAGEREF _Toc231141205 \h </w:instrText>
+          <w:instrText xml:space="preserve"> PAGEREF _Toc231304191 \h </w:instrText>
         </w:r>
         <w:r>
           <w:rPr>
@@ -3664,7 +3664,7 @@
             <w:noProof/>
             <w:webHidden/>
           </w:rPr>
-          <w:t>28</w:t>
+          <w:t>29</w:t>
         </w:r>
         <w:r>
           <w:rPr>
@@ -3691,7 +3691,7 @@
           <w14:ligatures w14:val="standardContextual"/>
         </w:rPr>
       </w:pPr>
-      <w:hyperlink w:anchor="_Toc231141206" w:history="1">
+      <w:hyperlink w:anchor="_Toc231304192" w:history="1">
         <w:r>
           <w:rPr>
             <w:rStyle w:val="afffffff5"/>
@@ -3718,7 +3718,7 @@
             <w:noProof/>
             <w:webHidden/>
           </w:rPr>
-          <w:instrText xml:space="preserve"> PAGEREF _Toc231141206 \h </w:instrText>
+          <w:instrText xml:space="preserve"> PAGEREF _Toc231304192 \h </w:instrText>
         </w:r>
         <w:r>
           <w:rPr>
@@ -3738,7 +3738,7 @@
             <w:noProof/>
             <w:webHidden/>
           </w:rPr>
-          <w:t>29</w:t>
+          <w:t>30</w:t>
         </w:r>
         <w:r>
           <w:rPr>
@@ -3765,7 +3765,7 @@
           <w14:ligatures w14:val="standardContextual"/>
         </w:rPr>
       </w:pPr>
-      <w:hyperlink w:anchor="_Toc231141207" w:history="1">
+      <w:hyperlink w:anchor="_Toc231304193" w:history="1">
         <w:r>
           <w:rPr>
             <w:rStyle w:val="afffffff5"/>
@@ -3792,7 +3792,7 @@
             <w:noProof/>
             <w:webHidden/>
           </w:rPr>
-          <w:instrText xml:space="preserve"> PAGEREF _Toc231141207 \h </w:instrText>
+          <w:instrText xml:space="preserve"> PAGEREF _Toc231304193 \h </w:instrText>
         </w:r>
         <w:r>
           <w:rPr>
@@ -3840,7 +3840,7 @@
           <w14:ligatures w14:val="standardContextual"/>
         </w:rPr>
       </w:pPr>
-      <w:hyperlink w:anchor="_Toc231141208" w:history="1">
+      <w:hyperlink w:anchor="_Toc231304194" w:history="1">
         <w:r>
           <w:rPr>
             <w:rStyle w:val="afffffff5"/>
@@ -3867,7 +3867,7 @@
             <w:noProof/>
             <w:webHidden/>
           </w:rPr>
-          <w:instrText xml:space="preserve"> PAGEREF _Toc231141208 \h </w:instrText>
+          <w:instrText xml:space="preserve"> PAGEREF _Toc231304194 \h </w:instrText>
         </w:r>
         <w:r>
           <w:rPr>
@@ -3887,7 +3887,7 @@
             <w:noProof/>
             <w:webHidden/>
           </w:rPr>
-          <w:t>30</w:t>
+          <w:t>31</w:t>
         </w:r>
         <w:r>
           <w:rPr>
@@ -3914,7 +3914,7 @@
           <w14:ligatures w14:val="standardContextual"/>
         </w:rPr>
       </w:pPr>
-      <w:hyperlink w:anchor="_Toc231141209" w:history="1">
+      <w:hyperlink w:anchor="_Toc231304195" w:history="1">
         <w:r>
           <w:rPr>
             <w:rStyle w:val="afffffff5"/>
@@ -3941,7 +3941,7 @@
             <w:noProof/>
             <w:webHidden/>
           </w:rPr>
-          <w:instrText xml:space="preserve"> PAGEREF _Toc231141209 \h </w:instrText>
+          <w:instrText xml:space="preserve"> PAGEREF _Toc231304195 \h </w:instrText>
         </w:r>
         <w:r>
           <w:rPr>
@@ -3961,7 +3961,7 @@
             <w:noProof/>
             <w:webHidden/>
           </w:rPr>
-          <w:t>30</w:t>
+          <w:t>31</w:t>
         </w:r>
         <w:r>
           <w:rPr>
@@ -3988,7 +3988,7 @@
           <w14:ligatures w14:val="standardContextual"/>
         </w:rPr>
       </w:pPr>
-      <w:hyperlink w:anchor="_Toc231141210" w:history="1">
+      <w:hyperlink w:anchor="_Toc231304196" w:history="1">
         <w:r>
           <w:rPr>
             <w:rStyle w:val="afffffff5"/>
@@ -4015,7 +4015,7 @@
             <w:noProof/>
             <w:webHidden/>
           </w:rPr>
-          <w:instrText xml:space="preserve"> PAGEREF _Toc231141210 \h </w:instrText>
+          <w:instrText xml:space="preserve"> PAGEREF _Toc231304196 \h </w:instrText>
         </w:r>
         <w:r>
           <w:rPr>
@@ -4035,7 +4035,7 @@
             <w:noProof/>
             <w:webHidden/>
           </w:rPr>
-          <w:t>31</w:t>
+          <w:t>32</w:t>
         </w:r>
         <w:r>
           <w:rPr>
@@ -4062,7 +4062,7 @@
           <w14:ligatures w14:val="standardContextual"/>
         </w:rPr>
       </w:pPr>
-      <w:hyperlink w:anchor="_Toc231141211" w:history="1">
+      <w:hyperlink w:anchor="_Toc231304197" w:history="1">
         <w:r>
           <w:rPr>
             <w:rStyle w:val="afffffff5"/>
@@ -4089,7 +4089,7 @@
             <w:noProof/>
             <w:webHidden/>
           </w:rPr>
-          <w:instrText xml:space="preserve"> PAGEREF _Toc231141211 \h </w:instrText>
+          <w:instrText xml:space="preserve"> PAGEREF _Toc231304197 \h </w:instrText>
         </w:r>
         <w:r>
           <w:rPr>
@@ -4109,7 +4109,7 @@
             <w:noProof/>
             <w:webHidden/>
           </w:rPr>
-          <w:t>32</w:t>
+          <w:t>33</w:t>
         </w:r>
         <w:r>
           <w:rPr>
@@ -4137,7 +4137,7 @@
           <w14:ligatures w14:val="standardContextual"/>
         </w:rPr>
       </w:pPr>
-      <w:hyperlink w:anchor="_Toc231141212" w:history="1">
+      <w:hyperlink w:anchor="_Toc231304198" w:history="1">
         <w:r>
           <w:rPr>
             <w:rStyle w:val="afffffff5"/>
@@ -4164,7 +4164,7 @@
             <w:noProof/>
             <w:webHidden/>
           </w:rPr>
-          <w:instrText xml:space="preserve"> PAGEREF _Toc231141212 \h </w:instrText>
+          <w:instrText xml:space="preserve"> PAGEREF _Toc231304198 \h </w:instrText>
         </w:r>
         <w:r>
           <w:rPr>
@@ -4184,7 +4184,7 @@
             <w:noProof/>
             <w:webHidden/>
           </w:rPr>
-          <w:t>32</w:t>
+          <w:t>33</w:t>
         </w:r>
         <w:r>
           <w:rPr>
@@ -4211,7 +4211,7 @@
           <w14:ligatures w14:val="standardContextual"/>
         </w:rPr>
       </w:pPr>
-      <w:hyperlink w:anchor="_Toc231141213" w:history="1">
+      <w:hyperlink w:anchor="_Toc231304199" w:history="1">
         <w:r>
           <w:rPr>
             <w:rStyle w:val="afffffff5"/>
@@ -4238,7 +4238,7 @@
             <w:noProof/>
             <w:webHidden/>
           </w:rPr>
-          <w:instrText xml:space="preserve"> PAGEREF _Toc231141213 \h </w:instrText>
+          <w:instrText xml:space="preserve"> PAGEREF _Toc231304199 \h </w:instrText>
         </w:r>
         <w:r>
           <w:rPr>
@@ -4258,7 +4258,7 @@
             <w:noProof/>
             <w:webHidden/>
           </w:rPr>
-          <w:t>33</w:t>
+          <w:t>34</w:t>
         </w:r>
         <w:r>
           <w:rPr>
@@ -4285,7 +4285,7 @@
           <w14:ligatures w14:val="standardContextual"/>
         </w:rPr>
       </w:pPr>
-      <w:hyperlink w:anchor="_Toc231141214" w:history="1">
+      <w:hyperlink w:anchor="_Toc231304200" w:history="1">
         <w:r>
           <w:rPr>
             <w:rStyle w:val="afffffff5"/>
@@ -4312,7 +4312,7 @@
             <w:noProof/>
             <w:webHidden/>
           </w:rPr>
-          <w:instrText xml:space="preserve"> PAGEREF _Toc231141214 \h </w:instrText>
+          <w:instrText xml:space="preserve"> PAGEREF _Toc231304200 \h </w:instrText>
         </w:r>
         <w:r>
           <w:rPr>
@@ -4332,7 +4332,7 @@
             <w:noProof/>
             <w:webHidden/>
           </w:rPr>
-          <w:t>34</w:t>
+          <w:t>35</w:t>
         </w:r>
         <w:r>
           <w:rPr>
@@ -4359,7 +4359,7 @@
           <w14:ligatures w14:val="standardContextual"/>
         </w:rPr>
       </w:pPr>
-      <w:hyperlink w:anchor="_Toc231141215" w:history="1">
+      <w:hyperlink w:anchor="_Toc231304201" w:history="1">
         <w:r>
           <w:rPr>
             <w:rStyle w:val="afffffff5"/>
@@ -4386,7 +4386,7 @@
             <w:noProof/>
             <w:webHidden/>
           </w:rPr>
-          <w:instrText xml:space="preserve"> PAGEREF _Toc231141215 \h </w:instrText>
+          <w:instrText xml:space="preserve"> PAGEREF _Toc231304201 \h </w:instrText>
         </w:r>
         <w:r>
           <w:rPr>
@@ -4406,7 +4406,7 @@
             <w:noProof/>
             <w:webHidden/>
           </w:rPr>
-          <w:t>37</w:t>
+          <w:t>38</w:t>
         </w:r>
         <w:r>
           <w:rPr>
@@ -4434,7 +4434,7 @@
           <w14:ligatures w14:val="standardContextual"/>
         </w:rPr>
       </w:pPr>
-      <w:hyperlink w:anchor="_Toc231141216" w:history="1">
+      <w:hyperlink w:anchor="_Toc231304202" w:history="1">
         <w:r>
           <w:rPr>
             <w:rStyle w:val="afffffff5"/>
@@ -4461,7 +4461,7 @@
             <w:noProof/>
             <w:webHidden/>
           </w:rPr>
-          <w:instrText xml:space="preserve"> PAGEREF _Toc231141216 \h </w:instrText>
+          <w:instrText xml:space="preserve"> PAGEREF _Toc231304202 \h </w:instrText>
         </w:r>
         <w:r>
           <w:rPr>
@@ -4481,7 +4481,7 @@
             <w:noProof/>
             <w:webHidden/>
           </w:rPr>
-          <w:t>37</w:t>
+          <w:t>38</w:t>
         </w:r>
         <w:r>
           <w:rPr>
@@ -4508,7 +4508,7 @@
           <w14:ligatures w14:val="standardContextual"/>
         </w:rPr>
       </w:pPr>
-      <w:hyperlink w:anchor="_Toc231141217" w:history="1">
+      <w:hyperlink w:anchor="_Toc231304203" w:history="1">
         <w:r>
           <w:rPr>
             <w:rStyle w:val="afffffff5"/>
@@ -4535,7 +4535,7 @@
             <w:noProof/>
             <w:webHidden/>
           </w:rPr>
-          <w:instrText xml:space="preserve"> PAGEREF _Toc231141217 \h </w:instrText>
+          <w:instrText xml:space="preserve"> PAGEREF _Toc231304203 \h </w:instrText>
         </w:r>
         <w:r>
           <w:rPr>
@@ -4555,7 +4555,7 @@
             <w:noProof/>
             <w:webHidden/>
           </w:rPr>
-          <w:t>37</w:t>
+          <w:t>38</w:t>
         </w:r>
         <w:r>
           <w:rPr>
@@ -4582,7 +4582,7 @@
           <w14:ligatures w14:val="standardContextual"/>
         </w:rPr>
       </w:pPr>
-      <w:hyperlink w:anchor="_Toc231141218" w:history="1">
+      <w:hyperlink w:anchor="_Toc231304204" w:history="1">
         <w:r>
           <w:rPr>
             <w:rStyle w:val="afffffff5"/>
@@ -4609,7 +4609,7 @@
             <w:noProof/>
             <w:webHidden/>
           </w:rPr>
-          <w:instrText xml:space="preserve"> PAGEREF _Toc231141218 \h </w:instrText>
+          <w:instrText xml:space="preserve"> PAGEREF _Toc231304204 \h </w:instrText>
         </w:r>
         <w:r>
           <w:rPr>
@@ -4629,7 +4629,7 @@
             <w:noProof/>
             <w:webHidden/>
           </w:rPr>
-          <w:t>38</w:t>
+          <w:t>39</w:t>
         </w:r>
         <w:r>
           <w:rPr>
@@ -4656,7 +4656,7 @@
           <w14:ligatures w14:val="standardContextual"/>
         </w:rPr>
       </w:pPr>
-      <w:hyperlink w:anchor="_Toc231141219" w:history="1">
+      <w:hyperlink w:anchor="_Toc231304205" w:history="1">
         <w:r>
           <w:rPr>
             <w:rStyle w:val="afffffff5"/>
@@ -4683,7 +4683,7 @@
             <w:noProof/>
             <w:webHidden/>
           </w:rPr>
-          <w:instrText xml:space="preserve"> PAGEREF _Toc231141219 \h </w:instrText>
+          <w:instrText xml:space="preserve"> PAGEREF _Toc231304205 \h </w:instrText>
         </w:r>
         <w:r>
           <w:rPr>
@@ -4703,7 +4703,7 @@
             <w:noProof/>
             <w:webHidden/>
           </w:rPr>
-          <w:t>39</w:t>
+          <w:t>40</w:t>
         </w:r>
         <w:r>
           <w:rPr>
@@ -4731,7 +4731,7 @@
           <w14:ligatures w14:val="standardContextual"/>
         </w:rPr>
       </w:pPr>
-      <w:hyperlink w:anchor="_Toc231141220" w:history="1">
+      <w:hyperlink w:anchor="_Toc231304206" w:history="1">
         <w:r>
           <w:rPr>
             <w:rStyle w:val="afffffff5"/>
@@ -4758,7 +4758,7 @@
             <w:noProof/>
             <w:webHidden/>
           </w:rPr>
-          <w:instrText xml:space="preserve"> PAGEREF _Toc231141220 \h </w:instrText>
+          <w:instrText xml:space="preserve"> PAGEREF _Toc231304206 \h </w:instrText>
         </w:r>
         <w:r>
           <w:rPr>
@@ -4778,7 +4778,7 @@
             <w:noProof/>
             <w:webHidden/>
           </w:rPr>
-          <w:t>39</w:t>
+          <w:t>40</w:t>
         </w:r>
         <w:r>
           <w:rPr>
@@ -4805,7 +4805,7 @@
           <w14:ligatures w14:val="standardContextual"/>
         </w:rPr>
       </w:pPr>
-      <w:hyperlink w:anchor="_Toc231141221" w:history="1">
+      <w:hyperlink w:anchor="_Toc231304207" w:history="1">
         <w:r>
           <w:rPr>
             <w:rStyle w:val="afffffff5"/>
@@ -4832,7 +4832,7 @@
             <w:noProof/>
             <w:webHidden/>
           </w:rPr>
-          <w:instrText xml:space="preserve"> PAGEREF _Toc231141221 \h </w:instrText>
+          <w:instrText xml:space="preserve"> PAGEREF _Toc231304207 \h </w:instrText>
         </w:r>
         <w:r>
           <w:rPr>
@@ -4852,7 +4852,7 @@
             <w:noProof/>
             <w:webHidden/>
           </w:rPr>
-          <w:t>40</w:t>
+          <w:t>41</w:t>
         </w:r>
         <w:r>
           <w:rPr>
@@ -4879,7 +4879,7 @@
           <w14:ligatures w14:val="standardContextual"/>
         </w:rPr>
       </w:pPr>
-      <w:hyperlink w:anchor="_Toc231141222" w:history="1">
+      <w:hyperlink w:anchor="_Toc231304208" w:history="1">
         <w:r>
           <w:rPr>
             <w:rStyle w:val="afffffff5"/>
@@ -4906,7 +4906,7 @@
             <w:noProof/>
             <w:webHidden/>
           </w:rPr>
-          <w:instrText xml:space="preserve"> PAGEREF _Toc231141222 \h </w:instrText>
+          <w:instrText xml:space="preserve"> PAGEREF _Toc231304208 \h </w:instrText>
         </w:r>
         <w:r>
           <w:rPr>
@@ -4926,7 +4926,7 @@
             <w:noProof/>
             <w:webHidden/>
           </w:rPr>
-          <w:t>40</w:t>
+          <w:t>41</w:t>
         </w:r>
         <w:r>
           <w:rPr>
@@ -4953,7 +4953,7 @@
           <w14:ligatures w14:val="standardContextual"/>
         </w:rPr>
       </w:pPr>
-      <w:hyperlink w:anchor="_Toc231141223" w:history="1">
+      <w:hyperlink w:anchor="_Toc231304209" w:history="1">
         <w:r>
           <w:rPr>
             <w:rStyle w:val="afffffff5"/>
@@ -4980,7 +4980,7 @@
             <w:noProof/>
             <w:webHidden/>
           </w:rPr>
-          <w:instrText xml:space="preserve"> PAGEREF _Toc231141223 \h </w:instrText>
+          <w:instrText xml:space="preserve"> PAGEREF _Toc231304209 \h </w:instrText>
         </w:r>
         <w:r>
           <w:rPr>
@@ -5000,7 +5000,7 @@
             <w:noProof/>
             <w:webHidden/>
           </w:rPr>
-          <w:t>45</w:t>
+          <w:t>46</w:t>
         </w:r>
         <w:r>
           <w:rPr>
@@ -5027,7 +5027,7 @@
           <w14:ligatures w14:val="standardContextual"/>
         </w:rPr>
       </w:pPr>
-      <w:hyperlink w:anchor="_Toc231141224" w:history="1">
+      <w:hyperlink w:anchor="_Toc231304210" w:history="1">
         <w:r>
           <w:rPr>
             <w:rStyle w:val="afffffff5"/>
@@ -5054,7 +5054,7 @@
             <w:noProof/>
             <w:webHidden/>
           </w:rPr>
-          <w:instrText xml:space="preserve"> PAGEREF _Toc231141224 \h </w:instrText>
+          <w:instrText xml:space="preserve"> PAGEREF _Toc231304210 \h </w:instrText>
         </w:r>
         <w:r>
           <w:rPr>
@@ -5074,7 +5074,7 @@
             <w:noProof/>
             <w:webHidden/>
           </w:rPr>
-          <w:t>45</w:t>
+          <w:t>46</w:t>
         </w:r>
         <w:r>
           <w:rPr>
@@ -5102,7 +5102,7 @@
           <w14:ligatures w14:val="standardContextual"/>
         </w:rPr>
       </w:pPr>
-      <w:hyperlink w:anchor="_Toc231141225" w:history="1">
+      <w:hyperlink w:anchor="_Toc231304211" w:history="1">
         <w:r>
           <w:rPr>
             <w:rStyle w:val="afffffff5"/>
@@ -5129,7 +5129,7 @@
             <w:noProof/>
             <w:webHidden/>
           </w:rPr>
-          <w:instrText xml:space="preserve"> PAGEREF _Toc231141225 \h </w:instrText>
+          <w:instrText xml:space="preserve"> PAGEREF _Toc231304211 \h </w:instrText>
         </w:r>
         <w:r>
           <w:rPr>
@@ -5149,7 +5149,7 @@
             <w:noProof/>
             <w:webHidden/>
           </w:rPr>
-          <w:t>46</w:t>
+          <w:t>47</w:t>
         </w:r>
         <w:r>
           <w:rPr>
@@ -5176,7 +5176,7 @@
           <w14:ligatures w14:val="standardContextual"/>
         </w:rPr>
       </w:pPr>
-      <w:hyperlink w:anchor="_Toc231141226" w:history="1">
+      <w:hyperlink w:anchor="_Toc231304212" w:history="1">
         <w:r>
           <w:rPr>
             <w:rStyle w:val="afffffff5"/>
@@ -5203,7 +5203,7 @@
             <w:noProof/>
             <w:webHidden/>
           </w:rPr>
-          <w:instrText xml:space="preserve"> PAGEREF _Toc231141226 \h </w:instrText>
+          <w:instrText xml:space="preserve"> PAGEREF _Toc231304212 \h </w:instrText>
         </w:r>
         <w:r>
           <w:rPr>
@@ -5223,7 +5223,7 @@
             <w:noProof/>
             <w:webHidden/>
           </w:rPr>
-          <w:t>46</w:t>
+          <w:t>47</w:t>
         </w:r>
         <w:r>
           <w:rPr>
@@ -5250,7 +5250,7 @@
           <w14:ligatures w14:val="standardContextual"/>
         </w:rPr>
       </w:pPr>
-      <w:hyperlink w:anchor="_Toc231141227" w:history="1">
+      <w:hyperlink w:anchor="_Toc231304213" w:history="1">
         <w:r>
           <w:rPr>
             <w:rStyle w:val="afffffff5"/>
@@ -5277,7 +5277,7 @@
             <w:noProof/>
             <w:webHidden/>
           </w:rPr>
-          <w:instrText xml:space="preserve"> PAGEREF _Toc231141227 \h </w:instrText>
+          <w:instrText xml:space="preserve"> PAGEREF _Toc231304213 \h </w:instrText>
         </w:r>
         <w:r>
           <w:rPr>
@@ -5297,7 +5297,7 @@
             <w:noProof/>
             <w:webHidden/>
           </w:rPr>
-          <w:t>48</w:t>
+          <w:t>49</w:t>
         </w:r>
         <w:r>
           <w:rPr>
@@ -5324,7 +5324,7 @@
           <w14:ligatures w14:val="standardContextual"/>
         </w:rPr>
       </w:pPr>
-      <w:hyperlink w:anchor="_Toc231141228" w:history="1">
+      <w:hyperlink w:anchor="_Toc231304214" w:history="1">
         <w:r>
           <w:rPr>
             <w:rStyle w:val="afffffff5"/>
@@ -5351,7 +5351,7 @@
             <w:noProof/>
             <w:webHidden/>
           </w:rPr>
-          <w:instrText xml:space="preserve"> PAGEREF _Toc231141228 \h </w:instrText>
+          <w:instrText xml:space="preserve"> PAGEREF _Toc231304214 \h </w:instrText>
         </w:r>
         <w:r>
           <w:rPr>
@@ -5371,7 +5371,7 @@
             <w:noProof/>
             <w:webHidden/>
           </w:rPr>
-          <w:t>48</w:t>
+          <w:t>49</w:t>
         </w:r>
         <w:r>
           <w:rPr>
@@ -5399,7 +5399,7 @@
           <w14:ligatures w14:val="standardContextual"/>
         </w:rPr>
       </w:pPr>
-      <w:hyperlink w:anchor="_Toc231141229" w:history="1">
+      <w:hyperlink w:anchor="_Toc231304215" w:history="1">
         <w:r>
           <w:rPr>
             <w:rStyle w:val="afffffff5"/>
@@ -5426,7 +5426,7 @@
             <w:noProof/>
             <w:webHidden/>
           </w:rPr>
-          <w:instrText xml:space="preserve"> PAGEREF _Toc231141229 \h </w:instrText>
+          <w:instrText xml:space="preserve"> PAGEREF _Toc231304215 \h </w:instrText>
         </w:r>
         <w:r>
           <w:rPr>
@@ -5446,7 +5446,7 @@
             <w:noProof/>
             <w:webHidden/>
           </w:rPr>
-          <w:t>49</w:t>
+          <w:t>50</w:t>
         </w:r>
         <w:r>
           <w:rPr>
@@ -5473,7 +5473,7 @@
           <w14:ligatures w14:val="standardContextual"/>
         </w:rPr>
       </w:pPr>
-      <w:hyperlink w:anchor="_Toc231141230" w:history="1">
+      <w:hyperlink w:anchor="_Toc231304216" w:history="1">
         <w:r>
           <w:rPr>
             <w:rStyle w:val="afffffff5"/>
@@ -5500,7 +5500,7 @@
             <w:noProof/>
             <w:webHidden/>
           </w:rPr>
-          <w:instrText xml:space="preserve"> PAGEREF _Toc231141230 \h </w:instrText>
+          <w:instrText xml:space="preserve"> PAGEREF _Toc231304216 \h </w:instrText>
         </w:r>
         <w:r>
           <w:rPr>
@@ -5520,7 +5520,7 @@
             <w:noProof/>
             <w:webHidden/>
           </w:rPr>
-          <w:t>49</w:t>
+          <w:t>50</w:t>
         </w:r>
         <w:r>
           <w:rPr>
@@ -5547,7 +5547,7 @@
           <w14:ligatures w14:val="standardContextual"/>
         </w:rPr>
       </w:pPr>
-      <w:hyperlink w:anchor="_Toc231141231" w:history="1">
+      <w:hyperlink w:anchor="_Toc231304217" w:history="1">
         <w:r>
           <w:rPr>
             <w:rStyle w:val="afffffff5"/>
@@ -5574,7 +5574,7 @@
             <w:noProof/>
             <w:webHidden/>
           </w:rPr>
-          <w:instrText xml:space="preserve"> PAGEREF _Toc231141231 \h </w:instrText>
+          <w:instrText xml:space="preserve"> PAGEREF _Toc231304217 \h </w:instrText>
         </w:r>
         <w:r>
           <w:rPr>
@@ -5594,7 +5594,7 @@
             <w:noProof/>
             <w:webHidden/>
           </w:rPr>
-          <w:t>51</w:t>
+          <w:t>52</w:t>
         </w:r>
         <w:r>
           <w:rPr>
@@ -5621,7 +5621,7 @@
           <w14:ligatures w14:val="standardContextual"/>
         </w:rPr>
       </w:pPr>
-      <w:hyperlink w:anchor="_Toc231141232" w:history="1">
+      <w:hyperlink w:anchor="_Toc231304218" w:history="1">
         <w:r>
           <w:rPr>
             <w:rStyle w:val="afffffff5"/>
@@ -5648,7 +5648,7 @@
             <w:noProof/>
             <w:webHidden/>
           </w:rPr>
-          <w:instrText xml:space="preserve"> PAGEREF _Toc231141232 \h </w:instrText>
+          <w:instrText xml:space="preserve"> PAGEREF _Toc231304218 \h </w:instrText>
         </w:r>
         <w:r>
           <w:rPr>
@@ -5668,7 +5668,7 @@
             <w:noProof/>
             <w:webHidden/>
           </w:rPr>
-          <w:t>52</w:t>
+          <w:t>53</w:t>
         </w:r>
         <w:r>
           <w:rPr>
@@ -5696,7 +5696,7 @@
           <w14:ligatures w14:val="standardContextual"/>
         </w:rPr>
       </w:pPr>
-      <w:hyperlink w:anchor="_Toc231141233" w:history="1">
+      <w:hyperlink w:anchor="_Toc231304219" w:history="1">
         <w:r>
           <w:rPr>
             <w:rStyle w:val="afffffff5"/>
@@ -5723,7 +5723,7 @@
             <w:noProof/>
             <w:webHidden/>
           </w:rPr>
-          <w:instrText xml:space="preserve"> PAGEREF _Toc231141233 \h </w:instrText>
+          <w:instrText xml:space="preserve"> PAGEREF _Toc231304219 \h </w:instrText>
         </w:r>
         <w:r>
           <w:rPr>
@@ -5743,7 +5743,7 @@
             <w:noProof/>
             <w:webHidden/>
           </w:rPr>
-          <w:t>52</w:t>
+          <w:t>53</w:t>
         </w:r>
         <w:r>
           <w:rPr>
@@ -5770,7 +5770,7 @@
           <w14:ligatures w14:val="standardContextual"/>
         </w:rPr>
       </w:pPr>
-      <w:hyperlink w:anchor="_Toc231141234" w:history="1">
+      <w:hyperlink w:anchor="_Toc231304220" w:history="1">
         <w:r>
           <w:rPr>
             <w:rStyle w:val="afffffff5"/>
@@ -5797,7 +5797,7 @@
             <w:noProof/>
             <w:webHidden/>
           </w:rPr>
-          <w:instrText xml:space="preserve"> PAGEREF _Toc231141234 \h </w:instrText>
+          <w:instrText xml:space="preserve"> PAGEREF _Toc231304220 \h </w:instrText>
         </w:r>
         <w:r>
           <w:rPr>
@@ -5817,7 +5817,7 @@
             <w:noProof/>
             <w:webHidden/>
           </w:rPr>
-          <w:t>53</w:t>
+          <w:t>54</w:t>
         </w:r>
         <w:r>
           <w:rPr>
@@ -5844,7 +5844,7 @@
           <w14:ligatures w14:val="standardContextual"/>
         </w:rPr>
       </w:pPr>
-      <w:hyperlink w:anchor="_Toc231141235" w:history="1">
+      <w:hyperlink w:anchor="_Toc231304221" w:history="1">
         <w:r>
           <w:rPr>
             <w:rStyle w:val="afffffff5"/>
@@ -5871,7 +5871,7 @@
             <w:noProof/>
             <w:webHidden/>
           </w:rPr>
-          <w:instrText xml:space="preserve"> PAGEREF _Toc231141235 \h </w:instrText>
+          <w:instrText xml:space="preserve"> PAGEREF _Toc231304221 \h </w:instrText>
         </w:r>
         <w:r>
           <w:rPr>
@@ -5891,7 +5891,7 @@
             <w:noProof/>
             <w:webHidden/>
           </w:rPr>
-          <w:t>56</w:t>
+          <w:t>57</w:t>
         </w:r>
         <w:r>
           <w:rPr>
@@ -5918,7 +5918,7 @@
           <w14:ligatures w14:val="standardContextual"/>
         </w:rPr>
       </w:pPr>
-      <w:hyperlink w:anchor="_Toc231141236" w:history="1">
+      <w:hyperlink w:anchor="_Toc231304222" w:history="1">
         <w:r>
           <w:rPr>
             <w:rStyle w:val="afffffff5"/>
@@ -5945,7 +5945,7 @@
             <w:noProof/>
             <w:webHidden/>
           </w:rPr>
-          <w:instrText xml:space="preserve"> PAGEREF _Toc231141236 \h </w:instrText>
+          <w:instrText xml:space="preserve"> PAGEREF _Toc231304222 \h </w:instrText>
         </w:r>
         <w:r>
           <w:rPr>
@@ -5965,7 +5965,7 @@
             <w:noProof/>
             <w:webHidden/>
           </w:rPr>
-          <w:t>57</w:t>
+          <w:t>58</w:t>
         </w:r>
         <w:r>
           <w:rPr>
@@ -5993,7 +5993,7 @@
           <w14:ligatures w14:val="standardContextual"/>
         </w:rPr>
       </w:pPr>
-      <w:hyperlink w:anchor="_Toc231141237" w:history="1">
+      <w:hyperlink w:anchor="_Toc231304223" w:history="1">
         <w:r>
           <w:rPr>
             <w:rStyle w:val="afffffff5"/>
@@ -6020,7 +6020,7 @@
             <w:noProof/>
             <w:webHidden/>
           </w:rPr>
-          <w:instrText xml:space="preserve"> PAGEREF _Toc231141237 \h </w:instrText>
+          <w:instrText xml:space="preserve"> PAGEREF _Toc231304223 \h </w:instrText>
         </w:r>
         <w:r>
           <w:rPr>
@@ -6040,7 +6040,7 @@
             <w:noProof/>
             <w:webHidden/>
           </w:rPr>
-          <w:t>57</w:t>
+          <w:t>58</w:t>
         </w:r>
         <w:r>
           <w:rPr>
@@ -6067,7 +6067,7 @@
           <w14:ligatures w14:val="standardContextual"/>
         </w:rPr>
       </w:pPr>
-      <w:hyperlink w:anchor="_Toc231141238" w:history="1">
+      <w:hyperlink w:anchor="_Toc231304224" w:history="1">
         <w:r>
           <w:rPr>
             <w:rStyle w:val="afffffff5"/>
@@ -6094,7 +6094,7 @@
             <w:noProof/>
             <w:webHidden/>
           </w:rPr>
-          <w:instrText xml:space="preserve"> PAGEREF _Toc231141238 \h </w:instrText>
+          <w:instrText xml:space="preserve"> PAGEREF _Toc231304224 \h </w:instrText>
         </w:r>
         <w:r>
           <w:rPr>
@@ -6114,7 +6114,7 @@
             <w:noProof/>
             <w:webHidden/>
           </w:rPr>
-          <w:t>58</w:t>
+          <w:t>59</w:t>
         </w:r>
         <w:r>
           <w:rPr>
@@ -6141,7 +6141,7 @@
           <w14:ligatures w14:val="standardContextual"/>
         </w:rPr>
       </w:pPr>
-      <w:hyperlink w:anchor="_Toc231141239" w:history="1">
+      <w:hyperlink w:anchor="_Toc231304225" w:history="1">
         <w:r>
           <w:rPr>
             <w:rStyle w:val="afffffff5"/>
@@ -6168,7 +6168,7 @@
             <w:noProof/>
             <w:webHidden/>
           </w:rPr>
-          <w:instrText xml:space="preserve"> PAGEREF _Toc231141239 \h </w:instrText>
+          <w:instrText xml:space="preserve"> PAGEREF _Toc231304225 \h </w:instrText>
         </w:r>
         <w:r>
           <w:rPr>
@@ -6188,7 +6188,7 @@
             <w:noProof/>
             <w:webHidden/>
           </w:rPr>
-          <w:t>59</w:t>
+          <w:t>60</w:t>
         </w:r>
         <w:r>
           <w:rPr>
@@ -6215,7 +6215,7 @@
           <w14:ligatures w14:val="standardContextual"/>
         </w:rPr>
       </w:pPr>
-      <w:hyperlink w:anchor="_Toc231141240" w:history="1">
+      <w:hyperlink w:anchor="_Toc231304226" w:history="1">
         <w:r>
           <w:rPr>
             <w:rStyle w:val="afffffff5"/>
@@ -6242,7 +6242,7 @@
             <w:noProof/>
             <w:webHidden/>
           </w:rPr>
-          <w:instrText xml:space="preserve"> PAGEREF _Toc231141240 \h </w:instrText>
+          <w:instrText xml:space="preserve"> PAGEREF _Toc231304226 \h </w:instrText>
         </w:r>
         <w:r>
           <w:rPr>
@@ -6262,7 +6262,7 @@
             <w:noProof/>
             <w:webHidden/>
           </w:rPr>
-          <w:t>59</w:t>
+          <w:t>60</w:t>
         </w:r>
         <w:r>
           <w:rPr>
@@ -6291,7 +6291,7 @@
           <w14:ligatures w14:val="standardContextual"/>
         </w:rPr>
       </w:pPr>
-      <w:hyperlink w:anchor="_Toc231141241" w:history="1">
+      <w:hyperlink w:anchor="_Toc231304227" w:history="1">
         <w:r>
           <w:rPr>
             <w:rStyle w:val="afffffff5"/>
@@ -6318,7 +6318,7 @@
             <w:noProof/>
             <w:webHidden/>
           </w:rPr>
-          <w:instrText xml:space="preserve"> PAGEREF _Toc231141241 \h </w:instrText>
+          <w:instrText xml:space="preserve"> PAGEREF _Toc231304227 \h </w:instrText>
         </w:r>
         <w:r>
           <w:rPr>
@@ -6338,7 +6338,7 @@
             <w:noProof/>
             <w:webHidden/>
           </w:rPr>
-          <w:t>60</w:t>
+          <w:t>61</w:t>
         </w:r>
         <w:r>
           <w:rPr>
@@ -6366,7 +6366,7 @@
           <w14:ligatures w14:val="standardContextual"/>
         </w:rPr>
       </w:pPr>
-      <w:hyperlink w:anchor="_Toc231141242" w:history="1">
+      <w:hyperlink w:anchor="_Toc231304228" w:history="1">
         <w:r>
           <w:rPr>
             <w:rStyle w:val="afffffff5"/>
@@ -6393,7 +6393,7 @@
             <w:noProof/>
             <w:webHidden/>
           </w:rPr>
-          <w:instrText xml:space="preserve"> PAGEREF _Toc231141242 \h </w:instrText>
+          <w:instrText xml:space="preserve"> PAGEREF _Toc231304228 \h </w:instrText>
         </w:r>
         <w:r>
           <w:rPr>
@@ -6413,7 +6413,7 @@
             <w:noProof/>
             <w:webHidden/>
           </w:rPr>
-          <w:t>60</w:t>
+          <w:t>61</w:t>
         </w:r>
         <w:r>
           <w:rPr>
@@ -6441,7 +6441,7 @@
           <w14:ligatures w14:val="standardContextual"/>
         </w:rPr>
       </w:pPr>
-      <w:hyperlink w:anchor="_Toc231141243" w:history="1">
+      <w:hyperlink w:anchor="_Toc231304229" w:history="1">
         <w:r>
           <w:rPr>
             <w:rStyle w:val="afffffff5"/>
@@ -6468,7 +6468,7 @@
             <w:noProof/>
             <w:webHidden/>
           </w:rPr>
-          <w:instrText xml:space="preserve"> PAGEREF _Toc231141243 \h </w:instrText>
+          <w:instrText xml:space="preserve"> PAGEREF _Toc231304229 \h </w:instrText>
         </w:r>
         <w:r>
           <w:rPr>
@@ -6488,7 +6488,7 @@
             <w:noProof/>
             <w:webHidden/>
           </w:rPr>
-          <w:t>60</w:t>
+          <w:t>61</w:t>
         </w:r>
         <w:r>
           <w:rPr>
@@ -6516,7 +6516,7 @@
           <w14:ligatures w14:val="standardContextual"/>
         </w:rPr>
       </w:pPr>
-      <w:hyperlink w:anchor="_Toc231141244" w:history="1">
+      <w:hyperlink w:anchor="_Toc231304230" w:history="1">
         <w:r>
           <w:rPr>
             <w:rStyle w:val="afffffff5"/>
@@ -6543,7 +6543,7 @@
             <w:noProof/>
             <w:webHidden/>
           </w:rPr>
-          <w:instrText xml:space="preserve"> PAGEREF _Toc231141244 \h </w:instrText>
+          <w:instrText xml:space="preserve"> PAGEREF _Toc231304230 \h </w:instrText>
         </w:r>
         <w:r>
           <w:rPr>
@@ -6563,7 +6563,7 @@
             <w:noProof/>
             <w:webHidden/>
           </w:rPr>
-          <w:t>61</w:t>
+          <w:t>62</w:t>
         </w:r>
         <w:r>
           <w:rPr>
@@ -6591,7 +6591,7 @@
           <w14:ligatures w14:val="standardContextual"/>
         </w:rPr>
       </w:pPr>
-      <w:hyperlink w:anchor="_Toc231141245" w:history="1">
+      <w:hyperlink w:anchor="_Toc231304231" w:history="1">
         <w:r>
           <w:rPr>
             <w:rStyle w:val="afffffff5"/>
@@ -6618,7 +6618,7 @@
             <w:noProof/>
             <w:webHidden/>
           </w:rPr>
-          <w:instrText xml:space="preserve"> PAGEREF _Toc231141245 \h </w:instrText>
+          <w:instrText xml:space="preserve"> PAGEREF _Toc231304231 \h </w:instrText>
         </w:r>
         <w:r>
           <w:rPr>
@@ -6638,7 +6638,7 @@
             <w:noProof/>
             <w:webHidden/>
           </w:rPr>
-          <w:t>62</w:t>
+          <w:t>63</w:t>
         </w:r>
         <w:r>
           <w:rPr>
@@ -6666,7 +6666,7 @@
           <w14:ligatures w14:val="standardContextual"/>
         </w:rPr>
       </w:pPr>
-      <w:hyperlink w:anchor="_Toc231141246" w:history="1">
+      <w:hyperlink w:anchor="_Toc231304232" w:history="1">
         <w:r>
           <w:rPr>
             <w:rStyle w:val="afffffff5"/>
@@ -6693,7 +6693,7 @@
             <w:noProof/>
             <w:webHidden/>
           </w:rPr>
-          <w:instrText xml:space="preserve"> PAGEREF _Toc231141246 \h </w:instrText>
+          <w:instrText xml:space="preserve"> PAGEREF _Toc231304232 \h </w:instrText>
         </w:r>
         <w:r>
           <w:rPr>
@@ -6713,7 +6713,7 @@
             <w:noProof/>
             <w:webHidden/>
           </w:rPr>
-          <w:t>63</w:t>
+          <w:t>64</w:t>
         </w:r>
         <w:r>
           <w:rPr>
@@ -6742,7 +6742,7 @@
           <w14:ligatures w14:val="standardContextual"/>
         </w:rPr>
       </w:pPr>
-      <w:hyperlink w:anchor="_Toc231141247" w:history="1">
+      <w:hyperlink w:anchor="_Toc231304233" w:history="1">
         <w:r>
           <w:rPr>
             <w:rStyle w:val="afffffff5"/>
@@ -6769,7 +6769,7 @@
             <w:noProof/>
             <w:webHidden/>
           </w:rPr>
-          <w:instrText xml:space="preserve"> PAGEREF _Toc231141247 \h </w:instrText>
+          <w:instrText xml:space="preserve"> PAGEREF _Toc231304233 \h </w:instrText>
         </w:r>
         <w:r>
           <w:rPr>
@@ -6789,7 +6789,7 @@
             <w:noProof/>
             <w:webHidden/>
           </w:rPr>
-          <w:t>63</w:t>
+          <w:t>64</w:t>
         </w:r>
         <w:r>
           <w:rPr>
@@ -6818,7 +6818,7 @@
           <w14:ligatures w14:val="standardContextual"/>
         </w:rPr>
       </w:pPr>
-      <w:hyperlink w:anchor="_Toc231141248" w:history="1">
+      <w:hyperlink w:anchor="_Toc231304234" w:history="1">
         <w:r>
           <w:rPr>
             <w:rStyle w:val="afffffff5"/>
@@ -6845,7 +6845,7 @@
             <w:noProof/>
             <w:webHidden/>
           </w:rPr>
-          <w:instrText xml:space="preserve"> PAGEREF _Toc231141248 \h </w:instrText>
+          <w:instrText xml:space="preserve"> PAGEREF _Toc231304234 \h </w:instrText>
         </w:r>
         <w:r>
           <w:rPr>
@@ -6865,7 +6865,7 @@
             <w:noProof/>
             <w:webHidden/>
           </w:rPr>
-          <w:t>65</w:t>
+          <w:t>66</w:t>
         </w:r>
         <w:r>
           <w:rPr>
@@ -6893,7 +6893,7 @@
           <w14:ligatures w14:val="standardContextual"/>
         </w:rPr>
       </w:pPr>
-      <w:hyperlink w:anchor="_Toc231141249" w:history="1">
+      <w:hyperlink w:anchor="_Toc231304235" w:history="1">
         <w:r>
           <w:rPr>
             <w:rStyle w:val="afffffff5"/>
@@ -6920,7 +6920,7 @@
             <w:noProof/>
             <w:webHidden/>
           </w:rPr>
-          <w:instrText xml:space="preserve"> PAGEREF _Toc231141249 \h </w:instrText>
+          <w:instrText xml:space="preserve"> PAGEREF _Toc231304235 \h </w:instrText>
         </w:r>
         <w:r>
           <w:rPr>
@@ -6940,7 +6940,7 @@
             <w:noProof/>
             <w:webHidden/>
           </w:rPr>
-          <w:t>65</w:t>
+          <w:t>66</w:t>
         </w:r>
         <w:r>
           <w:rPr>
@@ -6968,7 +6968,7 @@
           <w14:ligatures w14:val="standardContextual"/>
         </w:rPr>
       </w:pPr>
-      <w:hyperlink w:anchor="_Toc231141250" w:history="1">
+      <w:hyperlink w:anchor="_Toc231304236" w:history="1">
         <w:r>
           <w:rPr>
             <w:rStyle w:val="afffffff5"/>
@@ -6995,7 +6995,7 @@
             <w:noProof/>
             <w:webHidden/>
           </w:rPr>
-          <w:instrText xml:space="preserve"> PAGEREF _Toc231141250 \h </w:instrText>
+          <w:instrText xml:space="preserve"> PAGEREF _Toc231304236 \h </w:instrText>
         </w:r>
         <w:r>
           <w:rPr>
@@ -7015,7 +7015,7 @@
             <w:noProof/>
             <w:webHidden/>
           </w:rPr>
-          <w:t>65</w:t>
+          <w:t>67</w:t>
         </w:r>
         <w:r>
           <w:rPr>
@@ -7037,7 +7037,7 @@
         <w:lastRenderedPageBreak/>
         <w:fldChar w:fldCharType="end"/>
       </w:r>
-      <w:bookmarkStart w:id="1" w:name="_Toc231141170"/>
+      <w:bookmarkStart w:id="1" w:name="_Toc231304156"/>
       <w:r>
         <w:rPr>
           <w:rFonts w:hint="eastAsia"/>
@@ -7053,7 +7053,7 @@
           <w:rFonts w:hint="eastAsia"/>
         </w:rPr>
       </w:pPr>
-      <w:bookmarkStart w:id="2" w:name="_Toc231141171"/>
+      <w:bookmarkStart w:id="2" w:name="_Toc231304157"/>
       <w:r>
         <w:rPr>
           <w:rFonts w:hint="eastAsia"/>
@@ -7082,7 +7082,7 @@
           <w:rFonts w:hint="eastAsia"/>
         </w:rPr>
       </w:pPr>
-      <w:bookmarkStart w:id="3" w:name="_Toc231141172"/>
+      <w:bookmarkStart w:id="3" w:name="_Toc231304158"/>
       <w:r>
         <w:rPr>
           <w:rFonts w:hint="eastAsia"/>
@@ -7259,7 +7259,7 @@
           <w:rFonts w:hint="eastAsia"/>
         </w:rPr>
       </w:pPr>
-      <w:bookmarkStart w:id="4" w:name="_Toc231141173"/>
+      <w:bookmarkStart w:id="4" w:name="_Toc231304159"/>
       <w:r>
         <w:rPr>
           <w:rFonts w:hint="eastAsia"/>
@@ -7275,7 +7275,7 @@
           <w:rFonts w:hint="eastAsia"/>
         </w:rPr>
       </w:pPr>
-      <w:bookmarkStart w:id="5" w:name="_Toc231141174"/>
+      <w:bookmarkStart w:id="5" w:name="_Toc231304160"/>
       <w:r>
         <w:rPr>
           <w:rFonts w:hint="eastAsia"/>
@@ -7700,7 +7700,7 @@
           <w:rFonts w:hint="eastAsia"/>
         </w:rPr>
       </w:pPr>
-      <w:bookmarkStart w:id="6" w:name="_Toc231141175"/>
+      <w:bookmarkStart w:id="6" w:name="_Toc231304161"/>
       <w:r>
         <w:rPr>
           <w:rFonts w:hint="eastAsia"/>
@@ -7793,7 +7793,7 @@
           <w:rFonts w:hint="eastAsia"/>
         </w:rPr>
       </w:pPr>
-      <w:bookmarkStart w:id="7" w:name="_Toc231141176"/>
+      <w:bookmarkStart w:id="7" w:name="_Toc231304162"/>
       <w:r>
         <w:rPr>
           <w:rFonts w:hint="eastAsia"/>
@@ -7809,7 +7809,7 @@
           <w:rFonts w:hint="eastAsia"/>
         </w:rPr>
       </w:pPr>
-      <w:bookmarkStart w:id="8" w:name="_Toc231141177"/>
+      <w:bookmarkStart w:id="8" w:name="_Toc231304163"/>
       <w:r>
         <w:rPr>
           <w:rFonts w:hint="eastAsia"/>
@@ -7920,7 +7920,7 @@
           <w:rFonts w:hint="eastAsia"/>
         </w:rPr>
       </w:pPr>
-      <w:bookmarkStart w:id="9" w:name="_Toc231141178"/>
+      <w:bookmarkStart w:id="9" w:name="_Toc231304164"/>
       <w:r>
         <w:rPr>
           <w:rFonts w:hint="eastAsia"/>
@@ -7949,7 +7949,7 @@
           <w:rFonts w:hint="eastAsia"/>
         </w:rPr>
       </w:pPr>
-      <w:bookmarkStart w:id="10" w:name="_Toc231141179"/>
+      <w:bookmarkStart w:id="10" w:name="_Toc231304165"/>
       <w:r>
         <w:rPr>
           <w:rFonts w:hint="eastAsia"/>
@@ -8355,7 +8355,7 @@
           <w:rFonts w:hint="eastAsia"/>
         </w:rPr>
       </w:pPr>
-      <w:bookmarkStart w:id="11" w:name="_Toc231141180"/>
+      <w:bookmarkStart w:id="11" w:name="_Toc231304166"/>
       <w:r>
         <w:rPr>
           <w:rFonts w:hint="eastAsia"/>
@@ -8400,7 +8400,7 @@
         <w:rPr>
           <w:rFonts w:hint="eastAsia"/>
         </w:rPr>
-        <w:t>アップロード元ファイルのバイナリ本体はオブジェクトストレージへ保存し、DB には `asset_import_jobs.file_name` と `file_path` をメタデータとして保持する</w:t>
+        <w:t>アップロード元ファイルのバイナリ本体は Amazon S3 へ保存し、DB には `asset_import_jobs.file_name` と S3 オブジェクトキーである `file_path` をメタデータとして保持する。S3 バケット名や HTTPS URL は DB に保存しない</w:t>
       </w:r>
     </w:p>
     <w:p>
@@ -8467,7 +8467,7 @@
           <w:rFonts w:hint="eastAsia"/>
         </w:rPr>
       </w:pPr>
-      <w:bookmarkStart w:id="12" w:name="_Toc231141181"/>
+      <w:bookmarkStart w:id="12" w:name="_Toc231304167"/>
       <w:r>
         <w:rPr>
           <w:rFonts w:hint="eastAsia"/>
@@ -8530,6 +8530,7 @@
         <w:rPr>
           <w:rFonts w:hint="eastAsia"/>
         </w:rPr>
+        <w:lastRenderedPageBreak/>
         <w:t>共有システム管理者アカウントでは、作業対象施設または対象ジョブの施設の `facilities.deleted_at IS NULL` を確認できれば通常判定をバイパスし、削除済み施設の場合は 403 を返却する</w:t>
       </w:r>
     </w:p>
@@ -8549,7 +8550,6 @@
         <w:rPr>
           <w:rFonts w:hint="eastAsia"/>
         </w:rPr>
-        <w:lastRenderedPageBreak/>
         <w:t>`/asset-import` 系 API は、対象施設または対象ジョブの `facility_id` が Bearer トークン上の作業対象施設IDと一致し、かつ `facilities.deleted_at IS NULL` の未削除施設であることを前提とする</w:t>
       </w:r>
     </w:p>
@@ -8598,7 +8598,7 @@
           <w:rFonts w:hint="eastAsia"/>
         </w:rPr>
       </w:pPr>
-      <w:bookmarkStart w:id="13" w:name="_Toc231141182"/>
+      <w:bookmarkStart w:id="13" w:name="_Toc231304168"/>
       <w:r>
         <w:rPr>
           <w:rFonts w:hint="eastAsia"/>
@@ -8709,7 +8709,7 @@
           <w:rFonts w:hint="eastAsia"/>
         </w:rPr>
       </w:pPr>
-      <w:bookmarkStart w:id="14" w:name="_Toc231141183"/>
+      <w:bookmarkStart w:id="14" w:name="_Toc231304169"/>
       <w:r>
         <w:rPr>
           <w:rFonts w:hint="eastAsia"/>
@@ -8725,7 +8725,7 @@
           <w:rFonts w:hint="eastAsia"/>
         </w:rPr>
       </w:pPr>
-      <w:bookmarkStart w:id="15" w:name="_Toc231141184"/>
+      <w:bookmarkStart w:id="15" w:name="_Toc231304170"/>
       <w:r>
         <w:rPr>
           <w:rFonts w:hint="eastAsia"/>
@@ -8983,7 +8983,7 @@
           <w:rFonts w:hint="eastAsia"/>
         </w:rPr>
       </w:pPr>
-      <w:bookmarkStart w:id="16" w:name="_Toc231141185"/>
+      <w:bookmarkStart w:id="16" w:name="_Toc231304171"/>
       <w:r>
         <w:rPr>
           <w:rFonts w:hint="eastAsia"/>
@@ -9000,7 +9000,7 @@
           <w:rFonts w:hint="eastAsia"/>
         </w:rPr>
       </w:pPr>
-      <w:bookmarkStart w:id="17" w:name="_Toc231141186"/>
+      <w:bookmarkStart w:id="17" w:name="_Toc231304172"/>
       <w:r>
         <w:rPr>
           <w:rFonts w:hint="eastAsia"/>
@@ -9936,7 +9936,7 @@
           <w:rFonts w:hint="eastAsia"/>
         </w:rPr>
       </w:pPr>
-      <w:bookmarkStart w:id="18" w:name="_Toc231141187"/>
+      <w:bookmarkStart w:id="18" w:name="_Toc231304173"/>
       <w:r>
         <w:rPr>
           <w:rFonts w:hint="eastAsia"/>
@@ -9952,7 +9952,7 @@
           <w:rFonts w:hint="eastAsia"/>
         </w:rPr>
       </w:pPr>
-      <w:bookmarkStart w:id="19" w:name="_Toc231141188"/>
+      <w:bookmarkStart w:id="19" w:name="_Toc231304174"/>
       <w:r>
         <w:rPr>
           <w:rFonts w:hint="eastAsia"/>
@@ -10018,7 +10018,7 @@
           <w:rFonts w:hint="eastAsia"/>
         </w:rPr>
       </w:pPr>
-      <w:bookmarkStart w:id="20" w:name="_Toc231141189"/>
+      <w:bookmarkStart w:id="20" w:name="_Toc231304175"/>
       <w:r>
         <w:rPr>
           <w:rFonts w:hint="eastAsia"/>
@@ -10447,7 +10447,7 @@
           <w:rFonts w:hint="eastAsia"/>
         </w:rPr>
       </w:pPr>
-      <w:bookmarkStart w:id="21" w:name="_Toc231141190"/>
+      <w:bookmarkStart w:id="21" w:name="_Toc231304176"/>
       <w:r>
         <w:rPr>
           <w:rFonts w:hint="eastAsia"/>
@@ -11924,7 +11924,7 @@
           <w:rFonts w:hint="eastAsia"/>
         </w:rPr>
       </w:pPr>
-      <w:bookmarkStart w:id="22" w:name="_Toc231141191"/>
+      <w:bookmarkStart w:id="22" w:name="_Toc231304177"/>
       <w:r>
         <w:rPr>
           <w:rFonts w:hint="eastAsia"/>
@@ -12236,7 +12236,7 @@
           <w:rFonts w:hint="eastAsia"/>
         </w:rPr>
       </w:pPr>
-      <w:bookmarkStart w:id="23" w:name="_Toc231141192"/>
+      <w:bookmarkStart w:id="23" w:name="_Toc231304178"/>
       <w:r>
         <w:rPr>
           <w:rFonts w:hint="eastAsia"/>
@@ -12302,7 +12302,7 @@
           <w:rFonts w:hint="eastAsia"/>
         </w:rPr>
       </w:pPr>
-      <w:bookmarkStart w:id="24" w:name="_Toc231141193"/>
+      <w:bookmarkStart w:id="24" w:name="_Toc231304179"/>
       <w:r>
         <w:rPr>
           <w:rFonts w:hint="eastAsia"/>
@@ -12736,7 +12736,46 @@
         <w:rPr>
           <w:rFonts w:hint="eastAsia"/>
         </w:rPr>
-        <w:t>`asset_import_jobs` を `PROCESSING` で作成し、ファイルを行単位に分解して `asset_import_rows` を作成する</w:t>
+        <w:t>アップロード元ファイルの S3 オブジェクトキーを `asset-import/{facility_id}/{YYYY}/{MM}/{upload_uuid}.{拡張子}` 形式で生成し、Amazon S3 へ PutObject する。DB にはバケット名や HTTPS URL は保存しない</w:t>
+      </w:r>
+    </w:p>
+    <w:p>
+      <w:pPr>
+        <w:rPr>
+          <w:rFonts w:hint="eastAsia"/>
+        </w:rPr>
+      </w:pPr>
+      <w:r>
+        <w:rPr>
+          <w:rFonts w:hint="eastAsia"/>
+        </w:rPr>
+        <w:t>Amazon S3 への PutObject に失敗した場合は 502 を返し、`asset_import_jobs` は作成しない</w:t>
+      </w:r>
+    </w:p>
+    <w:p>
+      <w:pPr>
+        <w:rPr>
+          <w:rFonts w:hint="eastAsia"/>
+        </w:rPr>
+      </w:pPr>
+      <w:r>
+        <w:rPr>
+          <w:rFonts w:hint="eastAsia"/>
+        </w:rPr>
+        <w:t>`asset_import_jobs` を `PROCESSING` で作成し、`file_path` には S3 オブジェクトキーを保存する。受付DB作成に失敗した場合は保存済み S3 オブジェクトを破棄する</w:t>
+      </w:r>
+    </w:p>
+    <w:p>
+      <w:pPr>
+        <w:rPr>
+          <w:rFonts w:hint="eastAsia"/>
+        </w:rPr>
+      </w:pPr>
+      <w:r>
+        <w:rPr>
+          <w:rFonts w:hint="eastAsia"/>
+        </w:rPr>
+        <w:t>ファイルを行単位に分解して `asset_import_rows` を作成する</w:t>
       </w:r>
     </w:p>
     <w:p>
@@ -12762,6 +12801,7 @@
         <w:rPr>
           <w:rFonts w:hint="eastAsia"/>
         </w:rPr>
+        <w:lastRenderedPageBreak/>
         <w:t>AI 分類モデルへの入力は PoC2 最終報告書の方針に従い、`product_name:{parsed_asset_name}, spec:{parsed_model_name}` とする。`parsed_manufacturer_name` は表示・検索・確定値には利用するが、分類モデル入力には含めない</w:t>
       </w:r>
     </w:p>
@@ -12775,130 +12815,124 @@
         <w:rPr>
           <w:rFonts w:hint="eastAsia"/>
         </w:rPr>
-        <w:t>PoC2 保存済み LUKE Model A で全行を `ABC` / `D` / `OTHER` に分類し、`ai_line_classification`、`ai_classification_confidence`、`ai_recommendation_required`、`ai_model_version` を保存する。本システムでは Model B は利用しない。固定資産台帳取込では値引き</w:t>
-      </w:r>
+        <w:t>PoC2 保存済み LUKE Model A で全行を `ABC` / `D` / `OTHER` に分類し、`ai_line_classification`、`ai_classification_confidence`、`ai_recommendation_required`、`ai_model_version` を保存する。本システムでは Model B は利用しない。固定資産台帳取込では値引き文字列判定を行わず、分類結果は内部制御値として資産台帳取込画面・突き合わせ画面には表示しない</w:t>
+      </w:r>
+    </w:p>
+    <w:p>
+      <w:pPr>
+        <w:rPr>
+          <w:rFonts w:hint="eastAsia"/>
+        </w:rPr>
+      </w:pPr>
+      <w:r>
+        <w:rPr>
+          <w:rFonts w:hint="eastAsia"/>
+        </w:rPr>
+        <w:t>`selected_*_id` / `suggested_*_id` / `selected_ship_asset_master_id` / `suggested_ship_asset_master_id` に使う参照マスタは、存在し、かつ削除済みでないことを前提に保存する</w:t>
+      </w:r>
+    </w:p>
+    <w:p>
+      <w:pPr>
+        <w:rPr>
+          <w:rFonts w:hint="eastAsia"/>
+        </w:rPr>
+      </w:pPr>
+      <w:r>
+        <w:rPr>
+          <w:rFonts w:hint="eastAsia"/>
+        </w:rPr>
+        <w:t>`ABC` 判定行のみ PoC1 方針の 3-gram コサイン類似度で AI 推薦候補を算出する。固定資産台帳側は `parsed_asset_name` / `parsed_manufacturer_name` / `parsed_model_name` を比較入力とし、3項目の全順列と括弧除去有無の2パターンで最大スコアを採用する</w:t>
+      </w:r>
+    </w:p>
+    <w:p>
+      <w:pPr>
+        <w:rPr>
+          <w:rFonts w:hint="eastAsia"/>
+        </w:rPr>
+      </w:pPr>
+      <w:r>
+        <w:rPr>
+          <w:rFonts w:hint="eastAsia"/>
+        </w:rPr>
+        <w:t>JMDN由来候補は有効な `ship_asset_masters` に紐づく `jmdn_registered_items.product_name`（販売名）、`jmdn_registered_items.manufacturer_name`（製造販売業者等）、`jmdn_classifications.general_name`（一般的名称）を比較文字列に利用する</w:t>
+      </w:r>
+    </w:p>
+    <w:p>
+      <w:pPr>
+        <w:rPr>
+          <w:rFonts w:hint="eastAsia"/>
+        </w:rPr>
+      </w:pPr>
+      <w:r>
+        <w:rPr>
+          <w:rFonts w:hint="eastAsia"/>
+        </w:rPr>
+        <w:t>原本資産台帳由来候補は、全施設の `asset_ledgers` のうち `ship_asset_master_id` が設定され、紐づく SHIP資産マスタが有効な行を対象に、`asset_ledgers.asset_name`（原本の商品名）、`asset_ledgers.manufacturer_name`（原本のメーカー名）、`asset_ledgers.model_name`（原本の規格）を比較文字列に利用する</w:t>
+      </w:r>
+    </w:p>
+    <w:p>
+      <w:pPr>
+        <w:rPr>
+          <w:rFonts w:hint="eastAsia"/>
+        </w:rPr>
+      </w:pPr>
+      <w:r>
+        <w:rPr>
+          <w:rFonts w:hint="eastAsia"/>
+        </w:rPr>
+        <w:t>JMDN由来候補と原本資産台帳由来候補を同じ候補集合として比較し、最もスコアが高いレコードに紐づく SHIP 資産マスタを `suggested_ship_asset_master_id`、`suggested_*_name` / `suggested_*_id`、`suggested_score`、`suggested_similarity_source` として保存する。原本資産台帳由来候補が採用された場合は `suggested_source_asset_ledger_id` も保存する</w:t>
+      </w:r>
+    </w:p>
+    <w:p>
+      <w:pPr>
+        <w:rPr>
+          <w:rFonts w:hint="eastAsia"/>
+        </w:rPr>
+      </w:pPr>
+      <w:r>
+        <w:rPr>
+          <w:rFonts w:hint="eastAsia"/>
+        </w:rPr>
+        <w:t>同点時は `ship_asset_master_id` 昇順、採用元は `JMDN_MASTER` → `ASSET_LEDGER` の順で決定し、原本資産台帳由来の同一マスタ内では `asset_ledger_id` 昇順で決定する</w:t>
+      </w:r>
+    </w:p>
+    <w:p>
+      <w:pPr>
+        <w:rPr>
+          <w:rFonts w:hint="eastAsia"/>
+        </w:rPr>
+      </w:pPr>
+      <w:r>
+        <w:rPr>
+          <w:rFonts w:hint="eastAsia"/>
+        </w:rPr>
+        <w:t>`D` / `OTHER` 判定行は AI 推薦対象外とし、`suggested_ship_asset_master_id`、`suggested_*_name` / `suggested_*_id`、`suggested_score`、`suggested_similarity_source`、`suggested_source_asset_ledger_id` は null のまま保存する</w:t>
+      </w:r>
+    </w:p>
+    <w:p>
+      <w:pPr>
+        <w:rPr>
+          <w:rFonts w:hint="eastAsia"/>
+        </w:rPr>
+      </w:pPr>
+      <w:r>
+        <w:rPr>
+          <w:rFonts w:hint="eastAsia"/>
+        </w:rPr>
+        <w:t>初期取込完了後に `asset_import_jobs.status` を `READY_FOR_MATCHING` へ更新する</w:t>
+      </w:r>
+    </w:p>
+    <w:p>
+      <w:pPr>
+        <w:rPr>
+          <w:rFonts w:hint="eastAsia"/>
+        </w:rPr>
+      </w:pPr>
       <w:r>
         <w:rPr>
           <w:rFonts w:hint="eastAsia"/>
         </w:rPr>
         <w:lastRenderedPageBreak/>
-        <w:t>文字列判定を行わず、分類結果は内部制御値として資産台帳取込画面・突き合わせ画面には表示しない</w:t>
-      </w:r>
-    </w:p>
-    <w:p>
-      <w:pPr>
-        <w:rPr>
-          <w:rFonts w:hint="eastAsia"/>
-        </w:rPr>
-      </w:pPr>
-      <w:r>
-        <w:rPr>
-          <w:rFonts w:hint="eastAsia"/>
-        </w:rPr>
-        <w:t>`selected_*_id` / `suggested_*_id` / `selected_ship_asset_master_id` / `suggested_ship_asset_master_id` に使う参照マスタは、存在し、かつ削除済みでないことを前提に保存する</w:t>
-      </w:r>
-    </w:p>
-    <w:p>
-      <w:pPr>
-        <w:rPr>
-          <w:rFonts w:hint="eastAsia"/>
-        </w:rPr>
-      </w:pPr>
-      <w:r>
-        <w:rPr>
-          <w:rFonts w:hint="eastAsia"/>
-        </w:rPr>
-        <w:t>`ABC` 判定行のみ PoC1 方針の 3-gram コサイン類似度で AI 推薦候補を算出する。固定資産台帳側は `parsed_asset_name` / `parsed_manufacturer_name` / `parsed_model_name` を比較入力とし、3項目の全順列と括弧除去有無の2パターンで最大スコアを採用する</w:t>
-      </w:r>
-    </w:p>
-    <w:p>
-      <w:pPr>
-        <w:rPr>
-          <w:rFonts w:hint="eastAsia"/>
-        </w:rPr>
-      </w:pPr>
-      <w:r>
-        <w:rPr>
-          <w:rFonts w:hint="eastAsia"/>
-        </w:rPr>
-        <w:t>JMDN由来候補は有効な `ship_asset_masters` に紐づく `jmdn_registered_items.product_name`（販売名）、`jmdn_registered_items.manufacturer_name`（製造販売業者等）、`jmdn_classifications.general_name`（一般的名称）を比較文字列に利用する</w:t>
-      </w:r>
-    </w:p>
-    <w:p>
-      <w:pPr>
-        <w:rPr>
-          <w:rFonts w:hint="eastAsia"/>
-        </w:rPr>
-      </w:pPr>
-      <w:r>
-        <w:rPr>
-          <w:rFonts w:hint="eastAsia"/>
-        </w:rPr>
-        <w:t>原本資産台帳由来候補は、全施設の `asset_ledgers` のうち `ship_asset_master_id` が設定され、紐づく SHIP資産マスタが有効な行を対象に、`asset_ledgers.asset_name`（原本の商品名）、`asset_ledgers.manufacturer_name`（原本のメーカー名）、`asset_ledgers.model_name`（原本の規格）を比較文字列に利用する</w:t>
-      </w:r>
-    </w:p>
-    <w:p>
-      <w:pPr>
-        <w:rPr>
-          <w:rFonts w:hint="eastAsia"/>
-        </w:rPr>
-      </w:pPr>
-      <w:r>
-        <w:rPr>
-          <w:rFonts w:hint="eastAsia"/>
-        </w:rPr>
-        <w:t>JMDN由来候補と原本資産台帳由来候補を同じ候補集合として比較し、最もスコアが高いレコードに紐づく SHIP 資産マスタを `suggested_ship_asset_master_id`、`suggested_*_name` / `suggested_*_id`、`suggested_score`、`suggested_similarity_source` として保存する。原本資産台帳由来候補が採用された場合は `suggested_source_asset_ledger_id` も保存する</w:t>
-      </w:r>
-    </w:p>
-    <w:p>
-      <w:pPr>
-        <w:rPr>
-          <w:rFonts w:hint="eastAsia"/>
-        </w:rPr>
-      </w:pPr>
-      <w:r>
-        <w:rPr>
-          <w:rFonts w:hint="eastAsia"/>
-        </w:rPr>
-        <w:t>同点時は `ship_asset_master_id` 昇順、採用元は `JMDN_MASTER` → `ASSET_LEDGER` の順で決定し、原本資産台帳由来の同一マスタ内では `asset_ledger_id` 昇順で決定する</w:t>
-      </w:r>
-    </w:p>
-    <w:p>
-      <w:pPr>
-        <w:rPr>
-          <w:rFonts w:hint="eastAsia"/>
-        </w:rPr>
-      </w:pPr>
-      <w:r>
-        <w:rPr>
-          <w:rFonts w:hint="eastAsia"/>
-        </w:rPr>
-        <w:t>`D` / `OTHER` 判定行は AI 推薦対象外とし、`suggested_ship_asset_master_id`、`suggested_*_name` / `suggested_*_id`、`suggested_score`、`suggested_similarity_source`、`suggested_source_asset_ledger_id` は null のまま保存する</w:t>
-      </w:r>
-    </w:p>
-    <w:p>
-      <w:pPr>
-        <w:rPr>
-          <w:rFonts w:hint="eastAsia"/>
-        </w:rPr>
-      </w:pPr>
-      <w:r>
-        <w:rPr>
-          <w:rFonts w:hint="eastAsia"/>
-        </w:rPr>
-        <w:t>初期取込完了後に `asset_import_jobs.status` を `READY_FOR_MATCHING` へ更新する</w:t>
-      </w:r>
-    </w:p>
-    <w:p>
-      <w:pPr>
-        <w:rPr>
-          <w:rFonts w:hint="eastAsia"/>
-        </w:rPr>
-      </w:pPr>
-      <w:r>
-        <w:rPr>
-          <w:rFonts w:hint="eastAsia"/>
-        </w:rPr>
         <w:t>初期取込処理が失敗した場合は、展開中の `asset_import_rows` をロールバックしたうえで、別トランザクションで `asset_import_jobs.status=FAILED`、`error_message`、`finished_at` を更新する</w:t>
       </w:r>
     </w:p>
@@ -12926,7 +12960,6 @@
         <w:rPr>
           <w:rFonts w:hint="eastAsia"/>
         </w:rPr>
-        <w:lastRenderedPageBreak/>
         <w:t>永続化マッピング（受付時）</w:t>
       </w:r>
     </w:p>
@@ -13254,20 +13287,20 @@
               <w:rPr>
                 <w:rFonts w:hint="eastAsia"/>
               </w:rPr>
-              <w:t>サーバー側で保存した元ファイルのストレージキー / URL を保存する</w:t>
-            </w:r>
-          </w:p>
-        </w:tc>
-        <w:tc>
-          <w:tcPr>
-            <w:tcW w:w="1250" w:type="pct"/>
-          </w:tcPr>
-          <w:p>
-            <w:r>
-              <w:rPr>
-                <w:rFonts w:hint="eastAsia"/>
-              </w:rPr>
-              <w:t>DB には参照先のみ保持する</w:t>
+              <w:t>Amazon S3 に保存した元ファイルの S3 オブジェクトキー `asset-import/{facility_id}/{YYYY}/{MM}/{upload_uuid}.{拡張子}` を保存する</w:t>
+            </w:r>
+          </w:p>
+        </w:tc>
+        <w:tc>
+          <w:tcPr>
+            <w:tcW w:w="1250" w:type="pct"/>
+          </w:tcPr>
+          <w:p>
+            <w:r>
+              <w:rPr>
+                <w:rFonts w:hint="eastAsia"/>
+              </w:rPr>
+              <w:t>DB にはバケット名や HTTPS URL は保存しない</w:t>
             </w:r>
           </w:p>
         </w:tc>
@@ -13378,7 +13411,7 @@
               <w:rPr>
                 <w:rFonts w:hint="eastAsia"/>
               </w:rPr>
-              <w:t>`オブジェクトストレージ（DB外）`</w:t>
+              <w:t>`Amazon S3（DB外）`</w:t>
             </w:r>
           </w:p>
         </w:tc>
@@ -13404,20 +13437,27 @@
               <w:rPr>
                 <w:rFonts w:hint="eastAsia"/>
               </w:rPr>
-              <w:t>リクエスト `file` のバイナリを保存する</w:t>
-            </w:r>
-          </w:p>
-        </w:tc>
-        <w:tc>
-          <w:tcPr>
-            <w:tcW w:w="1250" w:type="pct"/>
-          </w:tcPr>
-          <w:p>
-            <w:r>
-              <w:rPr>
-                <w:rFonts w:hint="eastAsia"/>
-              </w:rPr>
-              <w:t>DB には `asset_import_jobs.file_path` だけを保持する</w:t>
+              <w:t>リクエスト `file` のバイナリを PutObject する</w:t>
+            </w:r>
+          </w:p>
+        </w:tc>
+        <w:tc>
+          <w:tcPr>
+            <w:tcW w:w="1250" w:type="pct"/>
+          </w:tcPr>
+          <w:p>
+            <w:r>
+              <w:rPr>
+                <w:rFonts w:hint="eastAsia"/>
+              </w:rPr>
+              <w:t>DB には `asset_import_jobs.file_path</w:t>
+            </w:r>
+            <w:r>
+              <w:rPr>
+                <w:rFonts w:hint="eastAsia"/>
+              </w:rPr>
+              <w:lastRenderedPageBreak/>
+              <w:t>` として S3 オブジェクトキーだけを保持する</w:t>
             </w:r>
           </w:p>
         </w:tc>
@@ -13598,6 +13638,170 @@
           </w:tcPr>
           <w:p>
             <w:r>
+              <w:t>`asset_import_rows`</w:t>
+            </w:r>
+          </w:p>
+        </w:tc>
+        <w:tc>
+          <w:tcPr>
+            <w:tcW w:w="1250" w:type="pct"/>
+          </w:tcPr>
+          <w:p>
+            <w:r>
+              <w:t>`raw_data_json`</w:t>
+            </w:r>
+          </w:p>
+        </w:tc>
+        <w:tc>
+          <w:tcPr>
+            <w:tcW w:w="1250" w:type="pct"/>
+          </w:tcPr>
+          <w:p>
+            <w:r>
+              <w:rPr>
+                <w:rFonts w:hint="eastAsia"/>
+              </w:rPr>
+              <w:t>元ファイル 1 行分の原文を JSON 化して保存する</w:t>
+            </w:r>
+          </w:p>
+        </w:tc>
+        <w:tc>
+          <w:tcPr>
+            <w:tcW w:w="1250" w:type="pct"/>
+          </w:tcPr>
+          <w:p>
+            <w:r>
+              <w:rPr>
+                <w:rFonts w:hint="eastAsia"/>
+              </w:rPr>
+              <w:t>監査・再解析用</w:t>
+            </w:r>
+          </w:p>
+        </w:tc>
+      </w:tr>
+      <w:tr>
+        <w:tc>
+          <w:tcPr>
+            <w:tcW w:w="1250" w:type="pct"/>
+          </w:tcPr>
+          <w:p>
+            <w:r>
+              <w:t>`asset_import_rows`</w:t>
+            </w:r>
+          </w:p>
+        </w:tc>
+        <w:tc>
+          <w:tcPr>
+            <w:tcW w:w="1250" w:type="pct"/>
+          </w:tcPr>
+          <w:p>
+            <w:r>
+              <w:t>`parsed_ledger_no` / `parsed_management_device_no` / `parsed_asset_name` / `parsed_manufacturer_name` / `parsed_model_name` / `parsed_department_name` / `parsed_section_name` / `parsed_room_name` / `parsed_category_name` / `parsed_quantity` / `parsed_unit` / `parsed_inspection_date`</w:t>
+            </w:r>
+          </w:p>
+        </w:tc>
+        <w:tc>
+          <w:tcPr>
+            <w:tcW w:w="1250" w:type="pct"/>
+          </w:tcPr>
+          <w:p>
+            <w:r>
+              <w:rPr>
+                <w:rFonts w:hint="eastAsia"/>
+              </w:rPr>
+              <w:t>元ファイル各列の値を対応カラムへ保存する。固定資産管理台帳では商品名列を `parsed_asset_name`、メーカー名列を `parsed_manufacturer_name`、規格列を `parsed_model_name` へ保存する</w:t>
+            </w:r>
+          </w:p>
+        </w:tc>
+        <w:tc>
+          <w:tcPr>
+            <w:tcW w:w="1250" w:type="pct"/>
+          </w:tcPr>
+          <w:p>
+            <w:r>
+              <w:rPr>
+                <w:rFonts w:hint="eastAsia"/>
+              </w:rPr>
+              <w:t>取込元表示値と監査用スナップショット</w:t>
+            </w:r>
+          </w:p>
+        </w:tc>
+      </w:tr>
+      <w:tr>
+        <w:tc>
+          <w:tcPr>
+            <w:tcW w:w="1250" w:type="pct"/>
+          </w:tcPr>
+          <w:p>
+            <w:r>
+              <w:t>`asset_import_rows`</w:t>
+            </w:r>
+          </w:p>
+        </w:tc>
+        <w:tc>
+          <w:tcPr>
+            <w:tcW w:w="1250" w:type="pct"/>
+          </w:tcPr>
+          <w:p>
+            <w:r>
+              <w:t>`ai_line_classification` / `ai_classification_confidence` / `ai_recommenda</w:t>
+            </w:r>
+            <w:r>
+              <w:lastRenderedPageBreak/>
+              <w:t>tion_required` / `ai_model_version`</w:t>
+            </w:r>
+          </w:p>
+        </w:tc>
+        <w:tc>
+          <w:tcPr>
+            <w:tcW w:w="1250" w:type="pct"/>
+          </w:tcPr>
+          <w:p>
+            <w:r>
+              <w:rPr>
+                <w:rFonts w:hint="eastAsia"/>
+              </w:rPr>
+              <w:lastRenderedPageBreak/>
+              <w:t>PoC2 保存済み LUKE Model A による分類結果、信頼度、ABC 判定時の推薦要</w:t>
+            </w:r>
+            <w:r>
+              <w:rPr>
+                <w:rFonts w:hint="eastAsia"/>
+              </w:rPr>
+              <w:lastRenderedPageBreak/>
+              <w:t>否、利用モデルバージョンを保存する</w:t>
+            </w:r>
+          </w:p>
+        </w:tc>
+        <w:tc>
+          <w:tcPr>
+            <w:tcW w:w="1250" w:type="pct"/>
+          </w:tcPr>
+          <w:p>
+            <w:r>
+              <w:rPr>
+                <w:rFonts w:hint="eastAsia"/>
+              </w:rPr>
+              <w:lastRenderedPageBreak/>
+              <w:t>`ABC` / `D` / `OTHER`。固定資産台帳取込ではABCか否かの内部制御値。画面表示用レスポンスDT</w:t>
+            </w:r>
+            <w:r>
+              <w:rPr>
+                <w:rFonts w:hint="eastAsia"/>
+              </w:rPr>
+              <w:lastRenderedPageBreak/>
+              <w:t>OおよびExcel出力列には含めない</w:t>
+            </w:r>
+          </w:p>
+        </w:tc>
+      </w:tr>
+      <w:tr>
+        <w:tc>
+          <w:tcPr>
+            <w:tcW w:w="1250" w:type="pct"/>
+          </w:tcPr>
+          <w:p>
+            <w:r>
               <w:lastRenderedPageBreak/>
               <w:t>`asset_import_rows`</w:t>
             </w:r>
@@ -13609,189 +13813,32 @@
           </w:tcPr>
           <w:p>
             <w:r>
-              <w:t>`raw_data_json`</w:t>
-            </w:r>
-          </w:p>
-        </w:tc>
-        <w:tc>
-          <w:tcPr>
-            <w:tcW w:w="1250" w:type="pct"/>
-          </w:tcPr>
-          <w:p>
-            <w:r>
-              <w:rPr>
-                <w:rFonts w:hint="eastAsia"/>
-              </w:rPr>
-              <w:t>元ファイル 1 行分の原文を JSON 化して保存する</w:t>
-            </w:r>
-          </w:p>
-        </w:tc>
-        <w:tc>
-          <w:tcPr>
-            <w:tcW w:w="1250" w:type="pct"/>
-          </w:tcPr>
-          <w:p>
-            <w:r>
-              <w:rPr>
-                <w:rFonts w:hint="eastAsia"/>
-              </w:rPr>
-              <w:t>監査・再解析用</w:t>
-            </w:r>
-          </w:p>
-        </w:tc>
-      </w:tr>
-      <w:tr>
-        <w:tc>
-          <w:tcPr>
-            <w:tcW w:w="1250" w:type="pct"/>
-          </w:tcPr>
-          <w:p>
-            <w:r>
-              <w:t>`asset_import_rows`</w:t>
-            </w:r>
-          </w:p>
-        </w:tc>
-        <w:tc>
-          <w:tcPr>
-            <w:tcW w:w="1250" w:type="pct"/>
-          </w:tcPr>
-          <w:p>
-            <w:r>
-              <w:t>`parsed_ledger_no` / `parsed_management_device_no` / `parsed_asset_name` / `parsed_manufacturer_name` / `parsed_model_name` / `parsed_department_name` / `parsed_section_name` / `parsed_room_name` / `parsed_category_name` / `parsed_quantity` / `parsed_unit` / `parsed_inspection_date`</w:t>
-            </w:r>
-          </w:p>
-        </w:tc>
-        <w:tc>
-          <w:tcPr>
-            <w:tcW w:w="1250" w:type="pct"/>
-          </w:tcPr>
-          <w:p>
-            <w:r>
-              <w:rPr>
-                <w:rFonts w:hint="eastAsia"/>
-              </w:rPr>
-              <w:t>元ファイル各列の値を対応カラムへ保存する。固定資産管理台帳では商品名列を `parsed_asset_name`、メーカー名列を `parsed_manufacturer_name`、規格列を `parsed_model_name` へ保存する</w:t>
-            </w:r>
-          </w:p>
-        </w:tc>
-        <w:tc>
-          <w:tcPr>
-            <w:tcW w:w="1250" w:type="pct"/>
-          </w:tcPr>
-          <w:p>
-            <w:r>
-              <w:rPr>
-                <w:rFonts w:hint="eastAsia"/>
-              </w:rPr>
-              <w:t>取込元表示値と監査用スナップショット</w:t>
-            </w:r>
-          </w:p>
-        </w:tc>
-      </w:tr>
-      <w:tr>
-        <w:tc>
-          <w:tcPr>
-            <w:tcW w:w="1250" w:type="pct"/>
-          </w:tcPr>
-          <w:p>
-            <w:r>
-              <w:t>`asset_import_rows`</w:t>
-            </w:r>
-          </w:p>
-        </w:tc>
-        <w:tc>
-          <w:tcPr>
-            <w:tcW w:w="1250" w:type="pct"/>
-          </w:tcPr>
-          <w:p>
-            <w:r>
-              <w:t>`ai_line_classification` / `ai_classification_confidence` / `ai_recommendation_required` / `ai_model_version`</w:t>
-            </w:r>
-          </w:p>
-        </w:tc>
-        <w:tc>
-          <w:tcPr>
-            <w:tcW w:w="1250" w:type="pct"/>
-          </w:tcPr>
-          <w:p>
-            <w:r>
-              <w:rPr>
-                <w:rFonts w:hint="eastAsia"/>
-              </w:rPr>
-              <w:t>PoC2 保存済み LUKE Model A による分類結果、信頼度、ABC 判定時の推薦要否、利用モデルバージョンを保存する</w:t>
-            </w:r>
-          </w:p>
-        </w:tc>
-        <w:tc>
-          <w:tcPr>
-            <w:tcW w:w="1250" w:type="pct"/>
-          </w:tcPr>
-          <w:p>
-            <w:r>
-              <w:rPr>
-                <w:rFonts w:hint="eastAsia"/>
-              </w:rPr>
-              <w:t>`ABC` / `D` / `OTHER`。固定資産台帳取込ではABCか否かの内部制御値。画面表示用レスポンスDTOおよびExcel出力列には含めない</w:t>
-            </w:r>
-          </w:p>
-        </w:tc>
-      </w:tr>
-      <w:tr>
-        <w:tc>
-          <w:tcPr>
-            <w:tcW w:w="1250" w:type="pct"/>
-          </w:tcPr>
-          <w:p>
-            <w:r>
-              <w:t>`asset_import_rows`</w:t>
-            </w:r>
-          </w:p>
-        </w:tc>
-        <w:tc>
-          <w:tcPr>
-            <w:tcW w:w="1250" w:type="pct"/>
-          </w:tcPr>
-          <w:p>
-            <w:r>
-              <w:t>`suggested_ship_asset_master_id` / `suggested_*_name` / `suggested_*_id` / `suggested_score` / `suggested_similarity_source` / `sugges</w:t>
-            </w:r>
-            <w:r>
-              <w:lastRenderedPageBreak/>
-              <w:t>ted_source_asset_ledger_id`</w:t>
-            </w:r>
-          </w:p>
-        </w:tc>
-        <w:tc>
-          <w:tcPr>
-            <w:tcW w:w="1250" w:type="pct"/>
-          </w:tcPr>
-          <w:p>
-            <w:r>
-              <w:rPr>
-                <w:rFonts w:hint="eastAsia"/>
-              </w:rPr>
-              <w:lastRenderedPageBreak/>
-              <w:t xml:space="preserve">`ABC` 判定行のみ AI 推薦ロジックで算出した最良候補の SHIP 資産マスタID、表示値、対応ID、類似度、採用元、原本資産台帳由来候補の元台帳IDを保存する。`D` / </w:t>
-            </w:r>
-            <w:r>
-              <w:rPr>
-                <w:rFonts w:hint="eastAsia"/>
-              </w:rPr>
-              <w:lastRenderedPageBreak/>
-              <w:t>`OTHER` 判定行はすべて null とする</w:t>
-            </w:r>
-          </w:p>
-        </w:tc>
-        <w:tc>
-          <w:tcPr>
-            <w:tcW w:w="1250" w:type="pct"/>
-          </w:tcPr>
-          <w:p>
-            <w:r>
-              <w:rPr>
-                <w:rFonts w:hint="eastAsia"/>
-              </w:rPr>
-              <w:lastRenderedPageBreak/>
+              <w:t>`suggested_ship_asset_master_id` / `suggested_*_name` / `suggested_*_id` / `suggested_score` / `suggested_similarity_source` / `suggested_source_asset_ledger_id`</w:t>
+            </w:r>
+          </w:p>
+        </w:tc>
+        <w:tc>
+          <w:tcPr>
+            <w:tcW w:w="1250" w:type="pct"/>
+          </w:tcPr>
+          <w:p>
+            <w:r>
+              <w:rPr>
+                <w:rFonts w:hint="eastAsia"/>
+              </w:rPr>
+              <w:t>`ABC` 判定行のみ AI 推薦ロジックで算出した最良候補の SHIP 資産マスタID、表示値、対応ID、類似度、採用元、原本資産台帳由来候補の元台帳IDを保存する。`D` / `OTHER` 判定行はすべて null とする</w:t>
+            </w:r>
+          </w:p>
+        </w:tc>
+        <w:tc>
+          <w:tcPr>
+            <w:tcW w:w="1250" w:type="pct"/>
+          </w:tcPr>
+          <w:p>
+            <w:r>
+              <w:rPr>
+                <w:rFonts w:hint="eastAsia"/>
+              </w:rPr>
               <w:t>推薦時点のスナップショットを保持する</w:t>
             </w:r>
           </w:p>
@@ -14244,6 +14291,7 @@
           </w:tcPr>
           <w:p>
             <w:r>
+              <w:lastRenderedPageBreak/>
               <w:t>`asset_import_jobs`</w:t>
             </w:r>
           </w:p>
@@ -14294,7 +14342,7 @@
           <w:rFonts w:hint="eastAsia"/>
         </w:rPr>
       </w:pPr>
-      <w:bookmarkStart w:id="25" w:name="_Toc231141194"/>
+      <w:bookmarkStart w:id="25" w:name="_Toc231304180"/>
       <w:r>
         <w:rPr>
           <w:rFonts w:hint="eastAsia"/>
@@ -14460,7 +14508,6 @@
           </w:tcPr>
           <w:p>
             <w:r>
-              <w:lastRenderedPageBreak/>
               <w:t>status</w:t>
             </w:r>
           </w:p>
@@ -14598,7 +14645,7 @@
           <w:rFonts w:hint="eastAsia"/>
         </w:rPr>
       </w:pPr>
-      <w:bookmarkStart w:id="26" w:name="_Toc231141195"/>
+      <w:bookmarkStart w:id="26" w:name="_Toc231304181"/>
       <w:r>
         <w:rPr>
           <w:rFonts w:hint="eastAsia"/>
@@ -14907,6 +14954,49 @@
           </w:tcPr>
           <w:p>
             <w:r>
+              <w:t>502</w:t>
+            </w:r>
+          </w:p>
+        </w:tc>
+        <w:tc>
+          <w:tcPr>
+            <w:tcW w:w="1667" w:type="pct"/>
+          </w:tcPr>
+          <w:p>
+            <w:r>
+              <w:rPr>
+                <w:rFonts w:hint="eastAsia"/>
+              </w:rPr>
+              <w:t>Amazon S3 への元ファイル保存、または受付失敗時の保存</w:t>
+            </w:r>
+            <w:r>
+              <w:rPr>
+                <w:rFonts w:hint="eastAsia"/>
+              </w:rPr>
+              <w:lastRenderedPageBreak/>
+              <w:t>済み S3 オブジェクト破棄に失敗した</w:t>
+            </w:r>
+          </w:p>
+        </w:tc>
+        <w:tc>
+          <w:tcPr>
+            <w:tcW w:w="1667" w:type="pct"/>
+          </w:tcPr>
+          <w:p>
+            <w:r>
+              <w:lastRenderedPageBreak/>
+              <w:t>ErrorResponse</w:t>
+            </w:r>
+          </w:p>
+        </w:tc>
+      </w:tr>
+      <w:tr>
+        <w:tc>
+          <w:tcPr>
+            <w:tcW w:w="1666" w:type="pct"/>
+          </w:tcPr>
+          <w:p>
+            <w:r>
               <w:t>500</w:t>
             </w:r>
           </w:p>
@@ -14944,7 +15034,7 @@
           <w:rFonts w:hint="eastAsia"/>
         </w:rPr>
       </w:pPr>
-      <w:bookmarkStart w:id="27" w:name="_Toc231141196"/>
+      <w:bookmarkStart w:id="27" w:name="_Toc231304182"/>
       <w:r>
         <w:rPr>
           <w:rFonts w:hint="eastAsia"/>
@@ -15000,7 +15090,6 @@
         <w:rPr>
           <w:rFonts w:hint="eastAsia"/>
         </w:rPr>
-        <w:lastRenderedPageBreak/>
         <w:t>認証: 要（Bearer）</w:t>
       </w:r>
     </w:p>
@@ -15011,7 +15100,7 @@
           <w:rFonts w:hint="eastAsia"/>
         </w:rPr>
       </w:pPr>
-      <w:bookmarkStart w:id="28" w:name="_Toc231141197"/>
+      <w:bookmarkStart w:id="28" w:name="_Toc231304183"/>
       <w:r>
         <w:rPr>
           <w:rFonts w:hint="eastAsia"/>
@@ -15266,6 +15355,7 @@
         <w:rPr>
           <w:rFonts w:hint="eastAsia"/>
         </w:rPr>
+        <w:lastRenderedPageBreak/>
         <w:t>処理仕様</w:t>
       </w:r>
     </w:p>
@@ -15289,7 +15379,7 @@
           <w:rFonts w:hint="eastAsia"/>
         </w:rPr>
       </w:pPr>
-      <w:bookmarkStart w:id="29" w:name="_Toc231141198"/>
+      <w:bookmarkStart w:id="29" w:name="_Toc231304184"/>
       <w:r>
         <w:rPr>
           <w:rFonts w:hint="eastAsia"/>
@@ -15860,7 +15950,6 @@
           </w:tcPr>
           <w:p>
             <w:r>
-              <w:lastRenderedPageBreak/>
               <w:t>finishedAt</w:t>
             </w:r>
           </w:p>
@@ -15953,7 +16042,7 @@
           <w:rFonts w:hint="eastAsia"/>
         </w:rPr>
       </w:pPr>
-      <w:bookmarkStart w:id="30" w:name="_Toc231141199"/>
+      <w:bookmarkStart w:id="30" w:name="_Toc231304185"/>
       <w:r>
         <w:rPr>
           <w:rFonts w:hint="eastAsia"/>
@@ -16192,6 +16281,7 @@
           </w:tcPr>
           <w:p>
             <w:r>
+              <w:lastRenderedPageBreak/>
               <w:t>500</w:t>
             </w:r>
           </w:p>
@@ -16229,7 +16319,7 @@
           <w:rFonts w:hint="eastAsia"/>
         </w:rPr>
       </w:pPr>
-      <w:bookmarkStart w:id="31" w:name="_Toc231141200"/>
+      <w:bookmarkStart w:id="31" w:name="_Toc231304186"/>
       <w:r>
         <w:rPr>
           <w:rFonts w:hint="eastAsia"/>
@@ -16295,12 +16385,11 @@
           <w:rFonts w:hint="eastAsia"/>
         </w:rPr>
       </w:pPr>
-      <w:bookmarkStart w:id="32" w:name="_Toc231141201"/>
-      <w:r>
-        <w:rPr>
-          <w:rFonts w:hint="eastAsia"/>
-        </w:rPr>
-        <w:lastRenderedPageBreak/>
+      <w:bookmarkStart w:id="32" w:name="_Toc231304187"/>
+      <w:r>
+        <w:rPr>
+          <w:rFonts w:hint="eastAsia"/>
+        </w:rPr>
         <w:t>リクエストパラメータ</w:t>
       </w:r>
       <w:bookmarkEnd w:id="32"/>
@@ -16551,6 +16640,7 @@
         <w:rPr>
           <w:rFonts w:hint="eastAsia"/>
         </w:rPr>
+        <w:lastRenderedPageBreak/>
         <w:t>処理仕様</w:t>
       </w:r>
     </w:p>
@@ -16590,7 +16680,7 @@
         <w:rPr>
           <w:rFonts w:hint="eastAsia"/>
         </w:rPr>
-        <w:t>`asset_import_jobs.file_path` に保持した元ファイルを再利用し、新しい `asset_import_jobs` を `PROCESSING` で作成する</w:t>
+        <w:t>`asset_import_jobs.file_path` に保持した S3 オブジェクトキーから元ファイルを取得できることを確認し、新しい `asset_import_jobs` を `PROCESSING` で作成する</w:t>
       </w:r>
     </w:p>
     <w:p>
@@ -16616,6 +16706,19 @@
         <w:rPr>
           <w:rFonts w:hint="eastAsia"/>
         </w:rPr>
+        <w:t>受付時の Amazon S3 GetObject 確認に失敗した場合は 502 を返し、新規ジョブは作成しない。非同期初期取込中に元ファイルを取得できなくなった場合は、新規ジョブ側だけ `status=FAILED`、`error_message`、`finished_at` を更新する</w:t>
+      </w:r>
+    </w:p>
+    <w:p>
+      <w:pPr>
+        <w:rPr>
+          <w:rFonts w:hint="eastAsia"/>
+        </w:rPr>
+      </w:pPr>
+      <w:r>
+        <w:rPr>
+          <w:rFonts w:hint="eastAsia"/>
+        </w:rPr>
         <w:t>再取込時も `POST /asset-import/jobs` と同じ AI 分類・AI 推薦ルールを適用する。分類入力を `product_name:{parsed_asset_name}, spec:{parsed_model_name}` として PoC2 保存済み LUKE Model A で `ABC` / `D` / `OTHER` を判定する。メーカー名は分類入力に含めない。本システムでは Model B は利用しない。固定資産台帳取込では値引き文字列判定を行わず、AI推薦は `ABC` 行のみ JMDN由来候補と全施設の原本資産台帳由来候補を同じ候補集合として比較する</w:t>
       </w:r>
     </w:p>
@@ -16656,7 +16759,6 @@
         <w:rPr>
           <w:rFonts w:hint="eastAsia"/>
         </w:rPr>
-        <w:lastRenderedPageBreak/>
         <w:t>永続化マッピング（受付時）</w:t>
       </w:r>
     </w:p>
@@ -16941,32 +17043,45 @@
           </w:tcPr>
           <w:p>
             <w:r>
-              <w:t>`status` / `error_message` / `started_at` / `finished_at`</w:t>
-            </w:r>
-          </w:p>
-        </w:tc>
-        <w:tc>
-          <w:tcPr>
-            <w:tcW w:w="1250" w:type="pct"/>
-          </w:tcPr>
-          <w:p>
-            <w:r>
-              <w:rPr>
-                <w:rFonts w:hint="eastAsia"/>
-              </w:rPr>
-              <w:t>`PROCESSING` / `NULL` / 再取込受付時点の日時 / `NULL` で作成する</w:t>
-            </w:r>
-          </w:p>
-        </w:tc>
-        <w:tc>
-          <w:tcPr>
-            <w:tcW w:w="1250" w:type="pct"/>
-          </w:tcPr>
-          <w:p>
-            <w:r>
-              <w:rPr>
-                <w:rFonts w:hint="eastAsia"/>
-              </w:rPr>
+              <w:t>`status` / `error_message` / `start</w:t>
+            </w:r>
+            <w:r>
+              <w:lastRenderedPageBreak/>
+              <w:t>ed_at` / `finished_at`</w:t>
+            </w:r>
+          </w:p>
+        </w:tc>
+        <w:tc>
+          <w:tcPr>
+            <w:tcW w:w="1250" w:type="pct"/>
+          </w:tcPr>
+          <w:p>
+            <w:r>
+              <w:rPr>
+                <w:rFonts w:hint="eastAsia"/>
+              </w:rPr>
+              <w:lastRenderedPageBreak/>
+              <w:t>`PROCESSING` / `NULL` / 再取込受</w:t>
+            </w:r>
+            <w:r>
+              <w:rPr>
+                <w:rFonts w:hint="eastAsia"/>
+              </w:rPr>
+              <w:lastRenderedPageBreak/>
+              <w:t>付時点の日時 / `NULL` で作成する</w:t>
+            </w:r>
+          </w:p>
+        </w:tc>
+        <w:tc>
+          <w:tcPr>
+            <w:tcW w:w="1250" w:type="pct"/>
+          </w:tcPr>
+          <w:p>
+            <w:r>
+              <w:rPr>
+                <w:rFonts w:hint="eastAsia"/>
+              </w:rPr>
+              <w:lastRenderedPageBreak/>
               <w:t>再取込元の失敗情報は引き継がない</w:t>
             </w:r>
           </w:p>
@@ -17033,7 +17148,7 @@
               <w:rPr>
                 <w:rFonts w:hint="eastAsia"/>
               </w:rPr>
-              <w:t>`オブジェクトストレージ（DB外）`</w:t>
+              <w:t>`Amazon S3（DB外）`</w:t>
             </w:r>
           </w:p>
         </w:tc>
@@ -17059,7 +17174,7 @@
               <w:rPr>
                 <w:rFonts w:hint="eastAsia"/>
               </w:rPr>
-              <w:t>再取込元 FAILED ジョブの `file_path` が指す既存ファイルを再利用する</w:t>
+              <w:t>再取込元 FAILED ジョブの `file_path` が指す S3 オブジェクトを GetObject して再利用する</w:t>
             </w:r>
           </w:p>
         </w:tc>
@@ -17218,17 +17333,14 @@
               <w:rPr>
                 <w:rFonts w:hint="eastAsia"/>
               </w:rPr>
-              <w:t>新規ジョブ配下の `asset_import_row_id` / `asset_import_job_id` / `row_no` / `raw_data_json` / `parsed_*` / `ai_*` / `suggested_*` / `suggested_ship_asset_master_id` / `sugges</w:t>
-            </w:r>
-            <w:r>
-              <w:rPr>
-                <w:rFonts w:hint="eastAsia"/>
-              </w:rPr>
+              <w:t>新規ジョブ配下の `asset_import_row_id` / `asset_import_job_id` / `row_no` / `raw_data_json` / `parsed_*` / `ai_*` / `suggested_*` / `suggested_ship_asset_master_id` / `suggested_score` / `suggested_similarity_source` / `suggested_source_asset_ledger_id` / `select</w:t>
+            </w:r>
+            <w:r>
+              <w:t>ed_*` / `selected_ship_asset_master_id` / `is_confirmed` / `confirmed_by_user_id` / `confirmed_at` / `created_at` / `up</w:t>
+            </w:r>
+            <w:r>
               <w:lastRenderedPageBreak/>
-              <w:t>ted_score` / `suggested_similarity_source` / `suggested_source_asset_ledger_id` / `select</w:t>
-            </w:r>
-            <w:r>
-              <w:t>ed_*` / `selected_ship_asset_master_id` / `is_confirmed` / `confirmed_by_user_id` / `confirmed_at` / `created_at` / `updated_at` / `deleted_at`</w:t>
+              <w:t>dated_at` / `deleted_at`</w:t>
             </w:r>
           </w:p>
         </w:tc>
@@ -17320,7 +17432,7 @@
           <w:rFonts w:hint="eastAsia"/>
         </w:rPr>
       </w:pPr>
-      <w:bookmarkStart w:id="33" w:name="_Toc231141202"/>
+      <w:bookmarkStart w:id="33" w:name="_Toc231304188"/>
       <w:r>
         <w:rPr>
           <w:rFonts w:hint="eastAsia"/>
@@ -17668,12 +17780,11 @@
           <w:rFonts w:hint="eastAsia"/>
         </w:rPr>
       </w:pPr>
-      <w:bookmarkStart w:id="34" w:name="_Toc231141203"/>
-      <w:r>
-        <w:rPr>
-          <w:rFonts w:hint="eastAsia"/>
-        </w:rPr>
-        <w:lastRenderedPageBreak/>
+      <w:bookmarkStart w:id="34" w:name="_Toc231304189"/>
+      <w:r>
+        <w:rPr>
+          <w:rFonts w:hint="eastAsia"/>
+        </w:rPr>
         <w:t>ステータスコード</w:t>
       </w:r>
       <w:bookmarkEnd w:id="34"/>
@@ -17873,6 +17984,7 @@
           </w:tcPr>
           <w:p>
             <w:r>
+              <w:lastRenderedPageBreak/>
               <w:t>404</w:t>
             </w:r>
           </w:p>
@@ -17922,6 +18034,41 @@
                 <w:rFonts w:hint="eastAsia"/>
               </w:rPr>
               <w:t>FAILED 以外の状態、または再取込不可状態</w:t>
+            </w:r>
+          </w:p>
+        </w:tc>
+        <w:tc>
+          <w:tcPr>
+            <w:tcW w:w="1667" w:type="pct"/>
+          </w:tcPr>
+          <w:p>
+            <w:r>
+              <w:t>ErrorResponse</w:t>
+            </w:r>
+          </w:p>
+        </w:tc>
+      </w:tr>
+      <w:tr>
+        <w:tc>
+          <w:tcPr>
+            <w:tcW w:w="1666" w:type="pct"/>
+          </w:tcPr>
+          <w:p>
+            <w:r>
+              <w:t>502</w:t>
+            </w:r>
+          </w:p>
+        </w:tc>
+        <w:tc>
+          <w:tcPr>
+            <w:tcW w:w="1667" w:type="pct"/>
+          </w:tcPr>
+          <w:p>
+            <w:r>
+              <w:rPr>
+                <w:rFonts w:hint="eastAsia"/>
+              </w:rPr>
+              <w:t>Amazon S3 から再取込元ファイルを取得できない</w:t>
             </w:r>
           </w:p>
         </w:tc>
@@ -17980,7 +18127,7 @@
           <w:rFonts w:hint="eastAsia"/>
         </w:rPr>
       </w:pPr>
-      <w:bookmarkStart w:id="35" w:name="_Toc231141204"/>
+      <w:bookmarkStart w:id="35" w:name="_Toc231304190"/>
       <w:r>
         <w:rPr>
           <w:rFonts w:hint="eastAsia"/>
@@ -17999,7 +18146,7 @@
         <w:rPr>
           <w:rFonts w:hint="eastAsia"/>
         </w:rPr>
-        <w:t>READY_FOR_MATCHING または FAILED の取込ジョブを削除する。関連する `asset_import_rows` と `asset_import_jobs.file_path` で管理する保存元ファイルもあわせて削除対象とする。</w:t>
+        <w:t>READY_FOR_MATCHING または FAILED の取込ジョブを削除する。関連する `asset_import_rows` と `asset_import_jobs.file_path` で管理する Amazon S3 上の保存元ファイルもあわせて削除対象とする。</w:t>
       </w:r>
     </w:p>
     <w:p>
@@ -18046,7 +18193,7 @@
           <w:rFonts w:hint="eastAsia"/>
         </w:rPr>
       </w:pPr>
-      <w:bookmarkStart w:id="36" w:name="_Toc231141205"/>
+      <w:bookmarkStart w:id="36" w:name="_Toc231304191"/>
       <w:r>
         <w:rPr>
           <w:rFonts w:hint="eastAsia"/>
@@ -18248,46 +18395,46 @@
         <w:rPr>
           <w:rFonts w:hint="eastAsia"/>
         </w:rPr>
+        <w:t>権限チェック</w:t>
+      </w:r>
+    </w:p>
+    <w:p>
+      <w:pPr>
+        <w:rPr>
+          <w:rFonts w:hint="eastAsia"/>
+        </w:rPr>
+      </w:pPr>
+      <w:r>
+        <w:rPr>
+          <w:rFonts w:hint="eastAsia"/>
+        </w:rPr>
+        <w:t>認可条件: 共有システム管理者アカウント（`users.account_type='SYSTEM_ADMIN'`）の場合は、作業対象施設または対象ジョブの施設が未削除であることを確認し、通常アカウント向けの担当施設割当・施設提供設定・ユーザー施設別設定による判定をバイパスする</w:t>
+      </w:r>
+    </w:p>
+    <w:p>
+      <w:pPr>
+        <w:rPr>
+          <w:rFonts w:hint="eastAsia"/>
+        </w:rPr>
+      </w:pPr>
+      <w:r>
+        <w:rPr>
+          <w:rFonts w:hint="eastAsia"/>
+        </w:rPr>
+        <w:t>認可条件: 通常アカウントの場合、Bearer トークン上の作業対象施設について `user_facility_assignments` に有効割当があること</w:t>
+      </w:r>
+    </w:p>
+    <w:p>
+      <w:pPr>
+        <w:rPr>
+          <w:rFonts w:hint="eastAsia"/>
+        </w:rPr>
+      </w:pPr>
+      <w:r>
+        <w:rPr>
+          <w:rFonts w:hint="eastAsia"/>
+        </w:rPr>
         <w:lastRenderedPageBreak/>
-        <w:t>権限チェック</w:t>
-      </w:r>
-    </w:p>
-    <w:p>
-      <w:pPr>
-        <w:rPr>
-          <w:rFonts w:hint="eastAsia"/>
-        </w:rPr>
-      </w:pPr>
-      <w:r>
-        <w:rPr>
-          <w:rFonts w:hint="eastAsia"/>
-        </w:rPr>
-        <w:t>認可条件: 共有システム管理者アカウント（`users.account_type='SYSTEM_ADMIN'`）の場合は、作業対象施設または対象ジョブの施設が未削除であることを確認し、通常アカウント向けの担当施設割当・施設提供設定・ユーザー施設別設定による判定をバイパスする</w:t>
-      </w:r>
-    </w:p>
-    <w:p>
-      <w:pPr>
-        <w:rPr>
-          <w:rFonts w:hint="eastAsia"/>
-        </w:rPr>
-      </w:pPr>
-      <w:r>
-        <w:rPr>
-          <w:rFonts w:hint="eastAsia"/>
-        </w:rPr>
-        <w:t>認可条件: 通常アカウントの場合、Bearer トークン上の作業対象施設について `user_facility_assignments` に有効割当があること</w:t>
-      </w:r>
-    </w:p>
-    <w:p>
-      <w:pPr>
-        <w:rPr>
-          <w:rFonts w:hint="eastAsia"/>
-        </w:rPr>
-      </w:pPr>
-      <w:r>
-        <w:rPr>
-          <w:rFonts w:hint="eastAsia"/>
-        </w:rPr>
         <w:t>認可条件: 通常アカウントの場合、Bearer トークン上の作業対象施設について `facility_feature_settings` と `user_facility_feature_settings` の両方で `asset_ledger_import` が有効であること</w:t>
       </w:r>
     </w:p>
@@ -18341,7 +18488,20 @@
         <w:rPr>
           <w:rFonts w:hint="eastAsia"/>
         </w:rPr>
-        <w:t>ジョブ本体、取込行、保持している元ファイルを一括削除する</w:t>
+        <w:t>`asset_import_jobs.file_path` が指す S3 オブジェクトを DeleteObject し、削除成功後にジョブ本体と取込行を一括削除する</w:t>
+      </w:r>
+    </w:p>
+    <w:p>
+      <w:pPr>
+        <w:rPr>
+          <w:rFonts w:hint="eastAsia"/>
+        </w:rPr>
+      </w:pPr>
+      <w:r>
+        <w:rPr>
+          <w:rFonts w:hint="eastAsia"/>
+        </w:rPr>
+        <w:t>Amazon S3 の DeleteObject に失敗した場合は 502 を返し、`asset_import_jobs` / `asset_import_rows` は削除しない</w:t>
       </w:r>
     </w:p>
     <w:p>
@@ -18588,7 +18748,7 @@
               <w:rPr>
                 <w:rFonts w:hint="eastAsia"/>
               </w:rPr>
-              <w:t>`オブジェクトストレージ（DB外）`</w:t>
+              <w:t>`Amazon S3（DB外）`</w:t>
             </w:r>
           </w:p>
         </w:tc>
@@ -18614,20 +18774,20 @@
               <w:rPr>
                 <w:rFonts w:hint="eastAsia"/>
               </w:rPr>
-              <w:t>物理削除する</w:t>
-            </w:r>
-          </w:p>
-        </w:tc>
-        <w:tc>
-          <w:tcPr>
-            <w:tcW w:w="1250" w:type="pct"/>
-          </w:tcPr>
-          <w:p>
-            <w:r>
-              <w:rPr>
-                <w:rFonts w:hint="eastAsia"/>
-              </w:rPr>
-              <w:t>ジョブ削除と同一要求内で後始末する</w:t>
+              <w:t>S3 オブジェクトキーを指定して DeleteObject する</w:t>
+            </w:r>
+          </w:p>
+        </w:tc>
+        <w:tc>
+          <w:tcPr>
+            <w:tcW w:w="1250" w:type="pct"/>
+          </w:tcPr>
+          <w:p>
+            <w:r>
+              <w:rPr>
+                <w:rFonts w:hint="eastAsia"/>
+              </w:rPr>
+              <w:t>S3 削除成功後に DB 行を物理削除する</w:t>
             </w:r>
           </w:p>
         </w:tc>
@@ -18641,7 +18801,7 @@
           <w:rFonts w:hint="eastAsia"/>
         </w:rPr>
       </w:pPr>
-      <w:bookmarkStart w:id="37" w:name="_Toc231141206"/>
+      <w:bookmarkStart w:id="37" w:name="_Toc231304192"/>
       <w:r>
         <w:rPr>
           <w:rFonts w:hint="eastAsia"/>
@@ -18670,12 +18830,11 @@
           <w:rFonts w:hint="eastAsia"/>
         </w:rPr>
       </w:pPr>
-      <w:bookmarkStart w:id="38" w:name="_Toc231141207"/>
-      <w:r>
-        <w:rPr>
-          <w:rFonts w:hint="eastAsia"/>
-        </w:rPr>
-        <w:lastRenderedPageBreak/>
+      <w:bookmarkStart w:id="38" w:name="_Toc231304193"/>
+      <w:r>
+        <w:rPr>
+          <w:rFonts w:hint="eastAsia"/>
+        </w:rPr>
         <w:t>ステータスコード</w:t>
       </w:r>
       <w:bookmarkEnd w:id="38"/>
@@ -18805,6 +18964,7 @@
           </w:tcPr>
           <w:p>
             <w:r>
+              <w:lastRenderedPageBreak/>
               <w:t>401</w:t>
             </w:r>
           </w:p>
@@ -18924,6 +19084,41 @@
                 <w:rFonts w:hint="eastAsia"/>
               </w:rPr>
               <w:t>削除不可状態である</w:t>
+            </w:r>
+          </w:p>
+        </w:tc>
+        <w:tc>
+          <w:tcPr>
+            <w:tcW w:w="1667" w:type="pct"/>
+          </w:tcPr>
+          <w:p>
+            <w:r>
+              <w:t>ErrorResponse</w:t>
+            </w:r>
+          </w:p>
+        </w:tc>
+      </w:tr>
+      <w:tr>
+        <w:tc>
+          <w:tcPr>
+            <w:tcW w:w="1666" w:type="pct"/>
+          </w:tcPr>
+          <w:p>
+            <w:r>
+              <w:t>502</w:t>
+            </w:r>
+          </w:p>
+        </w:tc>
+        <w:tc>
+          <w:tcPr>
+            <w:tcW w:w="1667" w:type="pct"/>
+          </w:tcPr>
+          <w:p>
+            <w:r>
+              <w:rPr>
+                <w:rFonts w:hint="eastAsia"/>
+              </w:rPr>
+              <w:t>Amazon S3 の元ファイル削除に失敗した</w:t>
             </w:r>
           </w:p>
         </w:tc>
@@ -18982,7 +19177,7 @@
           <w:rFonts w:hint="eastAsia"/>
         </w:rPr>
       </w:pPr>
-      <w:bookmarkStart w:id="39" w:name="_Toc231141208"/>
+      <w:bookmarkStart w:id="39" w:name="_Toc231304194"/>
       <w:r>
         <w:rPr>
           <w:rFonts w:hint="eastAsia"/>
@@ -19048,7 +19243,7 @@
           <w:rFonts w:hint="eastAsia"/>
         </w:rPr>
       </w:pPr>
-      <w:bookmarkStart w:id="40" w:name="_Toc231141209"/>
+      <w:bookmarkStart w:id="40" w:name="_Toc231304195"/>
       <w:r>
         <w:rPr>
           <w:rFonts w:hint="eastAsia"/>
@@ -19437,7 +19632,7 @@
           <w:rFonts w:hint="eastAsia"/>
         </w:rPr>
       </w:pPr>
-      <w:bookmarkStart w:id="41" w:name="_Toc231141210"/>
+      <w:bookmarkStart w:id="41" w:name="_Toc231304196"/>
       <w:r>
         <w:rPr>
           <w:rFonts w:hint="eastAsia"/>
@@ -20163,7 +20358,7 @@
           <w:rFonts w:hint="eastAsia"/>
         </w:rPr>
       </w:pPr>
-      <w:bookmarkStart w:id="42" w:name="_Toc231141211"/>
+      <w:bookmarkStart w:id="42" w:name="_Toc231304197"/>
       <w:r>
         <w:rPr>
           <w:rFonts w:hint="eastAsia"/>
@@ -20474,7 +20669,7 @@
           <w:rFonts w:hint="eastAsia"/>
         </w:rPr>
       </w:pPr>
-      <w:bookmarkStart w:id="43" w:name="_Toc231141212"/>
+      <w:bookmarkStart w:id="43" w:name="_Toc231304198"/>
       <w:r>
         <w:rPr>
           <w:rFonts w:hint="eastAsia"/>
@@ -20541,7 +20736,7 @@
           <w:rFonts w:hint="eastAsia"/>
         </w:rPr>
       </w:pPr>
-      <w:bookmarkStart w:id="44" w:name="_Toc231141213"/>
+      <w:bookmarkStart w:id="44" w:name="_Toc231304199"/>
       <w:r>
         <w:rPr>
           <w:rFonts w:hint="eastAsia"/>
@@ -21296,7 +21491,7 @@
           <w:rFonts w:hint="eastAsia"/>
         </w:rPr>
       </w:pPr>
-      <w:bookmarkStart w:id="45" w:name="_Toc231141214"/>
+      <w:bookmarkStart w:id="45" w:name="_Toc231304200"/>
       <w:r>
         <w:rPr>
           <w:rFonts w:hint="eastAsia"/>
@@ -23007,7 +23202,7 @@
           <w:rFonts w:hint="eastAsia"/>
         </w:rPr>
       </w:pPr>
-      <w:bookmarkStart w:id="46" w:name="_Toc231141215"/>
+      <w:bookmarkStart w:id="46" w:name="_Toc231304201"/>
       <w:r>
         <w:rPr>
           <w:rFonts w:hint="eastAsia"/>
@@ -23354,7 +23549,7 @@
           <w:rFonts w:hint="eastAsia"/>
         </w:rPr>
       </w:pPr>
-      <w:bookmarkStart w:id="47" w:name="_Toc231141216"/>
+      <w:bookmarkStart w:id="47" w:name="_Toc231304202"/>
       <w:r>
         <w:rPr>
           <w:rFonts w:hint="eastAsia"/>
@@ -23420,7 +23615,7 @@
           <w:rFonts w:hint="eastAsia"/>
         </w:rPr>
       </w:pPr>
-      <w:bookmarkStart w:id="48" w:name="_Toc231141217"/>
+      <w:bookmarkStart w:id="48" w:name="_Toc231304203"/>
       <w:r>
         <w:rPr>
           <w:rFonts w:hint="eastAsia"/>
@@ -24075,7 +24270,7 @@
           <w:rFonts w:hint="eastAsia"/>
         </w:rPr>
       </w:pPr>
-      <w:bookmarkStart w:id="49" w:name="_Toc231141218"/>
+      <w:bookmarkStart w:id="49" w:name="_Toc231304204"/>
       <w:r>
         <w:rPr>
           <w:rFonts w:hint="eastAsia"/>
@@ -24500,7 +24695,7 @@
           <w:rFonts w:hint="eastAsia"/>
         </w:rPr>
       </w:pPr>
-      <w:bookmarkStart w:id="50" w:name="_Toc231141219"/>
+      <w:bookmarkStart w:id="50" w:name="_Toc231304205"/>
       <w:r>
         <w:rPr>
           <w:rFonts w:hint="eastAsia"/>
@@ -24776,7 +24971,7 @@
           <w:rFonts w:hint="eastAsia"/>
         </w:rPr>
       </w:pPr>
-      <w:bookmarkStart w:id="51" w:name="_Toc231141220"/>
+      <w:bookmarkStart w:id="51" w:name="_Toc231304206"/>
       <w:r>
         <w:rPr>
           <w:rFonts w:hint="eastAsia"/>
@@ -24842,7 +25037,7 @@
           <w:rFonts w:hint="eastAsia"/>
         </w:rPr>
       </w:pPr>
-      <w:bookmarkStart w:id="52" w:name="_Toc231141221"/>
+      <w:bookmarkStart w:id="52" w:name="_Toc231304207"/>
       <w:r>
         <w:rPr>
           <w:rFonts w:hint="eastAsia"/>
@@ -25041,7 +25236,7 @@
           <w:rFonts w:hint="eastAsia"/>
         </w:rPr>
       </w:pPr>
-      <w:bookmarkStart w:id="53" w:name="_Toc231141222"/>
+      <w:bookmarkStart w:id="53" w:name="_Toc231304208"/>
       <w:r>
         <w:rPr>
           <w:rFonts w:hint="eastAsia"/>
@@ -26685,7 +26880,7 @@
           <w:rFonts w:hint="eastAsia"/>
         </w:rPr>
       </w:pPr>
-      <w:bookmarkStart w:id="54" w:name="_Toc231141223"/>
+      <w:bookmarkStart w:id="54" w:name="_Toc231304209"/>
       <w:r>
         <w:rPr>
           <w:rFonts w:hint="eastAsia"/>
@@ -27109,7 +27304,7 @@
           <w:rFonts w:hint="eastAsia"/>
         </w:rPr>
       </w:pPr>
-      <w:bookmarkStart w:id="55" w:name="_Toc231141224"/>
+      <w:bookmarkStart w:id="55" w:name="_Toc231304210"/>
       <w:r>
         <w:rPr>
           <w:rFonts w:hint="eastAsia"/>
@@ -27456,7 +27651,7 @@
           <w:rFonts w:hint="eastAsia"/>
         </w:rPr>
       </w:pPr>
-      <w:bookmarkStart w:id="56" w:name="_Toc231141225"/>
+      <w:bookmarkStart w:id="56" w:name="_Toc231304211"/>
       <w:r>
         <w:rPr>
           <w:rFonts w:hint="eastAsia"/>
@@ -27522,7 +27717,7 @@
           <w:rFonts w:hint="eastAsia"/>
         </w:rPr>
       </w:pPr>
-      <w:bookmarkStart w:id="57" w:name="_Toc231141226"/>
+      <w:bookmarkStart w:id="57" w:name="_Toc231304212"/>
       <w:r>
         <w:rPr>
           <w:rFonts w:hint="eastAsia"/>
@@ -28299,7 +28494,7 @@
           <w:rFonts w:hint="eastAsia"/>
         </w:rPr>
       </w:pPr>
-      <w:bookmarkStart w:id="58" w:name="_Toc231141227"/>
+      <w:bookmarkStart w:id="58" w:name="_Toc231304213"/>
       <w:r>
         <w:rPr>
           <w:rFonts w:hint="eastAsia"/>
@@ -28512,7 +28707,7 @@
           <w:rFonts w:hint="eastAsia"/>
         </w:rPr>
       </w:pPr>
-      <w:bookmarkStart w:id="59" w:name="_Toc231141228"/>
+      <w:bookmarkStart w:id="59" w:name="_Toc231304214"/>
       <w:r>
         <w:rPr>
           <w:rFonts w:hint="eastAsia"/>
@@ -28859,7 +29054,7 @@
           <w:rFonts w:hint="eastAsia"/>
         </w:rPr>
       </w:pPr>
-      <w:bookmarkStart w:id="60" w:name="_Toc231141229"/>
+      <w:bookmarkStart w:id="60" w:name="_Toc231304215"/>
       <w:r>
         <w:rPr>
           <w:rFonts w:hint="eastAsia"/>
@@ -28925,7 +29120,7 @@
           <w:rFonts w:hint="eastAsia"/>
         </w:rPr>
       </w:pPr>
-      <w:bookmarkStart w:id="61" w:name="_Toc231141230"/>
+      <w:bookmarkStart w:id="61" w:name="_Toc231304216"/>
       <w:r>
         <w:rPr>
           <w:rFonts w:hint="eastAsia"/>
@@ -29948,7 +30143,7 @@
           <w:rFonts w:hint="eastAsia"/>
         </w:rPr>
       </w:pPr>
-      <w:bookmarkStart w:id="62" w:name="_Toc231141231"/>
+      <w:bookmarkStart w:id="62" w:name="_Toc231304217"/>
       <w:r>
         <w:rPr>
           <w:rFonts w:hint="eastAsia"/>
@@ -30193,7 +30388,7 @@
           <w:rFonts w:hint="eastAsia"/>
         </w:rPr>
       </w:pPr>
-      <w:bookmarkStart w:id="63" w:name="_Toc231141232"/>
+      <w:bookmarkStart w:id="63" w:name="_Toc231304218"/>
       <w:r>
         <w:rPr>
           <w:rFonts w:hint="eastAsia"/>
@@ -30539,7 +30734,7 @@
           <w:rFonts w:hint="eastAsia"/>
         </w:rPr>
       </w:pPr>
-      <w:bookmarkStart w:id="64" w:name="_Toc231141233"/>
+      <w:bookmarkStart w:id="64" w:name="_Toc231304219"/>
       <w:r>
         <w:rPr>
           <w:rFonts w:hint="eastAsia"/>
@@ -30605,7 +30800,7 @@
           <w:rFonts w:hint="eastAsia"/>
         </w:rPr>
       </w:pPr>
-      <w:bookmarkStart w:id="65" w:name="_Toc231141234"/>
+      <w:bookmarkStart w:id="65" w:name="_Toc231304220"/>
       <w:r>
         <w:rPr>
           <w:rFonts w:hint="eastAsia"/>
@@ -31861,7 +32056,7 @@
           <w:rFonts w:hint="eastAsia"/>
         </w:rPr>
       </w:pPr>
-      <w:bookmarkStart w:id="66" w:name="_Toc231141235"/>
+      <w:bookmarkStart w:id="66" w:name="_Toc231304221"/>
       <w:r>
         <w:rPr>
           <w:rFonts w:hint="eastAsia"/>
@@ -32466,7 +32661,7 @@
           <w:rFonts w:hint="eastAsia"/>
         </w:rPr>
       </w:pPr>
-      <w:bookmarkStart w:id="67" w:name="_Toc231141236"/>
+      <w:bookmarkStart w:id="67" w:name="_Toc231304222"/>
       <w:r>
         <w:rPr>
           <w:rFonts w:hint="eastAsia"/>
@@ -32812,7 +33007,7 @@
           <w:rFonts w:hint="eastAsia"/>
         </w:rPr>
       </w:pPr>
-      <w:bookmarkStart w:id="68" w:name="_Toc231141237"/>
+      <w:bookmarkStart w:id="68" w:name="_Toc231304223"/>
       <w:r>
         <w:rPr>
           <w:rFonts w:hint="eastAsia"/>
@@ -32879,7 +33074,7 @@
           <w:rFonts w:hint="eastAsia"/>
         </w:rPr>
       </w:pPr>
-      <w:bookmarkStart w:id="69" w:name="_Toc231141238"/>
+      <w:bookmarkStart w:id="69" w:name="_Toc231304224"/>
       <w:r>
         <w:rPr>
           <w:rFonts w:hint="eastAsia"/>
@@ -33509,7 +33704,7 @@
           <w:rFonts w:hint="eastAsia"/>
         </w:rPr>
       </w:pPr>
-      <w:bookmarkStart w:id="70" w:name="_Toc231141239"/>
+      <w:bookmarkStart w:id="70" w:name="_Toc231304225"/>
       <w:r>
         <w:rPr>
           <w:rFonts w:hint="eastAsia"/>
@@ -33767,7 +33962,7 @@
           <w:rFonts w:hint="eastAsia"/>
         </w:rPr>
       </w:pPr>
-      <w:bookmarkStart w:id="71" w:name="_Toc231141240"/>
+      <w:bookmarkStart w:id="71" w:name="_Toc231304226"/>
       <w:r>
         <w:rPr>
           <w:rFonts w:hint="eastAsia"/>
@@ -34121,7 +34316,7 @@
           <w:rFonts w:hint="eastAsia"/>
         </w:rPr>
       </w:pPr>
-      <w:bookmarkStart w:id="72" w:name="_Toc231141241"/>
+      <w:bookmarkStart w:id="72" w:name="_Toc231304227"/>
       <w:r>
         <w:rPr>
           <w:rFonts w:hint="eastAsia"/>
@@ -34137,7 +34332,7 @@
           <w:rFonts w:hint="eastAsia"/>
         </w:rPr>
       </w:pPr>
-      <w:bookmarkStart w:id="73" w:name="_Toc231141242"/>
+      <w:bookmarkStart w:id="73" w:name="_Toc231304228"/>
       <w:r>
         <w:rPr>
           <w:rFonts w:hint="eastAsia"/>
@@ -34362,7 +34557,7 @@
           <w:rFonts w:hint="eastAsia"/>
         </w:rPr>
       </w:pPr>
-      <w:bookmarkStart w:id="74" w:name="_Toc231141243"/>
+      <w:bookmarkStart w:id="74" w:name="_Toc231304229"/>
       <w:r>
         <w:rPr>
           <w:rFonts w:hint="eastAsia"/>
@@ -34474,7 +34669,7 @@
           <w:rFonts w:hint="eastAsia"/>
         </w:rPr>
       </w:pPr>
-      <w:bookmarkStart w:id="75" w:name="_Toc231141244"/>
+      <w:bookmarkStart w:id="75" w:name="_Toc231304230"/>
       <w:r>
         <w:rPr>
           <w:rFonts w:hint="eastAsia"/>
@@ -34795,7 +34990,7 @@
           <w:rFonts w:hint="eastAsia"/>
         </w:rPr>
       </w:pPr>
-      <w:bookmarkStart w:id="76" w:name="_Toc231141245"/>
+      <w:bookmarkStart w:id="76" w:name="_Toc231304231"/>
       <w:r>
         <w:rPr>
           <w:rFonts w:hint="eastAsia"/>
@@ -34877,7 +35072,7 @@
         <w:rPr>
           <w:rFonts w:hint="eastAsia"/>
         </w:rPr>
-        <w:t>再取込に備え、アップロード元ファイルの保持先は `asset_import_jobs.file_path` に記録し、ジョブ削除までサーバー側に保持する</w:t>
+        <w:t>再取込に備え、アップロード元ファイルの S3 オブジェクトキーは `asset_import_jobs.file_path` に記録し、ジョブ削除まで Amazon S3 上に保持する</w:t>
       </w:r>
     </w:p>
     <w:p>
@@ -34935,7 +35130,7 @@
         <w:rPr>
           <w:rFonts w:hint="eastAsia"/>
         </w:rPr>
-        <w:t>ジョブ削除時は `READY_FOR_MATCHING` / `FAILED` のみ許可し、関連する `asset_import_rows` と `asset_import_jobs.file_path` で管理する保存ファイルを一括削除する</w:t>
+        <w:t>ジョブ削除時は `READY_FOR_MATCHING` / `FAILED` のみ許可し、`asset_import_jobs.file_path` で管理する Amazon S3 上の保存ファイルを削除してから、関連する `asset_import_rows` と `asset_import_jobs` を一括削除する</w:t>
       </w:r>
     </w:p>
     <w:p>
@@ -34945,7 +35140,7 @@
           <w:rFonts w:hint="eastAsia"/>
         </w:rPr>
       </w:pPr>
-      <w:bookmarkStart w:id="77" w:name="_Toc231141246"/>
+      <w:bookmarkStart w:id="77" w:name="_Toc231304232"/>
       <w:r>
         <w:rPr>
           <w:rFonts w:hint="eastAsia"/>
@@ -35056,7 +35251,7 @@
           <w:rFonts w:hint="eastAsia"/>
         </w:rPr>
       </w:pPr>
-      <w:bookmarkStart w:id="78" w:name="_Toc231141247"/>
+      <w:bookmarkStart w:id="78" w:name="_Toc231304233"/>
       <w:r>
         <w:rPr>
           <w:rFonts w:hint="eastAsia"/>
@@ -35681,6 +35876,112 @@
           </w:tcPr>
           <w:p>
             <w:r>
+              <w:t>S3_OBJECT_WRITE_FAILED</w:t>
+            </w:r>
+          </w:p>
+        </w:tc>
+        <w:tc>
+          <w:tcPr>
+            <w:tcW w:w="1667" w:type="pct"/>
+          </w:tcPr>
+          <w:p>
+            <w:r>
+              <w:t>502</w:t>
+            </w:r>
+          </w:p>
+        </w:tc>
+        <w:tc>
+          <w:tcPr>
+            <w:tcW w:w="1667" w:type="pct"/>
+          </w:tcPr>
+          <w:p>
+            <w:r>
+              <w:rPr>
+                <w:rFonts w:hint="eastAsia"/>
+              </w:rPr>
+              <w:t>アップロード元ファイルの Amazon S3 保存、または受付失敗時の保存済み S3 オブジェクト破棄に失敗した</w:t>
+            </w:r>
+          </w:p>
+        </w:tc>
+      </w:tr>
+      <w:tr>
+        <w:tc>
+          <w:tcPr>
+            <w:tcW w:w="1666" w:type="pct"/>
+          </w:tcPr>
+          <w:p>
+            <w:r>
+              <w:lastRenderedPageBreak/>
+              <w:t>S3_OBJECT_READ_FAILED</w:t>
+            </w:r>
+          </w:p>
+        </w:tc>
+        <w:tc>
+          <w:tcPr>
+            <w:tcW w:w="1667" w:type="pct"/>
+          </w:tcPr>
+          <w:p>
+            <w:r>
+              <w:t>502</w:t>
+            </w:r>
+          </w:p>
+        </w:tc>
+        <w:tc>
+          <w:tcPr>
+            <w:tcW w:w="1667" w:type="pct"/>
+          </w:tcPr>
+          <w:p>
+            <w:r>
+              <w:rPr>
+                <w:rFonts w:hint="eastAsia"/>
+              </w:rPr>
+              <w:t>再取込元ファイルを Amazon S3 から取得できない</w:t>
+            </w:r>
+          </w:p>
+        </w:tc>
+      </w:tr>
+      <w:tr>
+        <w:tc>
+          <w:tcPr>
+            <w:tcW w:w="1666" w:type="pct"/>
+          </w:tcPr>
+          <w:p>
+            <w:r>
+              <w:t>S3_OBJECT_DELETE_FAILED</w:t>
+            </w:r>
+          </w:p>
+        </w:tc>
+        <w:tc>
+          <w:tcPr>
+            <w:tcW w:w="1667" w:type="pct"/>
+          </w:tcPr>
+          <w:p>
+            <w:r>
+              <w:t>502</w:t>
+            </w:r>
+          </w:p>
+        </w:tc>
+        <w:tc>
+          <w:tcPr>
+            <w:tcW w:w="1667" w:type="pct"/>
+          </w:tcPr>
+          <w:p>
+            <w:r>
+              <w:rPr>
+                <w:rFonts w:hint="eastAsia"/>
+              </w:rPr>
+              <w:t>ジョブ削除時に Amazon S3 上の元ファイル削除に失敗した</w:t>
+            </w:r>
+          </w:p>
+        </w:tc>
+      </w:tr>
+      <w:tr>
+        <w:tc>
+          <w:tcPr>
+            <w:tcW w:w="1666" w:type="pct"/>
+          </w:tcPr>
+          <w:p>
+            <w:r>
               <w:t>AI_MODEL_NOT_AVAILABLE</w:t>
             </w:r>
           </w:p>
@@ -35716,7 +36017,6 @@
           </w:tcPr>
           <w:p>
             <w:r>
-              <w:lastRenderedPageBreak/>
               <w:t>AI_INFERENCE_FAILED</w:t>
             </w:r>
           </w:p>
@@ -35789,7 +36089,7 @@
           <w:rFonts w:hint="eastAsia"/>
         </w:rPr>
       </w:pPr>
-      <w:bookmarkStart w:id="79" w:name="_Toc231141248"/>
+      <w:bookmarkStart w:id="79" w:name="_Toc231304234"/>
       <w:r>
         <w:rPr>
           <w:rFonts w:hint="eastAsia"/>
@@ -35805,7 +36105,7 @@
           <w:rFonts w:hint="eastAsia"/>
         </w:rPr>
       </w:pPr>
-      <w:bookmarkStart w:id="80" w:name="_Toc231141249"/>
+      <w:bookmarkStart w:id="80" w:name="_Toc231304235"/>
       <w:r>
         <w:rPr>
           <w:rFonts w:hint="eastAsia"/>
@@ -35916,11 +36216,12 @@
           <w:rFonts w:hint="eastAsia"/>
         </w:rPr>
       </w:pPr>
-      <w:bookmarkStart w:id="81" w:name="_Toc231141250"/>
-      <w:r>
-        <w:rPr>
-          <w:rFonts w:hint="eastAsia"/>
-        </w:rPr>
+      <w:bookmarkStart w:id="81" w:name="_Toc231304236"/>
+      <w:r>
+        <w:rPr>
+          <w:rFonts w:hint="eastAsia"/>
+        </w:rPr>
+        <w:lastRenderedPageBreak/>
         <w:t>突き合わせ運用方針</w:t>
       </w:r>
       <w:bookmarkEnd w:id="81"/>
@@ -36017,7 +36318,6 @@
         <w:rPr>
           <w:rFonts w:hint="eastAsia"/>
         </w:rPr>
-        <w:lastRenderedPageBreak/>
         <w:t>Excel取込はシステム出力ブックの `取込管理情報` と `assetImportRowId` を必ず検証し、任意Excelを直接受け付けない</w:t>
       </w:r>
     </w:p>
@@ -36106,9 +36406,9 @@
 <file path=word/numbering.xml><?xml version="1.0" encoding="utf-8"?>
 <w:numbering xmlns:wpc="http://schemas.microsoft.com/office/word/2010/wordprocessingCanvas" xmlns:cx="http://schemas.microsoft.com/office/drawing/2014/chartex" xmlns:cx1="http://schemas.microsoft.com/office/drawing/2015/9/8/chartex" xmlns:cx2="http://schemas.microsoft.com/office/drawing/2015/10/21/chartex" xmlns:cx3="http://schemas.microsoft.com/office/drawing/2016/5/9/chartex" xmlns:cx4="http://schemas.microsoft.com/office/drawing/2016/5/10/chartex" xmlns:cx5="http://schemas.microsoft.com/office/drawing/2016/5/11/chartex" xmlns:cx6="http://schemas.microsoft.com/office/drawing/2016/5/12/chartex" xmlns:cx7="http://schemas.microsoft.com/office/drawing/2016/5/13/chartex" xmlns:cx8="http://schemas.microsoft.com/office/drawing/2016/5/14/chartex" xmlns:mc="http://schemas.openxmlformats.org/markup-compatibility/2006" xmlns:aink="http://schemas.microsoft.com/office/drawing/2016/ink" xmlns:am3d="http://schemas.microsoft.com/office/drawing/2017/model3d" xmlns:o="urn:schemas-microsoft-com:office:office" xmlns:oel="http://schemas.microsoft.com/office/2019/extlst" xmlns:r="http://schemas.openxmlformats.org/officeDocument/2006/relationships" xmlns:m="http://schemas.openxmlformats.org/officeDocument/2006/math" xmlns:v="urn:schemas-microsoft-com:vml" xmlns:wp14="http://schemas.microsoft.com/office/word/2010/wordprocessingDrawing" xmlns:wp="http://schemas.openxmlformats.org/drawingml/2006/wordprocessingDrawing" xmlns:w10="urn:schemas-microsoft-com:office:word" xmlns:w="http://schemas.openxmlformats.org/wordprocessingml/2006/main" xmlns:w14="http://schemas.microsoft.com/office/word/2010/wordml" xmlns:w15="http://schemas.microsoft.com/office/word/2012/wordml" xmlns:w16cex="http://schemas.microsoft.com/office/word/2018/wordml/cex" xmlns:w16cid="http://schemas.microsoft.com/office/word/2016/wordml/cid" xmlns:w16="http://schemas.microsoft.com/office/word/2018/wordml" xmlns:w16du="http://schemas.microsoft.com/office/word/2023/wordml/word16du" xmlns:w16sdtdh="http://schemas.microsoft.com/office/word/2020/wordml/sdtdatahash" xmlns:w16sdtfl="http://schemas.microsoft.com/office/word/2024/wordml/sdtformatlock" xmlns:w16se="http://schemas.microsoft.com/office/word/2015/wordml/symex" xmlns:wpg="http://schemas.microsoft.com/office/word/2010/wordprocessingGroup" xmlns:wpi="http://schemas.microsoft.com/office/word/2010/wordprocessingInk" xmlns:wne="http://schemas.microsoft.com/office/word/2006/wordml" xmlns:wps="http://schemas.microsoft.com/office/word/2010/wordprocessingShape" mc:Ignorable="w14 w15 w16se w16cid w16 w16cex w16sdtdh w16sdtfl w16du wp14">
   <w:abstractNum w:abstractNumId="0" w15:restartNumberingAfterBreak="0">
-    <w:nsid w:val="0BF572B4"/>
+    <w:nsid w:val="001E270F"/>
     <w:multiLevelType w:val="hybridMultilevel"/>
-    <w:tmpl w:val="47EA34BC"/>
+    <w:tmpl w:val="6A18A9AE"/>
     <w:name w:val="__API_DOC_SQUARE_BULLET__2"/>
     <w:lvl w:ilvl="0" w:tplc="0409000F">
       <w:start w:val="1"/>
@@ -36193,10 +36493,10 @@
     </w:lvl>
   </w:abstractNum>
   <w:abstractNum w:abstractNumId="1" w15:restartNumberingAfterBreak="0">
-    <w:nsid w:val="21EF7C87"/>
+    <w:nsid w:val="005C79F2"/>
     <w:multiLevelType w:val="hybridMultilevel"/>
-    <w:tmpl w:val="5AB8AA70"/>
-    <w:name w:val="__API_DOC_SQUARE_BULLET__2222222"/>
+    <w:tmpl w:val="FECC638C"/>
+    <w:name w:val="__API_DOC_SQUARE_BULLET__22"/>
     <w:lvl w:ilvl="0" w:tplc="0409000F">
       <w:start w:val="1"/>
       <w:numFmt w:val="decimal"/>
@@ -36280,10 +36580,10 @@
     </w:lvl>
   </w:abstractNum>
   <w:abstractNum w:abstractNumId="2" w15:restartNumberingAfterBreak="0">
-    <w:nsid w:val="468E66CF"/>
+    <w:nsid w:val="1EA60A6B"/>
     <w:multiLevelType w:val="hybridMultilevel"/>
-    <w:tmpl w:val="B0761FBE"/>
-    <w:name w:val="__API_DOC_SQUARE_BULLET__22222222"/>
+    <w:tmpl w:val="B2DC3D78"/>
+    <w:name w:val="__API_DOC_SQUARE_BULLET__222222"/>
     <w:lvl w:ilvl="0" w:tplc="0409000F">
       <w:start w:val="1"/>
       <w:numFmt w:val="decimal"/>
@@ -36367,7 +36667,7 @@
     </w:lvl>
   </w:abstractNum>
   <w:abstractNum w:abstractNumId="3" w15:restartNumberingAfterBreak="0">
-    <w:nsid w:val="4718369A"/>
+    <w:nsid w:val="26606408"/>
     <w:multiLevelType w:val="singleLevel"/>
     <w:tmpl w:val="0409000F"/>
     <w:name w:val="__API_DOC_SQUARE_BULLET__"/>
@@ -36382,355 +36682,7 @@
     </w:lvl>
   </w:abstractNum>
   <w:abstractNum w:abstractNumId="4" w15:restartNumberingAfterBreak="0">
-    <w:nsid w:val="483D042D"/>
-    <w:multiLevelType w:val="hybridMultilevel"/>
-    <w:tmpl w:val="DB04C15A"/>
-    <w:name w:val="__API_DOC_SQUARE_BULLET__222"/>
-    <w:lvl w:ilvl="0" w:tplc="0409000F">
-      <w:start w:val="1"/>
-      <w:numFmt w:val="decimal"/>
-      <w:lvlText w:val="%1."/>
-      <w:lvlJc w:val="left"/>
-      <w:pPr>
-        <w:ind w:left="440" w:hanging="440"/>
-      </w:pPr>
-    </w:lvl>
-    <w:lvl w:ilvl="1" w:tplc="04090017" w:tentative="1">
-      <w:start w:val="1"/>
-      <w:numFmt w:val="aiueoFullWidth"/>
-      <w:lvlText w:val="(%2)"/>
-      <w:lvlJc w:val="left"/>
-      <w:pPr>
-        <w:ind w:left="880" w:hanging="440"/>
-      </w:pPr>
-    </w:lvl>
-    <w:lvl w:ilvl="2" w:tplc="04090011" w:tentative="1">
-      <w:start w:val="1"/>
-      <w:numFmt w:val="decimalEnclosedCircle"/>
-      <w:lvlText w:val="%3"/>
-      <w:lvlJc w:val="left"/>
-      <w:pPr>
-        <w:ind w:left="1320" w:hanging="440"/>
-      </w:pPr>
-    </w:lvl>
-    <w:lvl w:ilvl="3" w:tplc="0409000F" w:tentative="1">
-      <w:start w:val="1"/>
-      <w:numFmt w:val="decimal"/>
-      <w:lvlText w:val="%4."/>
-      <w:lvlJc w:val="left"/>
-      <w:pPr>
-        <w:ind w:left="1760" w:hanging="440"/>
-      </w:pPr>
-    </w:lvl>
-    <w:lvl w:ilvl="4" w:tplc="04090017" w:tentative="1">
-      <w:start w:val="1"/>
-      <w:numFmt w:val="aiueoFullWidth"/>
-      <w:lvlText w:val="(%5)"/>
-      <w:lvlJc w:val="left"/>
-      <w:pPr>
-        <w:ind w:left="2200" w:hanging="440"/>
-      </w:pPr>
-    </w:lvl>
-    <w:lvl w:ilvl="5" w:tplc="04090011" w:tentative="1">
-      <w:start w:val="1"/>
-      <w:numFmt w:val="decimalEnclosedCircle"/>
-      <w:lvlText w:val="%6"/>
-      <w:lvlJc w:val="left"/>
-      <w:pPr>
-        <w:ind w:left="2640" w:hanging="440"/>
-      </w:pPr>
-    </w:lvl>
-    <w:lvl w:ilvl="6" w:tplc="0409000F" w:tentative="1">
-      <w:start w:val="1"/>
-      <w:numFmt w:val="decimal"/>
-      <w:lvlText w:val="%7."/>
-      <w:lvlJc w:val="left"/>
-      <w:pPr>
-        <w:ind w:left="3080" w:hanging="440"/>
-      </w:pPr>
-    </w:lvl>
-    <w:lvl w:ilvl="7" w:tplc="04090017" w:tentative="1">
-      <w:start w:val="1"/>
-      <w:numFmt w:val="aiueoFullWidth"/>
-      <w:lvlText w:val="(%8)"/>
-      <w:lvlJc w:val="left"/>
-      <w:pPr>
-        <w:ind w:left="3520" w:hanging="440"/>
-      </w:pPr>
-    </w:lvl>
-    <w:lvl w:ilvl="8" w:tplc="04090011" w:tentative="1">
-      <w:start w:val="1"/>
-      <w:numFmt w:val="decimalEnclosedCircle"/>
-      <w:lvlText w:val="%9"/>
-      <w:lvlJc w:val="left"/>
-      <w:pPr>
-        <w:ind w:left="3960" w:hanging="440"/>
-      </w:pPr>
-    </w:lvl>
-  </w:abstractNum>
-  <w:abstractNum w:abstractNumId="5" w15:restartNumberingAfterBreak="0">
-    <w:nsid w:val="48C61CBE"/>
-    <w:multiLevelType w:val="hybridMultilevel"/>
-    <w:tmpl w:val="C4DE2DDA"/>
-    <w:name w:val="__API_DOC_SQUARE_BULLET__22"/>
-    <w:lvl w:ilvl="0" w:tplc="0409000F">
-      <w:start w:val="1"/>
-      <w:numFmt w:val="decimal"/>
-      <w:lvlText w:val="%1."/>
-      <w:lvlJc w:val="left"/>
-      <w:pPr>
-        <w:ind w:left="440" w:hanging="440"/>
-      </w:pPr>
-    </w:lvl>
-    <w:lvl w:ilvl="1" w:tplc="04090017" w:tentative="1">
-      <w:start w:val="1"/>
-      <w:numFmt w:val="aiueoFullWidth"/>
-      <w:lvlText w:val="(%2)"/>
-      <w:lvlJc w:val="left"/>
-      <w:pPr>
-        <w:ind w:left="880" w:hanging="440"/>
-      </w:pPr>
-    </w:lvl>
-    <w:lvl w:ilvl="2" w:tplc="04090011" w:tentative="1">
-      <w:start w:val="1"/>
-      <w:numFmt w:val="decimalEnclosedCircle"/>
-      <w:lvlText w:val="%3"/>
-      <w:lvlJc w:val="left"/>
-      <w:pPr>
-        <w:ind w:left="1320" w:hanging="440"/>
-      </w:pPr>
-    </w:lvl>
-    <w:lvl w:ilvl="3" w:tplc="0409000F" w:tentative="1">
-      <w:start w:val="1"/>
-      <w:numFmt w:val="decimal"/>
-      <w:lvlText w:val="%4."/>
-      <w:lvlJc w:val="left"/>
-      <w:pPr>
-        <w:ind w:left="1760" w:hanging="440"/>
-      </w:pPr>
-    </w:lvl>
-    <w:lvl w:ilvl="4" w:tplc="04090017" w:tentative="1">
-      <w:start w:val="1"/>
-      <w:numFmt w:val="aiueoFullWidth"/>
-      <w:lvlText w:val="(%5)"/>
-      <w:lvlJc w:val="left"/>
-      <w:pPr>
-        <w:ind w:left="2200" w:hanging="440"/>
-      </w:pPr>
-    </w:lvl>
-    <w:lvl w:ilvl="5" w:tplc="04090011" w:tentative="1">
-      <w:start w:val="1"/>
-      <w:numFmt w:val="decimalEnclosedCircle"/>
-      <w:lvlText w:val="%6"/>
-      <w:lvlJc w:val="left"/>
-      <w:pPr>
-        <w:ind w:left="2640" w:hanging="440"/>
-      </w:pPr>
-    </w:lvl>
-    <w:lvl w:ilvl="6" w:tplc="0409000F" w:tentative="1">
-      <w:start w:val="1"/>
-      <w:numFmt w:val="decimal"/>
-      <w:lvlText w:val="%7."/>
-      <w:lvlJc w:val="left"/>
-      <w:pPr>
-        <w:ind w:left="3080" w:hanging="440"/>
-      </w:pPr>
-    </w:lvl>
-    <w:lvl w:ilvl="7" w:tplc="04090017" w:tentative="1">
-      <w:start w:val="1"/>
-      <w:numFmt w:val="aiueoFullWidth"/>
-      <w:lvlText w:val="(%8)"/>
-      <w:lvlJc w:val="left"/>
-      <w:pPr>
-        <w:ind w:left="3520" w:hanging="440"/>
-      </w:pPr>
-    </w:lvl>
-    <w:lvl w:ilvl="8" w:tplc="04090011" w:tentative="1">
-      <w:start w:val="1"/>
-      <w:numFmt w:val="decimalEnclosedCircle"/>
-      <w:lvlText w:val="%9"/>
-      <w:lvlJc w:val="left"/>
-      <w:pPr>
-        <w:ind w:left="3960" w:hanging="440"/>
-      </w:pPr>
-    </w:lvl>
-  </w:abstractNum>
-  <w:abstractNum w:abstractNumId="6" w15:restartNumberingAfterBreak="0">
-    <w:nsid w:val="58DC4507"/>
-    <w:multiLevelType w:val="hybridMultilevel"/>
-    <w:tmpl w:val="E048ACB0"/>
-    <w:name w:val="__API_DOC_SQUARE_BULLET__222222"/>
-    <w:lvl w:ilvl="0" w:tplc="0409000F">
-      <w:start w:val="1"/>
-      <w:numFmt w:val="decimal"/>
-      <w:lvlText w:val="%1."/>
-      <w:lvlJc w:val="left"/>
-      <w:pPr>
-        <w:ind w:left="440" w:hanging="440"/>
-      </w:pPr>
-    </w:lvl>
-    <w:lvl w:ilvl="1" w:tplc="04090017" w:tentative="1">
-      <w:start w:val="1"/>
-      <w:numFmt w:val="aiueoFullWidth"/>
-      <w:lvlText w:val="(%2)"/>
-      <w:lvlJc w:val="left"/>
-      <w:pPr>
-        <w:ind w:left="880" w:hanging="440"/>
-      </w:pPr>
-    </w:lvl>
-    <w:lvl w:ilvl="2" w:tplc="04090011" w:tentative="1">
-      <w:start w:val="1"/>
-      <w:numFmt w:val="decimalEnclosedCircle"/>
-      <w:lvlText w:val="%3"/>
-      <w:lvlJc w:val="left"/>
-      <w:pPr>
-        <w:ind w:left="1320" w:hanging="440"/>
-      </w:pPr>
-    </w:lvl>
-    <w:lvl w:ilvl="3" w:tplc="0409000F" w:tentative="1">
-      <w:start w:val="1"/>
-      <w:numFmt w:val="decimal"/>
-      <w:lvlText w:val="%4."/>
-      <w:lvlJc w:val="left"/>
-      <w:pPr>
-        <w:ind w:left="1760" w:hanging="440"/>
-      </w:pPr>
-    </w:lvl>
-    <w:lvl w:ilvl="4" w:tplc="04090017" w:tentative="1">
-      <w:start w:val="1"/>
-      <w:numFmt w:val="aiueoFullWidth"/>
-      <w:lvlText w:val="(%5)"/>
-      <w:lvlJc w:val="left"/>
-      <w:pPr>
-        <w:ind w:left="2200" w:hanging="440"/>
-      </w:pPr>
-    </w:lvl>
-    <w:lvl w:ilvl="5" w:tplc="04090011" w:tentative="1">
-      <w:start w:val="1"/>
-      <w:numFmt w:val="decimalEnclosedCircle"/>
-      <w:lvlText w:val="%6"/>
-      <w:lvlJc w:val="left"/>
-      <w:pPr>
-        <w:ind w:left="2640" w:hanging="440"/>
-      </w:pPr>
-    </w:lvl>
-    <w:lvl w:ilvl="6" w:tplc="0409000F" w:tentative="1">
-      <w:start w:val="1"/>
-      <w:numFmt w:val="decimal"/>
-      <w:lvlText w:val="%7."/>
-      <w:lvlJc w:val="left"/>
-      <w:pPr>
-        <w:ind w:left="3080" w:hanging="440"/>
-      </w:pPr>
-    </w:lvl>
-    <w:lvl w:ilvl="7" w:tplc="04090017" w:tentative="1">
-      <w:start w:val="1"/>
-      <w:numFmt w:val="aiueoFullWidth"/>
-      <w:lvlText w:val="(%8)"/>
-      <w:lvlJc w:val="left"/>
-      <w:pPr>
-        <w:ind w:left="3520" w:hanging="440"/>
-      </w:pPr>
-    </w:lvl>
-    <w:lvl w:ilvl="8" w:tplc="04090011" w:tentative="1">
-      <w:start w:val="1"/>
-      <w:numFmt w:val="decimalEnclosedCircle"/>
-      <w:lvlText w:val="%9"/>
-      <w:lvlJc w:val="left"/>
-      <w:pPr>
-        <w:ind w:left="3960" w:hanging="440"/>
-      </w:pPr>
-    </w:lvl>
-  </w:abstractNum>
-  <w:abstractNum w:abstractNumId="7" w15:restartNumberingAfterBreak="0">
-    <w:nsid w:val="5F8002A6"/>
-    <w:multiLevelType w:val="hybridMultilevel"/>
-    <w:tmpl w:val="8E54C2B2"/>
-    <w:name w:val="__API_DOC_SQUARE_BULLET__2222"/>
-    <w:lvl w:ilvl="0" w:tplc="0409000F">
-      <w:start w:val="1"/>
-      <w:numFmt w:val="decimal"/>
-      <w:lvlText w:val="%1."/>
-      <w:lvlJc w:val="left"/>
-      <w:pPr>
-        <w:ind w:left="440" w:hanging="440"/>
-      </w:pPr>
-    </w:lvl>
-    <w:lvl w:ilvl="1" w:tplc="04090017" w:tentative="1">
-      <w:start w:val="1"/>
-      <w:numFmt w:val="aiueoFullWidth"/>
-      <w:lvlText w:val="(%2)"/>
-      <w:lvlJc w:val="left"/>
-      <w:pPr>
-        <w:ind w:left="880" w:hanging="440"/>
-      </w:pPr>
-    </w:lvl>
-    <w:lvl w:ilvl="2" w:tplc="04090011" w:tentative="1">
-      <w:start w:val="1"/>
-      <w:numFmt w:val="decimalEnclosedCircle"/>
-      <w:lvlText w:val="%3"/>
-      <w:lvlJc w:val="left"/>
-      <w:pPr>
-        <w:ind w:left="1320" w:hanging="440"/>
-      </w:pPr>
-    </w:lvl>
-    <w:lvl w:ilvl="3" w:tplc="0409000F" w:tentative="1">
-      <w:start w:val="1"/>
-      <w:numFmt w:val="decimal"/>
-      <w:lvlText w:val="%4."/>
-      <w:lvlJc w:val="left"/>
-      <w:pPr>
-        <w:ind w:left="1760" w:hanging="440"/>
-      </w:pPr>
-    </w:lvl>
-    <w:lvl w:ilvl="4" w:tplc="04090017" w:tentative="1">
-      <w:start w:val="1"/>
-      <w:numFmt w:val="aiueoFullWidth"/>
-      <w:lvlText w:val="(%5)"/>
-      <w:lvlJc w:val="left"/>
-      <w:pPr>
-        <w:ind w:left="2200" w:hanging="440"/>
-      </w:pPr>
-    </w:lvl>
-    <w:lvl w:ilvl="5" w:tplc="04090011" w:tentative="1">
-      <w:start w:val="1"/>
-      <w:numFmt w:val="decimalEnclosedCircle"/>
-      <w:lvlText w:val="%6"/>
-      <w:lvlJc w:val="left"/>
-      <w:pPr>
-        <w:ind w:left="2640" w:hanging="440"/>
-      </w:pPr>
-    </w:lvl>
-    <w:lvl w:ilvl="6" w:tplc="0409000F" w:tentative="1">
-      <w:start w:val="1"/>
-      <w:numFmt w:val="decimal"/>
-      <w:lvlText w:val="%7."/>
-      <w:lvlJc w:val="left"/>
-      <w:pPr>
-        <w:ind w:left="3080" w:hanging="440"/>
-      </w:pPr>
-    </w:lvl>
-    <w:lvl w:ilvl="7" w:tplc="04090017" w:tentative="1">
-      <w:start w:val="1"/>
-      <w:numFmt w:val="aiueoFullWidth"/>
-      <w:lvlText w:val="(%8)"/>
-      <w:lvlJc w:val="left"/>
-      <w:pPr>
-        <w:ind w:left="3520" w:hanging="440"/>
-      </w:pPr>
-    </w:lvl>
-    <w:lvl w:ilvl="8" w:tplc="04090011" w:tentative="1">
-      <w:start w:val="1"/>
-      <w:numFmt w:val="decimalEnclosedCircle"/>
-      <w:lvlText w:val="%9"/>
-      <w:lvlJc w:val="left"/>
-      <w:pPr>
-        <w:ind w:left="3960" w:hanging="440"/>
-      </w:pPr>
-    </w:lvl>
-  </w:abstractNum>
-  <w:abstractNum w:abstractNumId="8" w15:restartNumberingAfterBreak="0">
-    <w:nsid w:val="62800171"/>
+    <w:nsid w:val="39DB4377"/>
     <w:multiLevelType w:val="singleLevel"/>
     <w:tmpl w:val="04090001"/>
     <w:lvl w:ilvl="0">
@@ -36746,10 +36698,358 @@
       </w:rPr>
     </w:lvl>
   </w:abstractNum>
+  <w:abstractNum w:abstractNumId="5" w15:restartNumberingAfterBreak="0">
+    <w:nsid w:val="47C45F7F"/>
+    <w:multiLevelType w:val="hybridMultilevel"/>
+    <w:tmpl w:val="CF64C976"/>
+    <w:name w:val="__API_DOC_SQUARE_BULLET__22222222"/>
+    <w:lvl w:ilvl="0" w:tplc="0409000F">
+      <w:start w:val="1"/>
+      <w:numFmt w:val="decimal"/>
+      <w:lvlText w:val="%1."/>
+      <w:lvlJc w:val="left"/>
+      <w:pPr>
+        <w:ind w:left="440" w:hanging="440"/>
+      </w:pPr>
+    </w:lvl>
+    <w:lvl w:ilvl="1" w:tplc="04090017" w:tentative="1">
+      <w:start w:val="1"/>
+      <w:numFmt w:val="aiueoFullWidth"/>
+      <w:lvlText w:val="(%2)"/>
+      <w:lvlJc w:val="left"/>
+      <w:pPr>
+        <w:ind w:left="880" w:hanging="440"/>
+      </w:pPr>
+    </w:lvl>
+    <w:lvl w:ilvl="2" w:tplc="04090011" w:tentative="1">
+      <w:start w:val="1"/>
+      <w:numFmt w:val="decimalEnclosedCircle"/>
+      <w:lvlText w:val="%3"/>
+      <w:lvlJc w:val="left"/>
+      <w:pPr>
+        <w:ind w:left="1320" w:hanging="440"/>
+      </w:pPr>
+    </w:lvl>
+    <w:lvl w:ilvl="3" w:tplc="0409000F" w:tentative="1">
+      <w:start w:val="1"/>
+      <w:numFmt w:val="decimal"/>
+      <w:lvlText w:val="%4."/>
+      <w:lvlJc w:val="left"/>
+      <w:pPr>
+        <w:ind w:left="1760" w:hanging="440"/>
+      </w:pPr>
+    </w:lvl>
+    <w:lvl w:ilvl="4" w:tplc="04090017" w:tentative="1">
+      <w:start w:val="1"/>
+      <w:numFmt w:val="aiueoFullWidth"/>
+      <w:lvlText w:val="(%5)"/>
+      <w:lvlJc w:val="left"/>
+      <w:pPr>
+        <w:ind w:left="2200" w:hanging="440"/>
+      </w:pPr>
+    </w:lvl>
+    <w:lvl w:ilvl="5" w:tplc="04090011" w:tentative="1">
+      <w:start w:val="1"/>
+      <w:numFmt w:val="decimalEnclosedCircle"/>
+      <w:lvlText w:val="%6"/>
+      <w:lvlJc w:val="left"/>
+      <w:pPr>
+        <w:ind w:left="2640" w:hanging="440"/>
+      </w:pPr>
+    </w:lvl>
+    <w:lvl w:ilvl="6" w:tplc="0409000F" w:tentative="1">
+      <w:start w:val="1"/>
+      <w:numFmt w:val="decimal"/>
+      <w:lvlText w:val="%7."/>
+      <w:lvlJc w:val="left"/>
+      <w:pPr>
+        <w:ind w:left="3080" w:hanging="440"/>
+      </w:pPr>
+    </w:lvl>
+    <w:lvl w:ilvl="7" w:tplc="04090017" w:tentative="1">
+      <w:start w:val="1"/>
+      <w:numFmt w:val="aiueoFullWidth"/>
+      <w:lvlText w:val="(%8)"/>
+      <w:lvlJc w:val="left"/>
+      <w:pPr>
+        <w:ind w:left="3520" w:hanging="440"/>
+      </w:pPr>
+    </w:lvl>
+    <w:lvl w:ilvl="8" w:tplc="04090011" w:tentative="1">
+      <w:start w:val="1"/>
+      <w:numFmt w:val="decimalEnclosedCircle"/>
+      <w:lvlText w:val="%9"/>
+      <w:lvlJc w:val="left"/>
+      <w:pPr>
+        <w:ind w:left="3960" w:hanging="440"/>
+      </w:pPr>
+    </w:lvl>
+  </w:abstractNum>
+  <w:abstractNum w:abstractNumId="6" w15:restartNumberingAfterBreak="0">
+    <w:nsid w:val="4DC9545B"/>
+    <w:multiLevelType w:val="hybridMultilevel"/>
+    <w:tmpl w:val="BD585B88"/>
+    <w:name w:val="__API_DOC_SQUARE_BULLET__2222"/>
+    <w:lvl w:ilvl="0" w:tplc="0409000F">
+      <w:start w:val="1"/>
+      <w:numFmt w:val="decimal"/>
+      <w:lvlText w:val="%1."/>
+      <w:lvlJc w:val="left"/>
+      <w:pPr>
+        <w:ind w:left="440" w:hanging="440"/>
+      </w:pPr>
+    </w:lvl>
+    <w:lvl w:ilvl="1" w:tplc="04090017" w:tentative="1">
+      <w:start w:val="1"/>
+      <w:numFmt w:val="aiueoFullWidth"/>
+      <w:lvlText w:val="(%2)"/>
+      <w:lvlJc w:val="left"/>
+      <w:pPr>
+        <w:ind w:left="880" w:hanging="440"/>
+      </w:pPr>
+    </w:lvl>
+    <w:lvl w:ilvl="2" w:tplc="04090011" w:tentative="1">
+      <w:start w:val="1"/>
+      <w:numFmt w:val="decimalEnclosedCircle"/>
+      <w:lvlText w:val="%3"/>
+      <w:lvlJc w:val="left"/>
+      <w:pPr>
+        <w:ind w:left="1320" w:hanging="440"/>
+      </w:pPr>
+    </w:lvl>
+    <w:lvl w:ilvl="3" w:tplc="0409000F" w:tentative="1">
+      <w:start w:val="1"/>
+      <w:numFmt w:val="decimal"/>
+      <w:lvlText w:val="%4."/>
+      <w:lvlJc w:val="left"/>
+      <w:pPr>
+        <w:ind w:left="1760" w:hanging="440"/>
+      </w:pPr>
+    </w:lvl>
+    <w:lvl w:ilvl="4" w:tplc="04090017" w:tentative="1">
+      <w:start w:val="1"/>
+      <w:numFmt w:val="aiueoFullWidth"/>
+      <w:lvlText w:val="(%5)"/>
+      <w:lvlJc w:val="left"/>
+      <w:pPr>
+        <w:ind w:left="2200" w:hanging="440"/>
+      </w:pPr>
+    </w:lvl>
+    <w:lvl w:ilvl="5" w:tplc="04090011" w:tentative="1">
+      <w:start w:val="1"/>
+      <w:numFmt w:val="decimalEnclosedCircle"/>
+      <w:lvlText w:val="%6"/>
+      <w:lvlJc w:val="left"/>
+      <w:pPr>
+        <w:ind w:left="2640" w:hanging="440"/>
+      </w:pPr>
+    </w:lvl>
+    <w:lvl w:ilvl="6" w:tplc="0409000F" w:tentative="1">
+      <w:start w:val="1"/>
+      <w:numFmt w:val="decimal"/>
+      <w:lvlText w:val="%7."/>
+      <w:lvlJc w:val="left"/>
+      <w:pPr>
+        <w:ind w:left="3080" w:hanging="440"/>
+      </w:pPr>
+    </w:lvl>
+    <w:lvl w:ilvl="7" w:tplc="04090017" w:tentative="1">
+      <w:start w:val="1"/>
+      <w:numFmt w:val="aiueoFullWidth"/>
+      <w:lvlText w:val="(%8)"/>
+      <w:lvlJc w:val="left"/>
+      <w:pPr>
+        <w:ind w:left="3520" w:hanging="440"/>
+      </w:pPr>
+    </w:lvl>
+    <w:lvl w:ilvl="8" w:tplc="04090011" w:tentative="1">
+      <w:start w:val="1"/>
+      <w:numFmt w:val="decimalEnclosedCircle"/>
+      <w:lvlText w:val="%9"/>
+      <w:lvlJc w:val="left"/>
+      <w:pPr>
+        <w:ind w:left="3960" w:hanging="440"/>
+      </w:pPr>
+    </w:lvl>
+  </w:abstractNum>
+  <w:abstractNum w:abstractNumId="7" w15:restartNumberingAfterBreak="0">
+    <w:nsid w:val="515F5F0C"/>
+    <w:multiLevelType w:val="hybridMultilevel"/>
+    <w:tmpl w:val="2132FFA0"/>
+    <w:name w:val="__API_DOC_SQUARE_BULLET__2222222"/>
+    <w:lvl w:ilvl="0" w:tplc="0409000F">
+      <w:start w:val="1"/>
+      <w:numFmt w:val="decimal"/>
+      <w:lvlText w:val="%1."/>
+      <w:lvlJc w:val="left"/>
+      <w:pPr>
+        <w:ind w:left="440" w:hanging="440"/>
+      </w:pPr>
+    </w:lvl>
+    <w:lvl w:ilvl="1" w:tplc="04090017" w:tentative="1">
+      <w:start w:val="1"/>
+      <w:numFmt w:val="aiueoFullWidth"/>
+      <w:lvlText w:val="(%2)"/>
+      <w:lvlJc w:val="left"/>
+      <w:pPr>
+        <w:ind w:left="880" w:hanging="440"/>
+      </w:pPr>
+    </w:lvl>
+    <w:lvl w:ilvl="2" w:tplc="04090011" w:tentative="1">
+      <w:start w:val="1"/>
+      <w:numFmt w:val="decimalEnclosedCircle"/>
+      <w:lvlText w:val="%3"/>
+      <w:lvlJc w:val="left"/>
+      <w:pPr>
+        <w:ind w:left="1320" w:hanging="440"/>
+      </w:pPr>
+    </w:lvl>
+    <w:lvl w:ilvl="3" w:tplc="0409000F" w:tentative="1">
+      <w:start w:val="1"/>
+      <w:numFmt w:val="decimal"/>
+      <w:lvlText w:val="%4."/>
+      <w:lvlJc w:val="left"/>
+      <w:pPr>
+        <w:ind w:left="1760" w:hanging="440"/>
+      </w:pPr>
+    </w:lvl>
+    <w:lvl w:ilvl="4" w:tplc="04090017" w:tentative="1">
+      <w:start w:val="1"/>
+      <w:numFmt w:val="aiueoFullWidth"/>
+      <w:lvlText w:val="(%5)"/>
+      <w:lvlJc w:val="left"/>
+      <w:pPr>
+        <w:ind w:left="2200" w:hanging="440"/>
+      </w:pPr>
+    </w:lvl>
+    <w:lvl w:ilvl="5" w:tplc="04090011" w:tentative="1">
+      <w:start w:val="1"/>
+      <w:numFmt w:val="decimalEnclosedCircle"/>
+      <w:lvlText w:val="%6"/>
+      <w:lvlJc w:val="left"/>
+      <w:pPr>
+        <w:ind w:left="2640" w:hanging="440"/>
+      </w:pPr>
+    </w:lvl>
+    <w:lvl w:ilvl="6" w:tplc="0409000F" w:tentative="1">
+      <w:start w:val="1"/>
+      <w:numFmt w:val="decimal"/>
+      <w:lvlText w:val="%7."/>
+      <w:lvlJc w:val="left"/>
+      <w:pPr>
+        <w:ind w:left="3080" w:hanging="440"/>
+      </w:pPr>
+    </w:lvl>
+    <w:lvl w:ilvl="7" w:tplc="04090017" w:tentative="1">
+      <w:start w:val="1"/>
+      <w:numFmt w:val="aiueoFullWidth"/>
+      <w:lvlText w:val="(%8)"/>
+      <w:lvlJc w:val="left"/>
+      <w:pPr>
+        <w:ind w:left="3520" w:hanging="440"/>
+      </w:pPr>
+    </w:lvl>
+    <w:lvl w:ilvl="8" w:tplc="04090011" w:tentative="1">
+      <w:start w:val="1"/>
+      <w:numFmt w:val="decimalEnclosedCircle"/>
+      <w:lvlText w:val="%9"/>
+      <w:lvlJc w:val="left"/>
+      <w:pPr>
+        <w:ind w:left="3960" w:hanging="440"/>
+      </w:pPr>
+    </w:lvl>
+  </w:abstractNum>
+  <w:abstractNum w:abstractNumId="8" w15:restartNumberingAfterBreak="0">
+    <w:nsid w:val="5D1008EF"/>
+    <w:multiLevelType w:val="hybridMultilevel"/>
+    <w:tmpl w:val="F82A29DA"/>
+    <w:name w:val="__API_DOC_SQUARE_BULLET__222"/>
+    <w:lvl w:ilvl="0" w:tplc="0409000F">
+      <w:start w:val="1"/>
+      <w:numFmt w:val="decimal"/>
+      <w:lvlText w:val="%1."/>
+      <w:lvlJc w:val="left"/>
+      <w:pPr>
+        <w:ind w:left="440" w:hanging="440"/>
+      </w:pPr>
+    </w:lvl>
+    <w:lvl w:ilvl="1" w:tplc="04090017" w:tentative="1">
+      <w:start w:val="1"/>
+      <w:numFmt w:val="aiueoFullWidth"/>
+      <w:lvlText w:val="(%2)"/>
+      <w:lvlJc w:val="left"/>
+      <w:pPr>
+        <w:ind w:left="880" w:hanging="440"/>
+      </w:pPr>
+    </w:lvl>
+    <w:lvl w:ilvl="2" w:tplc="04090011" w:tentative="1">
+      <w:start w:val="1"/>
+      <w:numFmt w:val="decimalEnclosedCircle"/>
+      <w:lvlText w:val="%3"/>
+      <w:lvlJc w:val="left"/>
+      <w:pPr>
+        <w:ind w:left="1320" w:hanging="440"/>
+      </w:pPr>
+    </w:lvl>
+    <w:lvl w:ilvl="3" w:tplc="0409000F" w:tentative="1">
+      <w:start w:val="1"/>
+      <w:numFmt w:val="decimal"/>
+      <w:lvlText w:val="%4."/>
+      <w:lvlJc w:val="left"/>
+      <w:pPr>
+        <w:ind w:left="1760" w:hanging="440"/>
+      </w:pPr>
+    </w:lvl>
+    <w:lvl w:ilvl="4" w:tplc="04090017" w:tentative="1">
+      <w:start w:val="1"/>
+      <w:numFmt w:val="aiueoFullWidth"/>
+      <w:lvlText w:val="(%5)"/>
+      <w:lvlJc w:val="left"/>
+      <w:pPr>
+        <w:ind w:left="2200" w:hanging="440"/>
+      </w:pPr>
+    </w:lvl>
+    <w:lvl w:ilvl="5" w:tplc="04090011" w:tentative="1">
+      <w:start w:val="1"/>
+      <w:numFmt w:val="decimalEnclosedCircle"/>
+      <w:lvlText w:val="%6"/>
+      <w:lvlJc w:val="left"/>
+      <w:pPr>
+        <w:ind w:left="2640" w:hanging="440"/>
+      </w:pPr>
+    </w:lvl>
+    <w:lvl w:ilvl="6" w:tplc="0409000F" w:tentative="1">
+      <w:start w:val="1"/>
+      <w:numFmt w:val="decimal"/>
+      <w:lvlText w:val="%7."/>
+      <w:lvlJc w:val="left"/>
+      <w:pPr>
+        <w:ind w:left="3080" w:hanging="440"/>
+      </w:pPr>
+    </w:lvl>
+    <w:lvl w:ilvl="7" w:tplc="04090017" w:tentative="1">
+      <w:start w:val="1"/>
+      <w:numFmt w:val="aiueoFullWidth"/>
+      <w:lvlText w:val="(%8)"/>
+      <w:lvlJc w:val="left"/>
+      <w:pPr>
+        <w:ind w:left="3520" w:hanging="440"/>
+      </w:pPr>
+    </w:lvl>
+    <w:lvl w:ilvl="8" w:tplc="04090011" w:tentative="1">
+      <w:start w:val="1"/>
+      <w:numFmt w:val="decimalEnclosedCircle"/>
+      <w:lvlText w:val="%9"/>
+      <w:lvlJc w:val="left"/>
+      <w:pPr>
+        <w:ind w:left="3960" w:hanging="440"/>
+      </w:pPr>
+    </w:lvl>
+  </w:abstractNum>
   <w:abstractNum w:abstractNumId="9" w15:restartNumberingAfterBreak="0">
-    <w:nsid w:val="695403D4"/>
+    <w:nsid w:val="68DC1BDB"/>
     <w:multiLevelType w:val="hybridMultilevel"/>
-    <w:tmpl w:val="29EA851E"/>
+    <w:tmpl w:val="ADF04778"/>
     <w:name w:val="__API_DOC_SQUARE_BULLET__22222"/>
     <w:lvl w:ilvl="0" w:tplc="0409000F">
       <w:start w:val="1"/>
@@ -36834,6 +37134,93 @@
     </w:lvl>
   </w:abstractNum>
   <w:abstractNum w:abstractNumId="10" w15:restartNumberingAfterBreak="0">
+    <w:nsid w:val="74A70DBA"/>
+    <w:multiLevelType w:val="hybridMultilevel"/>
+    <w:tmpl w:val="8B36F764"/>
+    <w:name w:val="__API_DOC_SQUARE_BULLET__222222222"/>
+    <w:lvl w:ilvl="0" w:tplc="0409000F">
+      <w:start w:val="1"/>
+      <w:numFmt w:val="decimal"/>
+      <w:lvlText w:val="%1."/>
+      <w:lvlJc w:val="left"/>
+      <w:pPr>
+        <w:ind w:left="440" w:hanging="440"/>
+      </w:pPr>
+    </w:lvl>
+    <w:lvl w:ilvl="1" w:tplc="04090017" w:tentative="1">
+      <w:start w:val="1"/>
+      <w:numFmt w:val="aiueoFullWidth"/>
+      <w:lvlText w:val="(%2)"/>
+      <w:lvlJc w:val="left"/>
+      <w:pPr>
+        <w:ind w:left="880" w:hanging="440"/>
+      </w:pPr>
+    </w:lvl>
+    <w:lvl w:ilvl="2" w:tplc="04090011" w:tentative="1">
+      <w:start w:val="1"/>
+      <w:numFmt w:val="decimalEnclosedCircle"/>
+      <w:lvlText w:val="%3"/>
+      <w:lvlJc w:val="left"/>
+      <w:pPr>
+        <w:ind w:left="1320" w:hanging="440"/>
+      </w:pPr>
+    </w:lvl>
+    <w:lvl w:ilvl="3" w:tplc="0409000F" w:tentative="1">
+      <w:start w:val="1"/>
+      <w:numFmt w:val="decimal"/>
+      <w:lvlText w:val="%4."/>
+      <w:lvlJc w:val="left"/>
+      <w:pPr>
+        <w:ind w:left="1760" w:hanging="440"/>
+      </w:pPr>
+    </w:lvl>
+    <w:lvl w:ilvl="4" w:tplc="04090017" w:tentative="1">
+      <w:start w:val="1"/>
+      <w:numFmt w:val="aiueoFullWidth"/>
+      <w:lvlText w:val="(%5)"/>
+      <w:lvlJc w:val="left"/>
+      <w:pPr>
+        <w:ind w:left="2200" w:hanging="440"/>
+      </w:pPr>
+    </w:lvl>
+    <w:lvl w:ilvl="5" w:tplc="04090011" w:tentative="1">
+      <w:start w:val="1"/>
+      <w:numFmt w:val="decimalEnclosedCircle"/>
+      <w:lvlText w:val="%6"/>
+      <w:lvlJc w:val="left"/>
+      <w:pPr>
+        <w:ind w:left="2640" w:hanging="440"/>
+      </w:pPr>
+    </w:lvl>
+    <w:lvl w:ilvl="6" w:tplc="0409000F" w:tentative="1">
+      <w:start w:val="1"/>
+      <w:numFmt w:val="decimal"/>
+      <w:lvlText w:val="%7."/>
+      <w:lvlJc w:val="left"/>
+      <w:pPr>
+        <w:ind w:left="3080" w:hanging="440"/>
+      </w:pPr>
+    </w:lvl>
+    <w:lvl w:ilvl="7" w:tplc="04090017" w:tentative="1">
+      <w:start w:val="1"/>
+      <w:numFmt w:val="aiueoFullWidth"/>
+      <w:lvlText w:val="(%8)"/>
+      <w:lvlJc w:val="left"/>
+      <w:pPr>
+        <w:ind w:left="3520" w:hanging="440"/>
+      </w:pPr>
+    </w:lvl>
+    <w:lvl w:ilvl="8" w:tplc="04090011" w:tentative="1">
+      <w:start w:val="1"/>
+      <w:numFmt w:val="decimalEnclosedCircle"/>
+      <w:lvlText w:val="%9"/>
+      <w:lvlJc w:val="left"/>
+      <w:pPr>
+        <w:ind w:left="3960" w:hanging="440"/>
+      </w:pPr>
+    </w:lvl>
+  </w:abstractNum>
+  <w:abstractNum w:abstractNumId="11" w15:restartNumberingAfterBreak="0">
     <w:nsid w:val="7AC532A8"/>
     <w:multiLevelType w:val="multilevel"/>
     <w:tmpl w:val="4E1E5628"/>
@@ -36947,128 +37334,41 @@
       </w:rPr>
     </w:lvl>
   </w:abstractNum>
-  <w:abstractNum w:abstractNumId="11" w15:restartNumberingAfterBreak="0">
-    <w:nsid w:val="7B634A2C"/>
-    <w:multiLevelType w:val="hybridMultilevel"/>
-    <w:tmpl w:val="7578EA5A"/>
-    <w:name w:val="__API_DOC_SQUARE_BULLET__222222222"/>
-    <w:lvl w:ilvl="0" w:tplc="0409000F">
-      <w:start w:val="1"/>
-      <w:numFmt w:val="decimal"/>
-      <w:lvlText w:val="%1."/>
-      <w:lvlJc w:val="left"/>
-      <w:pPr>
-        <w:ind w:left="440" w:hanging="440"/>
-      </w:pPr>
-    </w:lvl>
-    <w:lvl w:ilvl="1" w:tplc="04090017" w:tentative="1">
-      <w:start w:val="1"/>
-      <w:numFmt w:val="aiueoFullWidth"/>
-      <w:lvlText w:val="(%2)"/>
-      <w:lvlJc w:val="left"/>
-      <w:pPr>
-        <w:ind w:left="880" w:hanging="440"/>
-      </w:pPr>
-    </w:lvl>
-    <w:lvl w:ilvl="2" w:tplc="04090011" w:tentative="1">
-      <w:start w:val="1"/>
-      <w:numFmt w:val="decimalEnclosedCircle"/>
-      <w:lvlText w:val="%3"/>
-      <w:lvlJc w:val="left"/>
-      <w:pPr>
-        <w:ind w:left="1320" w:hanging="440"/>
-      </w:pPr>
-    </w:lvl>
-    <w:lvl w:ilvl="3" w:tplc="0409000F" w:tentative="1">
-      <w:start w:val="1"/>
-      <w:numFmt w:val="decimal"/>
-      <w:lvlText w:val="%4."/>
-      <w:lvlJc w:val="left"/>
-      <w:pPr>
-        <w:ind w:left="1760" w:hanging="440"/>
-      </w:pPr>
-    </w:lvl>
-    <w:lvl w:ilvl="4" w:tplc="04090017" w:tentative="1">
-      <w:start w:val="1"/>
-      <w:numFmt w:val="aiueoFullWidth"/>
-      <w:lvlText w:val="(%5)"/>
-      <w:lvlJc w:val="left"/>
-      <w:pPr>
-        <w:ind w:left="2200" w:hanging="440"/>
-      </w:pPr>
-    </w:lvl>
-    <w:lvl w:ilvl="5" w:tplc="04090011" w:tentative="1">
-      <w:start w:val="1"/>
-      <w:numFmt w:val="decimalEnclosedCircle"/>
-      <w:lvlText w:val="%6"/>
-      <w:lvlJc w:val="left"/>
-      <w:pPr>
-        <w:ind w:left="2640" w:hanging="440"/>
-      </w:pPr>
-    </w:lvl>
-    <w:lvl w:ilvl="6" w:tplc="0409000F" w:tentative="1">
-      <w:start w:val="1"/>
-      <w:numFmt w:val="decimal"/>
-      <w:lvlText w:val="%7."/>
-      <w:lvlJc w:val="left"/>
-      <w:pPr>
-        <w:ind w:left="3080" w:hanging="440"/>
-      </w:pPr>
-    </w:lvl>
-    <w:lvl w:ilvl="7" w:tplc="04090017" w:tentative="1">
-      <w:start w:val="1"/>
-      <w:numFmt w:val="aiueoFullWidth"/>
-      <w:lvlText w:val="(%8)"/>
-      <w:lvlJc w:val="left"/>
-      <w:pPr>
-        <w:ind w:left="3520" w:hanging="440"/>
-      </w:pPr>
-    </w:lvl>
-    <w:lvl w:ilvl="8" w:tplc="04090011" w:tentative="1">
-      <w:start w:val="1"/>
-      <w:numFmt w:val="decimalEnclosedCircle"/>
-      <w:lvlText w:val="%9"/>
-      <w:lvlJc w:val="left"/>
-      <w:pPr>
-        <w:ind w:left="3960" w:hanging="440"/>
-      </w:pPr>
-    </w:lvl>
-  </w:abstractNum>
   <w:num w:numId="1" w16cid:durableId="296302402">
-    <w:abstractNumId w:val="10"/>
+    <w:abstractNumId w:val="11"/>
   </w:num>
-  <w:num w:numId="2" w16cid:durableId="1762795327">
+  <w:num w:numId="2" w16cid:durableId="1484278413">
+    <w:abstractNumId w:val="4"/>
+  </w:num>
+  <w:num w:numId="3" w16cid:durableId="1728063877">
+    <w:abstractNumId w:val="3"/>
+  </w:num>
+  <w:num w:numId="4" w16cid:durableId="56053321">
+    <w:abstractNumId w:val="0"/>
+  </w:num>
+  <w:num w:numId="5" w16cid:durableId="1756904061">
+    <w:abstractNumId w:val="1"/>
+  </w:num>
+  <w:num w:numId="6" w16cid:durableId="656346398">
     <w:abstractNumId w:val="8"/>
   </w:num>
-  <w:num w:numId="3" w16cid:durableId="1457722787">
-    <w:abstractNumId w:val="3"/>
+  <w:num w:numId="7" w16cid:durableId="206914155">
+    <w:abstractNumId w:val="6"/>
   </w:num>
-  <w:num w:numId="4" w16cid:durableId="410853614">
-    <w:abstractNumId w:val="0"/>
+  <w:num w:numId="8" w16cid:durableId="94133780">
+    <w:abstractNumId w:val="9"/>
   </w:num>
-  <w:num w:numId="5" w16cid:durableId="1930693981">
+  <w:num w:numId="9" w16cid:durableId="1175073058">
+    <w:abstractNumId w:val="2"/>
+  </w:num>
+  <w:num w:numId="10" w16cid:durableId="743989693">
+    <w:abstractNumId w:val="7"/>
+  </w:num>
+  <w:num w:numId="11" w16cid:durableId="1220215682">
     <w:abstractNumId w:val="5"/>
   </w:num>
-  <w:num w:numId="6" w16cid:durableId="370957086">
-    <w:abstractNumId w:val="4"/>
-  </w:num>
-  <w:num w:numId="7" w16cid:durableId="203638397">
-    <w:abstractNumId w:val="7"/>
-  </w:num>
-  <w:num w:numId="8" w16cid:durableId="268318966">
-    <w:abstractNumId w:val="9"/>
-  </w:num>
-  <w:num w:numId="9" w16cid:durableId="2130394224">
-    <w:abstractNumId w:val="6"/>
-  </w:num>
-  <w:num w:numId="10" w16cid:durableId="1962567897">
-    <w:abstractNumId w:val="1"/>
-  </w:num>
-  <w:num w:numId="11" w16cid:durableId="776173177">
-    <w:abstractNumId w:val="2"/>
-  </w:num>
-  <w:num w:numId="12" w16cid:durableId="537399950">
-    <w:abstractNumId w:val="11"/>
+  <w:num w:numId="12" w16cid:durableId="1678385797">
+    <w:abstractNumId w:val="10"/>
   </w:num>
   <w:numIdMacAtCleanup w:val="12"/>
 </w:numbering>
